--- a/Completion_Document.docx
+++ b/Completion_Document.docx
@@ -180,6 +180,15 @@
     <w:p/>
     <w:sdt>
       <w:sdtPr>
+        <w:rPr>
+          <w:rFonts w:asciiTheme="minorHAnsi" w:eastAsiaTheme="minorHAnsi" w:hAnsiTheme="minorHAnsi" w:cstheme="minorBidi"/>
+          <w:color w:val="auto"/>
+          <w:kern w:val="2"/>
+          <w:sz w:val="24"/>
+          <w:szCs w:val="24"/>
+          <w:lang w:eastAsia="en-US"/>
+          <w14:ligatures w14:val="standardContextual"/>
+        </w:rPr>
         <w:id w:val="306825893"/>
         <w:docPartObj>
           <w:docPartGallery w:val="Table of Contents"/>
@@ -188,15 +197,8 @@
       </w:sdtPr>
       <w:sdtEndPr>
         <w:rPr>
-          <w:rFonts w:asciiTheme="minorHAnsi" w:eastAsiaTheme="minorHAnsi" w:hAnsiTheme="minorHAnsi" w:cstheme="minorBidi"/>
           <w:b/>
           <w:bCs/>
-          <w:color w:val="auto"/>
-          <w:kern w:val="2"/>
-          <w:sz w:val="24"/>
-          <w:szCs w:val="24"/>
-          <w:lang w:eastAsia="en-US"/>
-          <w14:ligatures w14:val="standardContextual"/>
         </w:rPr>
       </w:sdtEndPr>
       <w:sdtContent>
@@ -215,7 +217,9 @@
               <w:tab w:val="right" w:leader="dot" w:pos="9062"/>
             </w:tabs>
             <w:rPr>
+              <w:rFonts w:eastAsiaTheme="minorEastAsia"/>
               <w:noProof/>
+              <w:lang w:eastAsia="fr-FR"/>
             </w:rPr>
           </w:pPr>
           <w:r>
@@ -227,7 +231,7 @@
           <w:r>
             <w:fldChar w:fldCharType="separate"/>
           </w:r>
-          <w:hyperlink w:anchor="_Toc191991023" w:history="1">
+          <w:hyperlink w:anchor="_Toc193450459" w:history="1">
             <w:r>
               <w:rPr>
                 <w:rStyle w:val="Lienhypertexte"/>
@@ -254,7 +258,7 @@
                 <w:noProof/>
                 <w:webHidden/>
               </w:rPr>
-              <w:instrText xml:space="preserve"> PAGEREF _Toc191991023 \h </w:instrText>
+              <w:instrText xml:space="preserve"> PAGEREF _Toc193450459 \h </w:instrText>
             </w:r>
             <w:r>
               <w:rPr>
@@ -274,7 +278,7 @@
                 <w:noProof/>
                 <w:webHidden/>
               </w:rPr>
-              <w:t>1</w:t>
+              <w:t>4</w:t>
             </w:r>
             <w:r>
               <w:rPr>
@@ -292,10 +296,12 @@
               <w:tab w:val="right" w:leader="dot" w:pos="9062"/>
             </w:tabs>
             <w:rPr>
+              <w:rFonts w:eastAsiaTheme="minorEastAsia"/>
               <w:noProof/>
+              <w:lang w:eastAsia="fr-FR"/>
             </w:rPr>
           </w:pPr>
-          <w:hyperlink w:anchor="_Toc191991024" w:history="1">
+          <w:hyperlink w:anchor="_Toc193450460" w:history="1">
             <w:r>
               <w:rPr>
                 <w:rStyle w:val="Lienhypertexte"/>
@@ -322,7 +328,7 @@
                 <w:noProof/>
                 <w:webHidden/>
               </w:rPr>
-              <w:instrText xml:space="preserve"> PAGEREF _Toc191991024 \h </w:instrText>
+              <w:instrText xml:space="preserve"> PAGEREF _Toc193450460 \h </w:instrText>
             </w:r>
             <w:r>
               <w:rPr>
@@ -342,7 +348,7 @@
                 <w:noProof/>
                 <w:webHidden/>
               </w:rPr>
-              <w:t>1</w:t>
+              <w:t>4</w:t>
             </w:r>
             <w:r>
               <w:rPr>
@@ -360,10 +366,12 @@
               <w:tab w:val="right" w:leader="dot" w:pos="9062"/>
             </w:tabs>
             <w:rPr>
+              <w:rFonts w:eastAsiaTheme="minorEastAsia"/>
               <w:noProof/>
+              <w:lang w:eastAsia="fr-FR"/>
             </w:rPr>
           </w:pPr>
-          <w:hyperlink w:anchor="_Toc191991025" w:history="1">
+          <w:hyperlink w:anchor="_Toc193450461" w:history="1">
             <w:r>
               <w:rPr>
                 <w:rStyle w:val="Lienhypertexte"/>
@@ -390,7 +398,7 @@
                 <w:noProof/>
                 <w:webHidden/>
               </w:rPr>
-              <w:instrText xml:space="preserve"> PAGEREF _Toc191991025 \h </w:instrText>
+              <w:instrText xml:space="preserve"> PAGEREF _Toc193450461 \h </w:instrText>
             </w:r>
             <w:r>
               <w:rPr>
@@ -410,7 +418,7 @@
                 <w:noProof/>
                 <w:webHidden/>
               </w:rPr>
-              <w:t>1</w:t>
+              <w:t>4</w:t>
             </w:r>
             <w:r>
               <w:rPr>
@@ -428,10 +436,12 @@
               <w:tab w:val="right" w:leader="dot" w:pos="9062"/>
             </w:tabs>
             <w:rPr>
+              <w:rFonts w:eastAsiaTheme="minorEastAsia"/>
               <w:noProof/>
+              <w:lang w:eastAsia="fr-FR"/>
             </w:rPr>
           </w:pPr>
-          <w:hyperlink w:anchor="_Toc191991026" w:history="1">
+          <w:hyperlink w:anchor="_Toc193450462" w:history="1">
             <w:r>
               <w:rPr>
                 <w:rStyle w:val="Lienhypertexte"/>
@@ -458,7 +468,7 @@
                 <w:noProof/>
                 <w:webHidden/>
               </w:rPr>
-              <w:instrText xml:space="preserve"> PAGEREF _Toc191991026 \h </w:instrText>
+              <w:instrText xml:space="preserve"> PAGEREF _Toc193450462 \h </w:instrText>
             </w:r>
             <w:r>
               <w:rPr>
@@ -478,7 +488,7 @@
                 <w:noProof/>
                 <w:webHidden/>
               </w:rPr>
-              <w:t>2</w:t>
+              <w:t>4</w:t>
             </w:r>
             <w:r>
               <w:rPr>
@@ -496,10 +506,12 @@
               <w:tab w:val="right" w:leader="dot" w:pos="9062"/>
             </w:tabs>
             <w:rPr>
+              <w:rFonts w:eastAsiaTheme="minorEastAsia"/>
               <w:noProof/>
+              <w:lang w:eastAsia="fr-FR"/>
             </w:rPr>
           </w:pPr>
-          <w:hyperlink w:anchor="_Toc191991027" w:history="1">
+          <w:hyperlink w:anchor="_Toc193450463" w:history="1">
             <w:r>
               <w:rPr>
                 <w:rStyle w:val="Lienhypertexte"/>
@@ -526,7 +538,7 @@
                 <w:noProof/>
                 <w:webHidden/>
               </w:rPr>
-              <w:instrText xml:space="preserve"> PAGEREF _Toc191991027 \h </w:instrText>
+              <w:instrText xml:space="preserve"> PAGEREF _Toc193450463 \h </w:instrText>
             </w:r>
             <w:r>
               <w:rPr>
@@ -546,7 +558,7 @@
                 <w:noProof/>
                 <w:webHidden/>
               </w:rPr>
-              <w:t>2</w:t>
+              <w:t>5</w:t>
             </w:r>
             <w:r>
               <w:rPr>
@@ -564,10 +576,12 @@
               <w:tab w:val="right" w:leader="dot" w:pos="9062"/>
             </w:tabs>
             <w:rPr>
+              <w:rFonts w:eastAsiaTheme="minorEastAsia"/>
               <w:noProof/>
+              <w:lang w:eastAsia="fr-FR"/>
             </w:rPr>
           </w:pPr>
-          <w:hyperlink w:anchor="_Toc191991028" w:history="1">
+          <w:hyperlink w:anchor="_Toc193450464" w:history="1">
             <w:r>
               <w:rPr>
                 <w:rStyle w:val="Lienhypertexte"/>
@@ -594,7 +608,7 @@
                 <w:noProof/>
                 <w:webHidden/>
               </w:rPr>
-              <w:instrText xml:space="preserve"> PAGEREF _Toc191991028 \h </w:instrText>
+              <w:instrText xml:space="preserve"> PAGEREF _Toc193450464 \h </w:instrText>
             </w:r>
             <w:r>
               <w:rPr>
@@ -614,7 +628,7 @@
                 <w:noProof/>
                 <w:webHidden/>
               </w:rPr>
-              <w:t>2</w:t>
+              <w:t>5</w:t>
             </w:r>
             <w:r>
               <w:rPr>
@@ -632,10 +646,12 @@
               <w:tab w:val="right" w:leader="dot" w:pos="9062"/>
             </w:tabs>
             <w:rPr>
+              <w:rFonts w:eastAsiaTheme="minorEastAsia"/>
               <w:noProof/>
+              <w:lang w:eastAsia="fr-FR"/>
             </w:rPr>
           </w:pPr>
-          <w:hyperlink w:anchor="_Toc191991029" w:history="1">
+          <w:hyperlink w:anchor="_Toc193450465" w:history="1">
             <w:r>
               <w:rPr>
                 <w:rStyle w:val="Lienhypertexte"/>
@@ -662,7 +678,7 @@
                 <w:noProof/>
                 <w:webHidden/>
               </w:rPr>
-              <w:instrText xml:space="preserve"> PAGEREF _Toc191991029 \h </w:instrText>
+              <w:instrText xml:space="preserve"> PAGEREF _Toc193450465 \h </w:instrText>
             </w:r>
             <w:r>
               <w:rPr>
@@ -682,7 +698,7 @@
                 <w:noProof/>
                 <w:webHidden/>
               </w:rPr>
-              <w:t>2</w:t>
+              <w:t>5</w:t>
             </w:r>
             <w:r>
               <w:rPr>
@@ -700,10 +716,12 @@
               <w:tab w:val="right" w:leader="dot" w:pos="9062"/>
             </w:tabs>
             <w:rPr>
+              <w:rFonts w:eastAsiaTheme="minorEastAsia"/>
               <w:noProof/>
+              <w:lang w:eastAsia="fr-FR"/>
             </w:rPr>
           </w:pPr>
-          <w:hyperlink w:anchor="_Toc191991030" w:history="1">
+          <w:hyperlink w:anchor="_Toc193450466" w:history="1">
             <w:r>
               <w:rPr>
                 <w:rStyle w:val="Lienhypertexte"/>
@@ -730,7 +748,7 @@
                 <w:noProof/>
                 <w:webHidden/>
               </w:rPr>
-              <w:instrText xml:space="preserve"> PAGEREF _Toc191991030 \h </w:instrText>
+              <w:instrText xml:space="preserve"> PAGEREF _Toc193450466 \h </w:instrText>
             </w:r>
             <w:r>
               <w:rPr>
@@ -750,7 +768,7 @@
                 <w:noProof/>
                 <w:webHidden/>
               </w:rPr>
-              <w:t>3</w:t>
+              <w:t>5</w:t>
             </w:r>
             <w:r>
               <w:rPr>
@@ -768,10 +786,12 @@
               <w:tab w:val="right" w:leader="dot" w:pos="9062"/>
             </w:tabs>
             <w:rPr>
+              <w:rFonts w:eastAsiaTheme="minorEastAsia"/>
               <w:noProof/>
+              <w:lang w:eastAsia="fr-FR"/>
             </w:rPr>
           </w:pPr>
-          <w:hyperlink w:anchor="_Toc191991031" w:history="1">
+          <w:hyperlink w:anchor="_Toc193450467" w:history="1">
             <w:r>
               <w:rPr>
                 <w:rStyle w:val="Lienhypertexte"/>
@@ -798,7 +818,7 @@
                 <w:noProof/>
                 <w:webHidden/>
               </w:rPr>
-              <w:instrText xml:space="preserve"> PAGEREF _Toc191991031 \h </w:instrText>
+              <w:instrText xml:space="preserve"> PAGEREF _Toc193450467 \h </w:instrText>
             </w:r>
             <w:r>
               <w:rPr>
@@ -818,7 +838,7 @@
                 <w:noProof/>
                 <w:webHidden/>
               </w:rPr>
-              <w:t>3</w:t>
+              <w:t>6</w:t>
             </w:r>
             <w:r>
               <w:rPr>
@@ -836,10 +856,12 @@
               <w:tab w:val="right" w:leader="dot" w:pos="9062"/>
             </w:tabs>
             <w:rPr>
+              <w:rFonts w:eastAsiaTheme="minorEastAsia"/>
               <w:noProof/>
+              <w:lang w:eastAsia="fr-FR"/>
             </w:rPr>
           </w:pPr>
-          <w:hyperlink w:anchor="_Toc191991032" w:history="1">
+          <w:hyperlink w:anchor="_Toc193450468" w:history="1">
             <w:r>
               <w:rPr>
                 <w:rStyle w:val="Lienhypertexte"/>
@@ -866,7 +888,7 @@
                 <w:noProof/>
                 <w:webHidden/>
               </w:rPr>
-              <w:instrText xml:space="preserve"> PAGEREF _Toc191991032 \h </w:instrText>
+              <w:instrText xml:space="preserve"> PAGEREF _Toc193450468 \h </w:instrText>
             </w:r>
             <w:r>
               <w:rPr>
@@ -886,7 +908,7 @@
                 <w:noProof/>
                 <w:webHidden/>
               </w:rPr>
-              <w:t>3</w:t>
+              <w:t>6</w:t>
             </w:r>
             <w:r>
               <w:rPr>
@@ -904,10 +926,12 @@
               <w:tab w:val="right" w:leader="dot" w:pos="9062"/>
             </w:tabs>
             <w:rPr>
+              <w:rFonts w:eastAsiaTheme="minorEastAsia"/>
               <w:noProof/>
+              <w:lang w:eastAsia="fr-FR"/>
             </w:rPr>
           </w:pPr>
-          <w:hyperlink w:anchor="_Toc191991033" w:history="1">
+          <w:hyperlink w:anchor="_Toc193450469" w:history="1">
             <w:r>
               <w:rPr>
                 <w:rStyle w:val="Lienhypertexte"/>
@@ -934,7 +958,7 @@
                 <w:noProof/>
                 <w:webHidden/>
               </w:rPr>
-              <w:instrText xml:space="preserve"> PAGEREF _Toc191991033 \h </w:instrText>
+              <w:instrText xml:space="preserve"> PAGEREF _Toc193450469 \h </w:instrText>
             </w:r>
             <w:r>
               <w:rPr>
@@ -954,7 +978,637 @@
                 <w:noProof/>
                 <w:webHidden/>
               </w:rPr>
-              <w:t>3</w:t>
+              <w:t>6</w:t>
+            </w:r>
+            <w:r>
+              <w:rPr>
+                <w:noProof/>
+                <w:webHidden/>
+              </w:rPr>
+              <w:fldChar w:fldCharType="end"/>
+            </w:r>
+          </w:hyperlink>
+        </w:p>
+        <w:p>
+          <w:pPr>
+            <w:pStyle w:val="TM3"/>
+            <w:tabs>
+              <w:tab w:val="right" w:leader="dot" w:pos="9062"/>
+            </w:tabs>
+            <w:rPr>
+              <w:rFonts w:eastAsiaTheme="minorEastAsia"/>
+              <w:noProof/>
+              <w:lang w:eastAsia="fr-FR"/>
+            </w:rPr>
+          </w:pPr>
+          <w:hyperlink w:anchor="_Toc193450470" w:history="1">
+            <w:r>
+              <w:rPr>
+                <w:rStyle w:val="Lienhypertexte"/>
+                <w:noProof/>
+              </w:rPr>
+              <w:t>Présentation du prototype microservices</w:t>
+            </w:r>
+            <w:r>
+              <w:rPr>
+                <w:noProof/>
+                <w:webHidden/>
+              </w:rPr>
+              <w:tab/>
+            </w:r>
+            <w:r>
+              <w:rPr>
+                <w:noProof/>
+                <w:webHidden/>
+              </w:rPr>
+              <w:fldChar w:fldCharType="begin"/>
+            </w:r>
+            <w:r>
+              <w:rPr>
+                <w:noProof/>
+                <w:webHidden/>
+              </w:rPr>
+              <w:instrText xml:space="preserve"> PAGEREF _Toc193450470 \h </w:instrText>
+            </w:r>
+            <w:r>
+              <w:rPr>
+                <w:noProof/>
+                <w:webHidden/>
+              </w:rPr>
+            </w:r>
+            <w:r>
+              <w:rPr>
+                <w:noProof/>
+                <w:webHidden/>
+              </w:rPr>
+              <w:fldChar w:fldCharType="separate"/>
+            </w:r>
+            <w:r>
+              <w:rPr>
+                <w:noProof/>
+                <w:webHidden/>
+              </w:rPr>
+              <w:t>6</w:t>
+            </w:r>
+            <w:r>
+              <w:rPr>
+                <w:noProof/>
+                <w:webHidden/>
+              </w:rPr>
+              <w:fldChar w:fldCharType="end"/>
+            </w:r>
+          </w:hyperlink>
+        </w:p>
+        <w:p>
+          <w:pPr>
+            <w:pStyle w:val="TM3"/>
+            <w:tabs>
+              <w:tab w:val="right" w:leader="dot" w:pos="9062"/>
+            </w:tabs>
+            <w:rPr>
+              <w:rFonts w:eastAsiaTheme="minorEastAsia"/>
+              <w:noProof/>
+              <w:lang w:eastAsia="fr-FR"/>
+            </w:rPr>
+          </w:pPr>
+          <w:hyperlink w:anchor="_Toc193450471" w:history="1">
+            <w:r>
+              <w:rPr>
+                <w:rStyle w:val="Lienhypertexte"/>
+                <w:noProof/>
+              </w:rPr>
+              <w:t>Respect des principes</w:t>
+            </w:r>
+            <w:r>
+              <w:rPr>
+                <w:noProof/>
+                <w:webHidden/>
+              </w:rPr>
+              <w:tab/>
+            </w:r>
+            <w:r>
+              <w:rPr>
+                <w:noProof/>
+                <w:webHidden/>
+              </w:rPr>
+              <w:fldChar w:fldCharType="begin"/>
+            </w:r>
+            <w:r>
+              <w:rPr>
+                <w:noProof/>
+                <w:webHidden/>
+              </w:rPr>
+              <w:instrText xml:space="preserve"> PAGEREF _Toc193450471 \h </w:instrText>
+            </w:r>
+            <w:r>
+              <w:rPr>
+                <w:noProof/>
+                <w:webHidden/>
+              </w:rPr>
+            </w:r>
+            <w:r>
+              <w:rPr>
+                <w:noProof/>
+                <w:webHidden/>
+              </w:rPr>
+              <w:fldChar w:fldCharType="separate"/>
+            </w:r>
+            <w:r>
+              <w:rPr>
+                <w:noProof/>
+                <w:webHidden/>
+              </w:rPr>
+              <w:t>7</w:t>
+            </w:r>
+            <w:r>
+              <w:rPr>
+                <w:noProof/>
+                <w:webHidden/>
+              </w:rPr>
+              <w:fldChar w:fldCharType="end"/>
+            </w:r>
+          </w:hyperlink>
+        </w:p>
+        <w:p>
+          <w:pPr>
+            <w:pStyle w:val="TM1"/>
+            <w:tabs>
+              <w:tab w:val="right" w:leader="dot" w:pos="9062"/>
+            </w:tabs>
+            <w:rPr>
+              <w:rFonts w:eastAsiaTheme="minorEastAsia"/>
+              <w:noProof/>
+              <w:lang w:eastAsia="fr-FR"/>
+            </w:rPr>
+          </w:pPr>
+          <w:hyperlink w:anchor="_Toc193450472" w:history="1">
+            <w:r>
+              <w:rPr>
+                <w:rStyle w:val="Lienhypertexte"/>
+                <w:noProof/>
+              </w:rPr>
+              <w:t>3.2 Analyse de l’écart et prochaines étapes</w:t>
+            </w:r>
+            <w:r>
+              <w:rPr>
+                <w:noProof/>
+                <w:webHidden/>
+              </w:rPr>
+              <w:tab/>
+            </w:r>
+            <w:r>
+              <w:rPr>
+                <w:noProof/>
+                <w:webHidden/>
+              </w:rPr>
+              <w:fldChar w:fldCharType="begin"/>
+            </w:r>
+            <w:r>
+              <w:rPr>
+                <w:noProof/>
+                <w:webHidden/>
+              </w:rPr>
+              <w:instrText xml:space="preserve"> PAGEREF _Toc193450472 \h </w:instrText>
+            </w:r>
+            <w:r>
+              <w:rPr>
+                <w:noProof/>
+                <w:webHidden/>
+              </w:rPr>
+            </w:r>
+            <w:r>
+              <w:rPr>
+                <w:noProof/>
+                <w:webHidden/>
+              </w:rPr>
+              <w:fldChar w:fldCharType="separate"/>
+            </w:r>
+            <w:r>
+              <w:rPr>
+                <w:noProof/>
+                <w:webHidden/>
+              </w:rPr>
+              <w:t>8</w:t>
+            </w:r>
+            <w:r>
+              <w:rPr>
+                <w:noProof/>
+                <w:webHidden/>
+              </w:rPr>
+              <w:fldChar w:fldCharType="end"/>
+            </w:r>
+          </w:hyperlink>
+        </w:p>
+        <w:p>
+          <w:pPr>
+            <w:pStyle w:val="TM1"/>
+            <w:tabs>
+              <w:tab w:val="right" w:leader="dot" w:pos="9062"/>
+            </w:tabs>
+            <w:rPr>
+              <w:rFonts w:eastAsiaTheme="minorEastAsia"/>
+              <w:noProof/>
+              <w:lang w:eastAsia="fr-FR"/>
+            </w:rPr>
+          </w:pPr>
+          <w:hyperlink w:anchor="_Toc193450473" w:history="1">
+            <w:r>
+              <w:rPr>
+                <w:rStyle w:val="Lienhypertexte"/>
+                <w:noProof/>
+              </w:rPr>
+              <w:t>3.3 Conformité RGPD</w:t>
+            </w:r>
+            <w:r>
+              <w:rPr>
+                <w:noProof/>
+                <w:webHidden/>
+              </w:rPr>
+              <w:tab/>
+            </w:r>
+            <w:r>
+              <w:rPr>
+                <w:noProof/>
+                <w:webHidden/>
+              </w:rPr>
+              <w:fldChar w:fldCharType="begin"/>
+            </w:r>
+            <w:r>
+              <w:rPr>
+                <w:noProof/>
+                <w:webHidden/>
+              </w:rPr>
+              <w:instrText xml:space="preserve"> PAGEREF _Toc193450473 \h </w:instrText>
+            </w:r>
+            <w:r>
+              <w:rPr>
+                <w:noProof/>
+                <w:webHidden/>
+              </w:rPr>
+            </w:r>
+            <w:r>
+              <w:rPr>
+                <w:noProof/>
+                <w:webHidden/>
+              </w:rPr>
+              <w:fldChar w:fldCharType="separate"/>
+            </w:r>
+            <w:r>
+              <w:rPr>
+                <w:noProof/>
+                <w:webHidden/>
+              </w:rPr>
+              <w:t>8</w:t>
+            </w:r>
+            <w:r>
+              <w:rPr>
+                <w:noProof/>
+                <w:webHidden/>
+              </w:rPr>
+              <w:fldChar w:fldCharType="end"/>
+            </w:r>
+          </w:hyperlink>
+        </w:p>
+        <w:p>
+          <w:pPr>
+            <w:pStyle w:val="TM1"/>
+            <w:tabs>
+              <w:tab w:val="right" w:leader="dot" w:pos="9062"/>
+            </w:tabs>
+            <w:rPr>
+              <w:rFonts w:eastAsiaTheme="minorEastAsia"/>
+              <w:noProof/>
+              <w:lang w:eastAsia="fr-FR"/>
+            </w:rPr>
+          </w:pPr>
+          <w:hyperlink w:anchor="_Toc193450474" w:history="1">
+            <w:r>
+              <w:rPr>
+                <w:rStyle w:val="Lienhypertexte"/>
+                <w:noProof/>
+              </w:rPr>
+              <w:t>3.4 Point sur la sécurité</w:t>
+            </w:r>
+            <w:r>
+              <w:rPr>
+                <w:noProof/>
+                <w:webHidden/>
+              </w:rPr>
+              <w:tab/>
+            </w:r>
+            <w:r>
+              <w:rPr>
+                <w:noProof/>
+                <w:webHidden/>
+              </w:rPr>
+              <w:fldChar w:fldCharType="begin"/>
+            </w:r>
+            <w:r>
+              <w:rPr>
+                <w:noProof/>
+                <w:webHidden/>
+              </w:rPr>
+              <w:instrText xml:space="preserve"> PAGEREF _Toc193450474 \h </w:instrText>
+            </w:r>
+            <w:r>
+              <w:rPr>
+                <w:noProof/>
+                <w:webHidden/>
+              </w:rPr>
+            </w:r>
+            <w:r>
+              <w:rPr>
+                <w:noProof/>
+                <w:webHidden/>
+              </w:rPr>
+              <w:fldChar w:fldCharType="separate"/>
+            </w:r>
+            <w:r>
+              <w:rPr>
+                <w:noProof/>
+                <w:webHidden/>
+              </w:rPr>
+              <w:t>9</w:t>
+            </w:r>
+            <w:r>
+              <w:rPr>
+                <w:noProof/>
+                <w:webHidden/>
+              </w:rPr>
+              <w:fldChar w:fldCharType="end"/>
+            </w:r>
+          </w:hyperlink>
+        </w:p>
+        <w:p>
+          <w:pPr>
+            <w:pStyle w:val="TM3"/>
+            <w:tabs>
+              <w:tab w:val="right" w:leader="dot" w:pos="9062"/>
+            </w:tabs>
+            <w:rPr>
+              <w:rFonts w:eastAsiaTheme="minorEastAsia"/>
+              <w:noProof/>
+              <w:lang w:eastAsia="fr-FR"/>
+            </w:rPr>
+          </w:pPr>
+          <w:hyperlink w:anchor="_Toc193450475" w:history="1">
+            <w:r>
+              <w:rPr>
+                <w:rStyle w:val="Lienhypertexte"/>
+                <w:noProof/>
+              </w:rPr>
+              <w:t>Utilisation de chiffrement :</w:t>
+            </w:r>
+            <w:r>
+              <w:rPr>
+                <w:noProof/>
+                <w:webHidden/>
+              </w:rPr>
+              <w:tab/>
+            </w:r>
+            <w:r>
+              <w:rPr>
+                <w:noProof/>
+                <w:webHidden/>
+              </w:rPr>
+              <w:fldChar w:fldCharType="begin"/>
+            </w:r>
+            <w:r>
+              <w:rPr>
+                <w:noProof/>
+                <w:webHidden/>
+              </w:rPr>
+              <w:instrText xml:space="preserve"> PAGEREF _Toc193450475 \h </w:instrText>
+            </w:r>
+            <w:r>
+              <w:rPr>
+                <w:noProof/>
+                <w:webHidden/>
+              </w:rPr>
+            </w:r>
+            <w:r>
+              <w:rPr>
+                <w:noProof/>
+                <w:webHidden/>
+              </w:rPr>
+              <w:fldChar w:fldCharType="separate"/>
+            </w:r>
+            <w:r>
+              <w:rPr>
+                <w:noProof/>
+                <w:webHidden/>
+              </w:rPr>
+              <w:t>9</w:t>
+            </w:r>
+            <w:r>
+              <w:rPr>
+                <w:noProof/>
+                <w:webHidden/>
+              </w:rPr>
+              <w:fldChar w:fldCharType="end"/>
+            </w:r>
+          </w:hyperlink>
+        </w:p>
+        <w:p>
+          <w:pPr>
+            <w:pStyle w:val="TM3"/>
+            <w:tabs>
+              <w:tab w:val="right" w:leader="dot" w:pos="9062"/>
+            </w:tabs>
+            <w:rPr>
+              <w:rFonts w:eastAsiaTheme="minorEastAsia"/>
+              <w:noProof/>
+              <w:lang w:eastAsia="fr-FR"/>
+            </w:rPr>
+          </w:pPr>
+          <w:hyperlink w:anchor="_Toc193450476" w:history="1">
+            <w:r>
+              <w:rPr>
+                <w:rStyle w:val="Lienhypertexte"/>
+                <w:noProof/>
+              </w:rPr>
+              <w:t>L’importance d’utiliser un orchestrator en termes de résilience et d’observabilité pour une architecture micro service</w:t>
+            </w:r>
+            <w:r>
+              <w:rPr>
+                <w:noProof/>
+                <w:webHidden/>
+              </w:rPr>
+              <w:tab/>
+            </w:r>
+            <w:r>
+              <w:rPr>
+                <w:noProof/>
+                <w:webHidden/>
+              </w:rPr>
+              <w:fldChar w:fldCharType="begin"/>
+            </w:r>
+            <w:r>
+              <w:rPr>
+                <w:noProof/>
+                <w:webHidden/>
+              </w:rPr>
+              <w:instrText xml:space="preserve"> PAGEREF _Toc193450476 \h </w:instrText>
+            </w:r>
+            <w:r>
+              <w:rPr>
+                <w:noProof/>
+                <w:webHidden/>
+              </w:rPr>
+            </w:r>
+            <w:r>
+              <w:rPr>
+                <w:noProof/>
+                <w:webHidden/>
+              </w:rPr>
+              <w:fldChar w:fldCharType="separate"/>
+            </w:r>
+            <w:r>
+              <w:rPr>
+                <w:noProof/>
+                <w:webHidden/>
+              </w:rPr>
+              <w:t>10</w:t>
+            </w:r>
+            <w:r>
+              <w:rPr>
+                <w:noProof/>
+                <w:webHidden/>
+              </w:rPr>
+              <w:fldChar w:fldCharType="end"/>
+            </w:r>
+          </w:hyperlink>
+        </w:p>
+        <w:p>
+          <w:pPr>
+            <w:pStyle w:val="TM3"/>
+            <w:tabs>
+              <w:tab w:val="right" w:leader="dot" w:pos="9062"/>
+            </w:tabs>
+            <w:rPr>
+              <w:rFonts w:eastAsiaTheme="minorEastAsia"/>
+              <w:noProof/>
+              <w:lang w:eastAsia="fr-FR"/>
+            </w:rPr>
+          </w:pPr>
+          <w:hyperlink w:anchor="_Toc193450477" w:history="1">
+            <w:r>
+              <w:rPr>
+                <w:rStyle w:val="Lienhypertexte"/>
+                <w:noProof/>
+              </w:rPr>
+              <w:t>Possibilité pour réaliser des tests :</w:t>
+            </w:r>
+            <w:r>
+              <w:rPr>
+                <w:noProof/>
+                <w:webHidden/>
+              </w:rPr>
+              <w:tab/>
+            </w:r>
+            <w:r>
+              <w:rPr>
+                <w:noProof/>
+                <w:webHidden/>
+              </w:rPr>
+              <w:fldChar w:fldCharType="begin"/>
+            </w:r>
+            <w:r>
+              <w:rPr>
+                <w:noProof/>
+                <w:webHidden/>
+              </w:rPr>
+              <w:instrText xml:space="preserve"> PAGEREF _Toc193450477 \h </w:instrText>
+            </w:r>
+            <w:r>
+              <w:rPr>
+                <w:noProof/>
+                <w:webHidden/>
+              </w:rPr>
+            </w:r>
+            <w:r>
+              <w:rPr>
+                <w:noProof/>
+                <w:webHidden/>
+              </w:rPr>
+              <w:fldChar w:fldCharType="separate"/>
+            </w:r>
+            <w:r>
+              <w:rPr>
+                <w:noProof/>
+                <w:webHidden/>
+              </w:rPr>
+              <w:t>10</w:t>
+            </w:r>
+            <w:r>
+              <w:rPr>
+                <w:noProof/>
+                <w:webHidden/>
+              </w:rPr>
+              <w:fldChar w:fldCharType="end"/>
+            </w:r>
+          </w:hyperlink>
+        </w:p>
+        <w:p>
+          <w:pPr>
+            <w:pStyle w:val="TM3"/>
+            <w:tabs>
+              <w:tab w:val="right" w:leader="dot" w:pos="9062"/>
+            </w:tabs>
+            <w:rPr>
+              <w:rFonts w:eastAsiaTheme="minorEastAsia"/>
+              <w:noProof/>
+              <w:lang w:eastAsia="fr-FR"/>
+            </w:rPr>
+          </w:pPr>
+          <w:hyperlink w:anchor="_Toc193450478" w:history="1">
+            <w:r>
+              <w:rPr>
+                <w:rStyle w:val="Lienhypertexte"/>
+                <w:noProof/>
+              </w:rPr>
+              <w:t>Rôles :</w:t>
+            </w:r>
+            <w:r>
+              <w:rPr>
+                <w:noProof/>
+                <w:webHidden/>
+              </w:rPr>
+              <w:tab/>
+            </w:r>
+            <w:r>
+              <w:rPr>
+                <w:noProof/>
+                <w:webHidden/>
+              </w:rPr>
+              <w:fldChar w:fldCharType="begin"/>
+            </w:r>
+            <w:r>
+              <w:rPr>
+                <w:noProof/>
+                <w:webHidden/>
+              </w:rPr>
+              <w:instrText xml:space="preserve"> PAGEREF _Toc193450478 \h </w:instrText>
+            </w:r>
+            <w:r>
+              <w:rPr>
+                <w:noProof/>
+                <w:webHidden/>
+              </w:rPr>
+            </w:r>
+            <w:r>
+              <w:rPr>
+                <w:noProof/>
+                <w:webHidden/>
+              </w:rPr>
+              <w:fldChar w:fldCharType="separate"/>
+            </w:r>
+            <w:r>
+              <w:rPr>
+                <w:noProof/>
+                <w:webHidden/>
+              </w:rPr>
+              <w:t>10</w:t>
             </w:r>
             <w:r>
               <w:rPr>
@@ -972,16 +1626,18 @@
               <w:tab w:val="right" w:leader="dot" w:pos="9062"/>
             </w:tabs>
             <w:rPr>
+              <w:rFonts w:eastAsiaTheme="minorEastAsia"/>
               <w:noProof/>
+              <w:lang w:eastAsia="fr-FR"/>
             </w:rPr>
           </w:pPr>
-          <w:hyperlink w:anchor="_Toc191991034" w:history="1">
+          <w:hyperlink w:anchor="_Toc193450479" w:history="1">
             <w:r>
               <w:rPr>
                 <w:rStyle w:val="Lienhypertexte"/>
                 <w:noProof/>
               </w:rPr>
-              <w:t>Présentation du prototype microservices</w:t>
+              <w:t>Recommandations générales</w:t>
             </w:r>
             <w:r>
               <w:rPr>
@@ -1002,7 +1658,7 @@
                 <w:noProof/>
                 <w:webHidden/>
               </w:rPr>
-              <w:instrText xml:space="preserve"> PAGEREF _Toc191991034 \h </w:instrText>
+              <w:instrText xml:space="preserve"> PAGEREF _Toc193450479 \h </w:instrText>
             </w:r>
             <w:r>
               <w:rPr>
@@ -1022,7 +1678,7 @@
                 <w:noProof/>
                 <w:webHidden/>
               </w:rPr>
-              <w:t>3</w:t>
+              <w:t>11</w:t>
             </w:r>
             <w:r>
               <w:rPr>
@@ -1040,16 +1696,18 @@
               <w:tab w:val="right" w:leader="dot" w:pos="9062"/>
             </w:tabs>
             <w:rPr>
+              <w:rFonts w:eastAsiaTheme="minorEastAsia"/>
               <w:noProof/>
+              <w:lang w:eastAsia="fr-FR"/>
             </w:rPr>
           </w:pPr>
-          <w:hyperlink w:anchor="_Toc191991035" w:history="1">
+          <w:hyperlink w:anchor="_Toc193450480" w:history="1">
             <w:r>
               <w:rPr>
                 <w:rStyle w:val="Lienhypertexte"/>
                 <w:noProof/>
               </w:rPr>
-              <w:t>3.2 Analyse de l’écart et prochaines étapes</w:t>
+              <w:t>Prochaines étapes :</w:t>
             </w:r>
             <w:r>
               <w:rPr>
@@ -1070,7 +1728,7 @@
                 <w:noProof/>
                 <w:webHidden/>
               </w:rPr>
-              <w:instrText xml:space="preserve"> PAGEREF _Toc191991035 \h </w:instrText>
+              <w:instrText xml:space="preserve"> PAGEREF _Toc193450480 \h </w:instrText>
             </w:r>
             <w:r>
               <w:rPr>
@@ -1090,7 +1748,77 @@
                 <w:noProof/>
                 <w:webHidden/>
               </w:rPr>
-              <w:t>4</w:t>
+              <w:t>14</w:t>
+            </w:r>
+            <w:r>
+              <w:rPr>
+                <w:noProof/>
+                <w:webHidden/>
+              </w:rPr>
+              <w:fldChar w:fldCharType="end"/>
+            </w:r>
+          </w:hyperlink>
+        </w:p>
+        <w:p>
+          <w:pPr>
+            <w:pStyle w:val="TM3"/>
+            <w:tabs>
+              <w:tab w:val="right" w:leader="dot" w:pos="9062"/>
+            </w:tabs>
+            <w:rPr>
+              <w:rFonts w:eastAsiaTheme="minorEastAsia"/>
+              <w:noProof/>
+              <w:lang w:eastAsia="fr-FR"/>
+            </w:rPr>
+          </w:pPr>
+          <w:hyperlink w:anchor="_Toc193450481" w:history="1">
+            <w:r>
+              <w:rPr>
+                <w:rStyle w:val="Lienhypertexte"/>
+                <w:noProof/>
+              </w:rPr>
+              <w:t>Détail sur l’observalité et la résilience :</w:t>
+            </w:r>
+            <w:r>
+              <w:rPr>
+                <w:noProof/>
+                <w:webHidden/>
+              </w:rPr>
+              <w:tab/>
+            </w:r>
+            <w:r>
+              <w:rPr>
+                <w:noProof/>
+                <w:webHidden/>
+              </w:rPr>
+              <w:fldChar w:fldCharType="begin"/>
+            </w:r>
+            <w:r>
+              <w:rPr>
+                <w:noProof/>
+                <w:webHidden/>
+              </w:rPr>
+              <w:instrText xml:space="preserve"> PAGEREF _Toc193450481 \h </w:instrText>
+            </w:r>
+            <w:r>
+              <w:rPr>
+                <w:noProof/>
+                <w:webHidden/>
+              </w:rPr>
+            </w:r>
+            <w:r>
+              <w:rPr>
+                <w:noProof/>
+                <w:webHidden/>
+              </w:rPr>
+              <w:fldChar w:fldCharType="separate"/>
+            </w:r>
+            <w:r>
+              <w:rPr>
+                <w:noProof/>
+                <w:webHidden/>
+              </w:rPr>
+              <w:t>15</w:t>
             </w:r>
             <w:r>
               <w:rPr>
@@ -1108,16 +1836,18 @@
               <w:tab w:val="right" w:leader="dot" w:pos="9062"/>
             </w:tabs>
             <w:rPr>
+              <w:rFonts w:eastAsiaTheme="minorEastAsia"/>
               <w:noProof/>
+              <w:lang w:eastAsia="fr-FR"/>
             </w:rPr>
           </w:pPr>
-          <w:hyperlink w:anchor="_Toc191991036" w:history="1">
+          <w:hyperlink w:anchor="_Toc193450482" w:history="1">
             <w:r>
               <w:rPr>
                 <w:rStyle w:val="Lienhypertexte"/>
                 <w:noProof/>
               </w:rPr>
-              <w:t>Prochaines étapes :</w:t>
+              <w:t>Conclusion et utilité de ce document :</w:t>
             </w:r>
             <w:r>
               <w:rPr>
@@ -1138,7 +1868,7 @@
                 <w:noProof/>
                 <w:webHidden/>
               </w:rPr>
-              <w:instrText xml:space="preserve"> PAGEREF _Toc191991036 \h </w:instrText>
+              <w:instrText xml:space="preserve"> PAGEREF _Toc193450482 \h </w:instrText>
             </w:r>
             <w:r>
               <w:rPr>
@@ -1158,75 +1888,7 @@
                 <w:noProof/>
                 <w:webHidden/>
               </w:rPr>
-              <w:t>5</w:t>
-            </w:r>
-            <w:r>
-              <w:rPr>
-                <w:noProof/>
-                <w:webHidden/>
-              </w:rPr>
-              <w:fldChar w:fldCharType="end"/>
-            </w:r>
-          </w:hyperlink>
-        </w:p>
-        <w:p>
-          <w:pPr>
-            <w:pStyle w:val="TM1"/>
-            <w:tabs>
-              <w:tab w:val="right" w:leader="dot" w:pos="9062"/>
-            </w:tabs>
-            <w:rPr>
-              <w:noProof/>
-            </w:rPr>
-          </w:pPr>
-          <w:hyperlink w:anchor="_Toc191991037" w:history="1">
-            <w:r>
-              <w:rPr>
-                <w:rStyle w:val="Lienhypertexte"/>
-                <w:noProof/>
-              </w:rPr>
-              <w:t>Conclusion et utilité de ce document :</w:t>
-            </w:r>
-            <w:r>
-              <w:rPr>
-                <w:noProof/>
-                <w:webHidden/>
-              </w:rPr>
-              <w:tab/>
-            </w:r>
-            <w:r>
-              <w:rPr>
-                <w:noProof/>
-                <w:webHidden/>
-              </w:rPr>
-              <w:fldChar w:fldCharType="begin"/>
-            </w:r>
-            <w:r>
-              <w:rPr>
-                <w:noProof/>
-                <w:webHidden/>
-              </w:rPr>
-              <w:instrText xml:space="preserve"> PAGEREF _Toc191991037 \h </w:instrText>
-            </w:r>
-            <w:r>
-              <w:rPr>
-                <w:noProof/>
-                <w:webHidden/>
-              </w:rPr>
-            </w:r>
-            <w:r>
-              <w:rPr>
-                <w:noProof/>
-                <w:webHidden/>
-              </w:rPr>
-              <w:fldChar w:fldCharType="separate"/>
-            </w:r>
-            <w:r>
-              <w:rPr>
-                <w:noProof/>
-                <w:webHidden/>
-              </w:rPr>
-              <w:t>5</w:t>
+              <w:t>15</w:t>
             </w:r>
             <w:r>
               <w:rPr>
@@ -1250,6 +1912,7 @@
     </w:sdt>
     <w:p>
       <w:r>
+        <w:lastRenderedPageBreak/>
         <w:br w:type="page"/>
       </w:r>
     </w:p>
@@ -1258,7 +1921,7 @@
       <w:pPr>
         <w:pStyle w:val="Titre1"/>
       </w:pPr>
-      <w:bookmarkStart w:id="0" w:name="_Toc191991023"/>
+      <w:bookmarkStart w:id="0" w:name="_Toc193450459"/>
       <w:r>
         <w:t>1. Objet du document</w:t>
       </w:r>
@@ -1381,18 +2044,12 @@
         <w:t xml:space="preserve"> pour la gestion des hôpitaux, de l’authentification et d’un service de calcul de distance.</w:t>
       </w:r>
     </w:p>
-    <w:p>
-      <w:r>
-        <w:pict w14:anchorId="692BC3D2">
-          <v:rect id="_x0000_i1086" style="width:0;height:1.5pt" o:hralign="center" o:hrstd="t" o:hr="t" fillcolor="#a0a0a0" stroked="f"/>
-        </w:pict>
-      </w:r>
-    </w:p>
+    <w:p/>
     <w:p>
       <w:pPr>
         <w:pStyle w:val="Titre1"/>
       </w:pPr>
-      <w:bookmarkStart w:id="1" w:name="_Toc191991024"/>
+      <w:bookmarkStart w:id="1" w:name="_Toc193450460"/>
       <w:r>
         <w:t>2. Mises à jour proposées pour la Déclaration des travaux d’architecture</w:t>
       </w:r>
@@ -1448,7 +2105,7 @@
       </w:r>
     </w:p>
     <w:p>
-      <w:bookmarkStart w:id="2" w:name="_Toc191991025"/>
+      <w:bookmarkStart w:id="2" w:name="_Toc193450461"/>
       <w:r>
         <w:rPr>
           <w:rStyle w:val="Titre2Car"/>
@@ -1584,7 +2241,7 @@
         <w:t xml:space="preserve"> “Distance”</w:t>
       </w:r>
       <w:r>
-        <w:t xml:space="preserve"> pour calculer ou simuler la distance entre deux emplacements, appelé directement par le </w:t>
+        <w:t xml:space="preserve"> pour calculer la distance entre deux emplacements, appelé directement par le </w:t>
       </w:r>
       <w:proofErr w:type="spellStart"/>
       <w:r>
@@ -1599,7 +2256,7 @@
       <w:pPr>
         <w:pStyle w:val="Titre2"/>
       </w:pPr>
-      <w:bookmarkStart w:id="3" w:name="_Toc191991026"/>
+      <w:bookmarkStart w:id="3" w:name="_Toc193450462"/>
       <w:proofErr w:type="spellStart"/>
       <w:r>
         <w:t>Front-end</w:t>
@@ -1661,6 +2318,17 @@
       </w:pPr>
       <w:r>
         <w:lastRenderedPageBreak/>
+        <w:t>Consultation du détail d’un hôpital</w:t>
+      </w:r>
+    </w:p>
+    <w:p>
+      <w:pPr>
+        <w:numPr>
+          <w:ilvl w:val="1"/>
+          <w:numId w:val="17"/>
+        </w:numPr>
+      </w:pPr>
+      <w:r>
         <w:t>Gestion d’un login/</w:t>
       </w:r>
       <w:proofErr w:type="spellStart"/>
@@ -1682,9 +2350,31 @@
     </w:p>
     <w:p>
       <w:pPr>
+        <w:numPr>
+          <w:ilvl w:val="1"/>
+          <w:numId w:val="17"/>
+        </w:numPr>
+      </w:pPr>
+      <w:r>
+        <w:t xml:space="preserve">Recherche d’un hôpital par critère </w:t>
+      </w:r>
+    </w:p>
+    <w:p>
+      <w:pPr>
+        <w:numPr>
+          <w:ilvl w:val="1"/>
+          <w:numId w:val="17"/>
+        </w:numPr>
+      </w:pPr>
+      <w:r>
+        <w:t>Consulter le profil d’un utilisateur</w:t>
+      </w:r>
+    </w:p>
+    <w:p>
+      <w:pPr>
         <w:pStyle w:val="Titre2"/>
       </w:pPr>
-      <w:bookmarkStart w:id="4" w:name="_Toc191991027"/>
+      <w:bookmarkStart w:id="4" w:name="_Toc193450463"/>
       <w:r>
         <w:t>Respect des principes</w:t>
       </w:r>
@@ -1719,7 +2409,18 @@
         </w:numPr>
       </w:pPr>
       <w:r>
-        <w:t>L’intégration et la livraison se font de manière continue (principe B3), avec un pipeline CI/CD (même rudimentaire) lancé à chaque push.</w:t>
+        <w:t xml:space="preserve">L’intégration et la livraison se font de manière continue (principe B3), avec un pipeline CI/CD (même rudimentaire) lancé à </w:t>
+      </w:r>
+      <w:r>
+        <w:t xml:space="preserve">merge </w:t>
+      </w:r>
+      <w:proofErr w:type="spellStart"/>
+      <w:r>
+        <w:t>request</w:t>
+      </w:r>
+      <w:proofErr w:type="spellEnd"/>
+      <w:r>
+        <w:t>.</w:t>
       </w:r>
     </w:p>
     <w:p>
@@ -1730,7 +2431,13 @@
         </w:numPr>
       </w:pPr>
       <w:r>
-        <w:t>Les tests sont automatisés (principe B4), incluant des tests unitaires et quelques tests d’intégration pour vérifier la communication entre Hospital et Distance.</w:t>
+        <w:t>Les tests sont automatisés (principe B4), incluant des tests unitaires et quelques tests d’intégratio</w:t>
+      </w:r>
+      <w:r>
+        <w:t>n</w:t>
+      </w:r>
+      <w:r>
+        <w:t>.</w:t>
       </w:r>
     </w:p>
     <w:p>
@@ -1762,7 +2469,7 @@
       <w:pPr>
         <w:pStyle w:val="Titre2"/>
       </w:pPr>
-      <w:bookmarkStart w:id="5" w:name="_Toc191991028"/>
+      <w:bookmarkStart w:id="5" w:name="_Toc193450464"/>
       <w:r>
         <w:t>2.2 Livrables de travail</w:t>
       </w:r>
@@ -1905,7 +2612,7 @@
       <w:pPr>
         <w:pStyle w:val="Titre2"/>
       </w:pPr>
-      <w:bookmarkStart w:id="6" w:name="_Toc191991029"/>
+      <w:bookmarkStart w:id="6" w:name="_Toc193450465"/>
       <w:r>
         <w:t>2.3 Critères et procédures d’acceptation</w:t>
       </w:r>
@@ -1939,7 +2646,7 @@
       <w:pPr>
         <w:pStyle w:val="Titre2"/>
       </w:pPr>
-      <w:bookmarkStart w:id="7" w:name="_Toc191991030"/>
+      <w:bookmarkStart w:id="7" w:name="_Toc193450466"/>
       <w:r>
         <w:t xml:space="preserve">Critères retenus pour juger la réussite de la </w:t>
       </w:r>
@@ -1995,6 +2702,7 @@
           <w:b/>
           <w:bCs/>
         </w:rPr>
+        <w:lastRenderedPageBreak/>
         <w:t>Authentification opérationnelle</w:t>
       </w:r>
       <w:r>
@@ -2034,7 +2742,6 @@
           <w:b/>
           <w:bCs/>
         </w:rPr>
-        <w:lastRenderedPageBreak/>
         <w:t>Front Vue.js</w:t>
       </w:r>
       <w:r>
@@ -2043,9 +2750,72 @@
     </w:p>
     <w:p>
       <w:pPr>
+        <w:numPr>
+          <w:ilvl w:val="0"/>
+          <w:numId w:val="20"/>
+        </w:numPr>
+      </w:pPr>
+      <w:r>
+        <w:rPr>
+          <w:b/>
+          <w:bCs/>
+        </w:rPr>
+        <w:t xml:space="preserve">Mise en place </w:t>
+      </w:r>
+      <w:proofErr w:type="gramStart"/>
+      <w:r>
+        <w:rPr>
+          <w:b/>
+          <w:bCs/>
+        </w:rPr>
+        <w:t>de User</w:t>
+      </w:r>
+      <w:proofErr w:type="gramEnd"/>
+      <w:r>
+        <w:rPr>
+          <w:b/>
+          <w:bCs/>
+        </w:rPr>
+        <w:t xml:space="preserve"> : </w:t>
+      </w:r>
+      <w:proofErr w:type="spellStart"/>
+      <w:r>
+        <w:rPr>
+          <w:b/>
+          <w:bCs/>
+        </w:rPr>
+        <w:t>token</w:t>
+      </w:r>
+      <w:proofErr w:type="spellEnd"/>
+      <w:r>
+        <w:rPr>
+          <w:b/>
+          <w:bCs/>
+        </w:rPr>
+        <w:t xml:space="preserve"> JWT et </w:t>
+      </w:r>
+      <w:proofErr w:type="spellStart"/>
+      <w:r>
+        <w:rPr>
+          <w:b/>
+          <w:bCs/>
+        </w:rPr>
+        <w:t>authentifcation</w:t>
+      </w:r>
+      <w:proofErr w:type="spellEnd"/>
+      <w:r>
+        <w:rPr>
+          <w:b/>
+          <w:bCs/>
+        </w:rPr>
+        <w:t>.</w:t>
+      </w:r>
+    </w:p>
+    <w:p>
+      <w:pPr>
         <w:pStyle w:val="Titre2"/>
       </w:pPr>
-      <w:bookmarkStart w:id="8" w:name="_Toc191991031"/>
+      <w:bookmarkStart w:id="8" w:name="_Toc193450467"/>
       <w:r>
         <w:t>Procédures d’acceptation :</w:t>
       </w:r>
@@ -2108,18 +2878,12 @@
         <w:t xml:space="preserve"> Distance depuis le front.</w:t>
       </w:r>
     </w:p>
-    <w:p>
-      <w:r>
-        <w:pict w14:anchorId="4F043C4F">
-          <v:rect id="_x0000_i1087" style="width:0;height:1.5pt" o:hralign="center" o:hrstd="t" o:hr="t" fillcolor="#a0a0a0" stroked="f"/>
-        </w:pict>
-      </w:r>
-    </w:p>
+    <w:p/>
     <w:p>
       <w:pPr>
         <w:pStyle w:val="Titre1"/>
       </w:pPr>
-      <w:bookmarkStart w:id="9" w:name="_Toc191991032"/>
+      <w:bookmarkStart w:id="9" w:name="_Toc193450468"/>
       <w:r>
         <w:t>3. Mises à jour proposées pour le Document de définition de l’architecture</w:t>
       </w:r>
@@ -2129,7 +2893,7 @@
       <w:pPr>
         <w:pStyle w:val="Titre2"/>
       </w:pPr>
-      <w:bookmarkStart w:id="10" w:name="_Toc191991033"/>
+      <w:bookmarkStart w:id="10" w:name="_Toc193450469"/>
       <w:r>
         <w:t>3.1 Architecture métier, données, applications, technologie</w:t>
       </w:r>
@@ -2151,9 +2915,9 @@
     </w:p>
     <w:p>
       <w:pPr>
-        <w:pStyle w:val="Titre2"/>
-      </w:pPr>
-      <w:bookmarkStart w:id="11" w:name="_Toc191991034"/>
+        <w:pStyle w:val="Titre3"/>
+      </w:pPr>
+      <w:bookmarkStart w:id="11" w:name="_Toc193450470"/>
       <w:r>
         <w:t xml:space="preserve">Présentation du prototype </w:t>
       </w:r>
@@ -2277,6 +3041,7 @@
           <w:b/>
           <w:bCs/>
         </w:rPr>
+        <w:lastRenderedPageBreak/>
         <w:t>Java Spring Boot</w:t>
       </w:r>
       <w:r>
@@ -2353,7 +3118,6 @@
           <w:b/>
           <w:bCs/>
         </w:rPr>
-        <w:lastRenderedPageBreak/>
         <w:t>Mécanismes de sécurité</w:t>
       </w:r>
       <w:r>
@@ -2369,13 +3133,14 @@
       </w:r>
     </w:p>
     <w:p>
-      <w:r>
-        <w:rPr>
-          <w:b/>
-          <w:bCs/>
-        </w:rPr>
+      <w:pPr>
+        <w:pStyle w:val="Titre3"/>
+      </w:pPr>
+      <w:bookmarkStart w:id="12" w:name="_Toc193450471"/>
+      <w:r>
         <w:t>Respect des principes</w:t>
       </w:r>
+      <w:bookmarkEnd w:id="12"/>
     </w:p>
     <w:p>
       <w:pPr>
@@ -2424,6 +3189,9 @@
         <w:jc w:val="center"/>
       </w:pPr>
       <w:r>
+        <w:rPr>
+          <w:noProof/>
+        </w:rPr>
         <w:drawing>
           <wp:inline distT="0" distB="0" distL="0" distR="0" wp14:anchorId="778FB354" wp14:editId="4541FBB0">
             <wp:extent cx="2385267" cy="4816257"/>
@@ -2467,11 +3235,12 @@
       <w:pPr>
         <w:pStyle w:val="Titre1"/>
       </w:pPr>
-      <w:bookmarkStart w:id="12" w:name="_Toc191991035"/>
-      <w:r>
+      <w:bookmarkStart w:id="13" w:name="_Toc193450472"/>
+      <w:r>
+        <w:lastRenderedPageBreak/>
         <w:t>3.2 Analyse de l’écart et prochaines étapes</w:t>
       </w:r>
-      <w:bookmarkEnd w:id="12"/>
+      <w:bookmarkEnd w:id="13"/>
     </w:p>
     <w:p>
       <w:r>
@@ -2504,7 +3273,6 @@
           <w:b/>
           <w:bCs/>
         </w:rPr>
-        <w:lastRenderedPageBreak/>
         <w:t xml:space="preserve">Constats </w:t>
       </w:r>
       <w:proofErr w:type="gramStart"/>
@@ -2664,16 +3432,1872 @@
       <w:r>
         <w:t>.</w:t>
       </w:r>
+      <w:r>
+        <w:t xml:space="preserve"> </w:t>
+      </w:r>
     </w:p>
     <w:p>
       <w:pPr>
         <w:pStyle w:val="Titre1"/>
       </w:pPr>
-      <w:bookmarkStart w:id="13" w:name="_Toc191991036"/>
+      <w:bookmarkStart w:id="14" w:name="_Toc193450473"/>
+      <w:r>
+        <w:t>3.</w:t>
+      </w:r>
+      <w:r>
+        <w:t>3</w:t>
+      </w:r>
+      <w:r>
+        <w:t xml:space="preserve"> </w:t>
+      </w:r>
+      <w:r>
+        <w:t>Conformité RGPD</w:t>
+      </w:r>
+      <w:bookmarkEnd w:id="14"/>
+      <w:r>
+        <w:t xml:space="preserve"> </w:t>
+      </w:r>
+    </w:p>
+    <w:p>
+      <w:pPr>
+        <w:pStyle w:val="NormalWeb"/>
+        <w:ind w:left="360"/>
+        <w:jc w:val="both"/>
+        <w:rPr>
+          <w:rFonts w:asciiTheme="minorHAnsi" w:hAnsiTheme="minorHAnsi"/>
+        </w:rPr>
+      </w:pPr>
+      <w:r>
+        <w:rPr>
+          <w:rFonts w:asciiTheme="minorHAnsi" w:hAnsiTheme="minorHAnsi"/>
+        </w:rPr>
+        <w:t xml:space="preserve">L'architecture </w:t>
+      </w:r>
+      <w:proofErr w:type="spellStart"/>
+      <w:r>
+        <w:rPr>
+          <w:rFonts w:asciiTheme="minorHAnsi" w:hAnsiTheme="minorHAnsi"/>
+        </w:rPr>
+        <w:t>microservices</w:t>
+      </w:r>
+      <w:proofErr w:type="spellEnd"/>
+      <w:r>
+        <w:rPr>
+          <w:rFonts w:asciiTheme="minorHAnsi" w:hAnsiTheme="minorHAnsi"/>
+        </w:rPr>
+        <w:t xml:space="preserve"> peut être conçue de manière à être conforme au Règlement Général sur la Protection des Données (RGPD) en mettant en œuvre les mesures de sécurité appropriées pour protéger les données personnelles des utilisateurs. Cela comprend la mise en place de contrôles d'accès stricts, la sécurisation des communications et des données, ainsi que la mise en place de mécanismes de consentement et de droits des utilisateurs.</w:t>
+      </w:r>
+    </w:p>
+    <w:p>
+      <w:pPr>
+        <w:pStyle w:val="NormalWeb"/>
+        <w:jc w:val="both"/>
+        <w:rPr>
+          <w:rFonts w:asciiTheme="minorHAnsi" w:hAnsiTheme="minorHAnsi"/>
+        </w:rPr>
+      </w:pPr>
+      <w:r>
+        <w:rPr>
+          <w:rFonts w:asciiTheme="minorHAnsi" w:hAnsiTheme="minorHAnsi"/>
+        </w:rPr>
+        <w:t>Pour rendre conforme la nouvelle architecture aux exigences du RGPD (Règlement Général sur la Protection des Données), voici quelques étapes et bonnes pratiques à suivre :</w:t>
+      </w:r>
+    </w:p>
+    <w:p>
+      <w:pPr>
+        <w:pStyle w:val="NormalWeb"/>
+        <w:numPr>
+          <w:ilvl w:val="0"/>
+          <w:numId w:val="27"/>
+        </w:numPr>
+        <w:jc w:val="both"/>
+        <w:rPr>
+          <w:rFonts w:asciiTheme="minorHAnsi" w:hAnsiTheme="minorHAnsi"/>
+        </w:rPr>
+      </w:pPr>
+      <w:r>
+        <w:rPr>
+          <w:rStyle w:val="lev"/>
+          <w:rFonts w:asciiTheme="minorHAnsi" w:eastAsiaTheme="majorEastAsia" w:hAnsiTheme="minorHAnsi"/>
+        </w:rPr>
+        <w:t>Analyse des Données :</w:t>
+      </w:r>
+      <w:r>
+        <w:rPr>
+          <w:rFonts w:asciiTheme="minorHAnsi" w:hAnsiTheme="minorHAnsi"/>
+        </w:rPr>
+        <w:t xml:space="preserve"> Identifier les données personnelles collectées, stockées et traitées par le système. Cela peut inclure des informations telles que les noms, les adresses e-mail</w:t>
+      </w:r>
+      <w:r>
+        <w:rPr>
+          <w:rFonts w:asciiTheme="minorHAnsi" w:hAnsiTheme="minorHAnsi"/>
+        </w:rPr>
+        <w:t>s</w:t>
+      </w:r>
+      <w:r>
+        <w:rPr>
+          <w:rFonts w:asciiTheme="minorHAnsi" w:hAnsiTheme="minorHAnsi"/>
+        </w:rPr>
+        <w:t>, les numéros de téléphone, etc.</w:t>
+      </w:r>
+    </w:p>
+    <w:p>
+      <w:pPr>
+        <w:pStyle w:val="NormalWeb"/>
+        <w:numPr>
+          <w:ilvl w:val="0"/>
+          <w:numId w:val="27"/>
+        </w:numPr>
+        <w:jc w:val="both"/>
+        <w:rPr>
+          <w:rFonts w:asciiTheme="minorHAnsi" w:hAnsiTheme="minorHAnsi"/>
+        </w:rPr>
+      </w:pPr>
+      <w:r>
+        <w:rPr>
+          <w:rStyle w:val="lev"/>
+          <w:rFonts w:asciiTheme="minorHAnsi" w:eastAsiaTheme="majorEastAsia" w:hAnsiTheme="minorHAnsi"/>
+        </w:rPr>
+        <w:t>Minimisation des Données :</w:t>
+      </w:r>
+      <w:r>
+        <w:rPr>
+          <w:rFonts w:asciiTheme="minorHAnsi" w:hAnsiTheme="minorHAnsi"/>
+        </w:rPr>
+        <w:t xml:space="preserve"> Limiter la collecte et le traitement des données personnelles aux seules informations nécessaires à des fins spécifiques. Éviter de collecter des données excessives ou non pertinentes pour le but du traitement.</w:t>
+      </w:r>
+    </w:p>
+    <w:p>
+      <w:pPr>
+        <w:pStyle w:val="NormalWeb"/>
+        <w:numPr>
+          <w:ilvl w:val="0"/>
+          <w:numId w:val="27"/>
+        </w:numPr>
+        <w:jc w:val="both"/>
+        <w:rPr>
+          <w:rFonts w:asciiTheme="minorHAnsi" w:hAnsiTheme="minorHAnsi"/>
+        </w:rPr>
+      </w:pPr>
+      <w:r>
+        <w:rPr>
+          <w:rStyle w:val="lev"/>
+          <w:rFonts w:asciiTheme="minorHAnsi" w:eastAsiaTheme="majorEastAsia" w:hAnsiTheme="minorHAnsi"/>
+        </w:rPr>
+        <w:t>Consentement et Transparence :</w:t>
+      </w:r>
+      <w:r>
+        <w:rPr>
+          <w:rFonts w:asciiTheme="minorHAnsi" w:hAnsiTheme="minorHAnsi"/>
+        </w:rPr>
+        <w:t xml:space="preserve"> Obtenir le consentement explicite des utilisateurs avant de collecter ou de traiter leurs données personnelles. Fournir des informations claires et compréhensibles sur la manière dont les données seront utilisées, et permettez aux utilisateurs de retirer leur consentement à tout moment.</w:t>
+      </w:r>
+    </w:p>
+    <w:p>
+      <w:pPr>
+        <w:pStyle w:val="NormalWeb"/>
+        <w:numPr>
+          <w:ilvl w:val="0"/>
+          <w:numId w:val="27"/>
+        </w:numPr>
+        <w:jc w:val="both"/>
+        <w:rPr>
+          <w:rFonts w:asciiTheme="minorHAnsi" w:hAnsiTheme="minorHAnsi"/>
+        </w:rPr>
+      </w:pPr>
+      <w:r>
+        <w:rPr>
+          <w:rStyle w:val="lev"/>
+          <w:rFonts w:asciiTheme="minorHAnsi" w:eastAsiaTheme="majorEastAsia" w:hAnsiTheme="minorHAnsi"/>
+        </w:rPr>
+        <w:lastRenderedPageBreak/>
+        <w:t>Sécurité des Données :</w:t>
+      </w:r>
+      <w:r>
+        <w:rPr>
+          <w:rFonts w:asciiTheme="minorHAnsi" w:hAnsiTheme="minorHAnsi"/>
+        </w:rPr>
+        <w:t xml:space="preserve"> Mettre en place des mesures de sécurité robustes pour protéger les données personnelles contre les accès non autorisés, les fuites ou les pertes. Cela peut inclure le chiffrement des données, l'authentification forte, la surveillance des accès, etc.</w:t>
+      </w:r>
+    </w:p>
+    <w:p>
+      <w:pPr>
+        <w:pStyle w:val="NormalWeb"/>
+        <w:numPr>
+          <w:ilvl w:val="0"/>
+          <w:numId w:val="27"/>
+        </w:numPr>
+        <w:jc w:val="both"/>
+        <w:rPr>
+          <w:rFonts w:asciiTheme="minorHAnsi" w:hAnsiTheme="minorHAnsi"/>
+        </w:rPr>
+      </w:pPr>
+      <w:r>
+        <w:rPr>
+          <w:rStyle w:val="lev"/>
+          <w:rFonts w:asciiTheme="minorHAnsi" w:eastAsiaTheme="majorEastAsia" w:hAnsiTheme="minorHAnsi"/>
+        </w:rPr>
+        <w:t>Droits des Personnes Concernées :</w:t>
+      </w:r>
+      <w:r>
+        <w:rPr>
+          <w:rFonts w:asciiTheme="minorHAnsi" w:hAnsiTheme="minorHAnsi"/>
+        </w:rPr>
+        <w:t xml:space="preserve"> S’assurer que les utilisateurs peuvent exercer leurs droits conformément au RGPD, tels que le droit d'accès, le droit de rectification, le droit à l'effacement, etc. Mettre en place des processus pour répondre rapidement et efficacement à ces demandes.</w:t>
+      </w:r>
+    </w:p>
+    <w:p>
+      <w:pPr>
+        <w:pStyle w:val="NormalWeb"/>
+        <w:numPr>
+          <w:ilvl w:val="0"/>
+          <w:numId w:val="27"/>
+        </w:numPr>
+        <w:jc w:val="both"/>
+        <w:rPr>
+          <w:rFonts w:asciiTheme="minorHAnsi" w:hAnsiTheme="minorHAnsi"/>
+        </w:rPr>
+      </w:pPr>
+      <w:r>
+        <w:rPr>
+          <w:rStyle w:val="lev"/>
+          <w:rFonts w:asciiTheme="minorHAnsi" w:eastAsiaTheme="majorEastAsia" w:hAnsiTheme="minorHAnsi"/>
+        </w:rPr>
+        <w:t>Gestion des Sous-Traitants :</w:t>
+      </w:r>
+      <w:r>
+        <w:rPr>
+          <w:rFonts w:asciiTheme="minorHAnsi" w:hAnsiTheme="minorHAnsi"/>
+        </w:rPr>
+        <w:t xml:space="preserve"> Veiller à ce que les sous-traitants qui traitent des données personnelles au nom de Web Sonic respectent également les exigences du RGPD. </w:t>
+      </w:r>
+      <w:r>
+        <w:rPr>
+          <w:rFonts w:asciiTheme="minorHAnsi" w:hAnsiTheme="minorHAnsi"/>
+        </w:rPr>
+        <w:t>S’assurer</w:t>
+      </w:r>
+      <w:r>
+        <w:rPr>
+          <w:rFonts w:asciiTheme="minorHAnsi" w:hAnsiTheme="minorHAnsi"/>
+        </w:rPr>
+        <w:t xml:space="preserve"> de conclure des contrats de traitement des données (DPA) avec ces sous-traitants pour garantir la conformité.</w:t>
+      </w:r>
+    </w:p>
+    <w:p>
+      <w:pPr>
+        <w:pStyle w:val="NormalWeb"/>
+        <w:numPr>
+          <w:ilvl w:val="0"/>
+          <w:numId w:val="27"/>
+        </w:numPr>
+        <w:jc w:val="both"/>
+        <w:rPr>
+          <w:rFonts w:asciiTheme="minorHAnsi" w:hAnsiTheme="minorHAnsi"/>
+        </w:rPr>
+      </w:pPr>
+      <w:r>
+        <w:rPr>
+          <w:rStyle w:val="lev"/>
+          <w:rFonts w:asciiTheme="minorHAnsi" w:eastAsiaTheme="majorEastAsia" w:hAnsiTheme="minorHAnsi"/>
+        </w:rPr>
+        <w:t>Évaluation d'Impact sur la Protection des Données (EIPD) :</w:t>
+      </w:r>
+      <w:r>
+        <w:rPr>
+          <w:rFonts w:asciiTheme="minorHAnsi" w:hAnsiTheme="minorHAnsi"/>
+        </w:rPr>
+        <w:t xml:space="preserve"> Effectuer une EIPD pour évaluer les risques pour la vie privée associés au traitement des données personnelles et mettre en place des mesures pour atténuer ces risques.</w:t>
+      </w:r>
+    </w:p>
+    <w:p>
+      <w:pPr>
+        <w:pStyle w:val="NormalWeb"/>
+        <w:numPr>
+          <w:ilvl w:val="0"/>
+          <w:numId w:val="27"/>
+        </w:numPr>
+        <w:jc w:val="both"/>
+        <w:rPr>
+          <w:rFonts w:asciiTheme="minorHAnsi" w:hAnsiTheme="minorHAnsi"/>
+        </w:rPr>
+      </w:pPr>
+      <w:r>
+        <w:rPr>
+          <w:rStyle w:val="lev"/>
+          <w:rFonts w:asciiTheme="minorHAnsi" w:eastAsiaTheme="majorEastAsia" w:hAnsiTheme="minorHAnsi"/>
+        </w:rPr>
+        <w:t>Formation et Sensibilisation :</w:t>
+      </w:r>
+      <w:r>
+        <w:rPr>
+          <w:rFonts w:asciiTheme="minorHAnsi" w:hAnsiTheme="minorHAnsi"/>
+        </w:rPr>
+        <w:t xml:space="preserve"> Sensibiliser et former le personnel sur les principes et les exigences du RGPD, ainsi que sur les meilleures pratiques en matière de protection des données. S’assurer que tous les employés comprennent leur rôle et leurs responsabilités en matière de protection des données.</w:t>
+      </w:r>
+      <w:r>
+        <w:rPr>
+          <w:rFonts w:asciiTheme="minorHAnsi" w:hAnsiTheme="minorHAnsi"/>
+        </w:rPr>
+        <w:t xml:space="preserve"> </w:t>
+      </w:r>
+    </w:p>
+    <w:p>
+      <w:pPr>
+        <w:pStyle w:val="NormalWeb"/>
+        <w:numPr>
+          <w:ilvl w:val="0"/>
+          <w:numId w:val="27"/>
+        </w:numPr>
+        <w:jc w:val="both"/>
+        <w:rPr>
+          <w:rFonts w:asciiTheme="minorHAnsi" w:hAnsiTheme="minorHAnsi"/>
+        </w:rPr>
+      </w:pPr>
+      <w:r>
+        <w:rPr>
+          <w:rStyle w:val="lev"/>
+          <w:rFonts w:asciiTheme="minorHAnsi" w:eastAsiaTheme="majorEastAsia" w:hAnsiTheme="minorHAnsi"/>
+        </w:rPr>
+        <w:t>Conformité avec la CNIL :</w:t>
+      </w:r>
+      <w:r>
+        <w:rPr>
+          <w:rFonts w:asciiTheme="minorHAnsi" w:hAnsiTheme="minorHAnsi"/>
+        </w:rPr>
+        <w:t xml:space="preserve"> </w:t>
+      </w:r>
+    </w:p>
+    <w:p>
+      <w:pPr>
+        <w:pStyle w:val="NormalWeb"/>
+        <w:numPr>
+          <w:ilvl w:val="1"/>
+          <w:numId w:val="24"/>
+        </w:numPr>
+        <w:jc w:val="both"/>
+        <w:rPr>
+          <w:rFonts w:asciiTheme="minorHAnsi" w:hAnsiTheme="minorHAnsi"/>
+        </w:rPr>
+      </w:pPr>
+      <w:r>
+        <w:rPr>
+          <w:b/>
+          <w:bCs/>
+        </w:rPr>
+        <w:t>Veille Réglementaire</w:t>
+      </w:r>
+      <w:r>
+        <w:t xml:space="preserve"> : Se tenir informé des mises à jour des recommandations, avis et guides pratiques émis par la CNIL. </w:t>
+      </w:r>
+    </w:p>
+    <w:p>
+      <w:pPr>
+        <w:pStyle w:val="Paragraphedeliste"/>
+        <w:numPr>
+          <w:ilvl w:val="1"/>
+          <w:numId w:val="24"/>
+        </w:numPr>
+        <w:spacing w:after="0" w:line="240" w:lineRule="auto"/>
+        <w:rPr>
+          <w:rFonts w:ascii="Times New Roman" w:eastAsia="Times New Roman" w:hAnsi="Times New Roman" w:cs="Times New Roman"/>
+          <w:kern w:val="0"/>
+          <w:lang w:eastAsia="fr-FR"/>
+          <w14:ligatures w14:val="none"/>
+        </w:rPr>
+      </w:pPr>
+      <w:r>
+        <w:rPr>
+          <w:rFonts w:ascii="Times New Roman" w:eastAsia="Times New Roman" w:hAnsi="Times New Roman" w:cs="Times New Roman"/>
+          <w:b/>
+          <w:bCs/>
+          <w:kern w:val="0"/>
+          <w:lang w:eastAsia="fr-FR"/>
+          <w14:ligatures w14:val="none"/>
+        </w:rPr>
+        <w:t>Dialogue et Collaboration</w:t>
+      </w:r>
+      <w:r>
+        <w:rPr>
+          <w:rFonts w:ascii="Times New Roman" w:eastAsia="Times New Roman" w:hAnsi="Times New Roman" w:cs="Times New Roman"/>
+          <w:kern w:val="0"/>
+          <w:lang w:eastAsia="fr-FR"/>
+          <w14:ligatures w14:val="none"/>
+        </w:rPr>
+        <w:t xml:space="preserve"> : Établir un contact régulier avec la CNIL afin de s'assurer que les pratiques mises en œuvre restent en phase avec les évolutions réglementaires. </w:t>
+      </w:r>
+    </w:p>
+    <w:p>
+      <w:pPr>
+        <w:pStyle w:val="Paragraphedeliste"/>
+        <w:numPr>
+          <w:ilvl w:val="1"/>
+          <w:numId w:val="24"/>
+        </w:numPr>
+        <w:spacing w:after="0" w:line="240" w:lineRule="auto"/>
+        <w:rPr>
+          <w:rFonts w:ascii="Times New Roman" w:eastAsia="Times New Roman" w:hAnsi="Times New Roman" w:cs="Times New Roman"/>
+          <w:kern w:val="0"/>
+          <w:lang w:eastAsia="fr-FR"/>
+          <w14:ligatures w14:val="none"/>
+        </w:rPr>
+      </w:pPr>
+      <w:r>
+        <w:rPr>
+          <w:rFonts w:ascii="Times New Roman" w:eastAsia="Times New Roman" w:hAnsi="Times New Roman" w:cs="Times New Roman"/>
+          <w:b/>
+          <w:bCs/>
+          <w:kern w:val="0"/>
+          <w:lang w:eastAsia="fr-FR"/>
+          <w14:ligatures w14:val="none"/>
+        </w:rPr>
+        <w:t>Déclarations et Autorisations</w:t>
+      </w:r>
+      <w:r>
+        <w:rPr>
+          <w:rFonts w:ascii="Times New Roman" w:eastAsia="Times New Roman" w:hAnsi="Times New Roman" w:cs="Times New Roman"/>
+          <w:kern w:val="0"/>
+          <w:lang w:eastAsia="fr-FR"/>
+          <w14:ligatures w14:val="none"/>
+        </w:rPr>
+        <w:t xml:space="preserve"> : Dans certains cas, notamment pour des traitements sensibles, il peut être nécessaire de réaliser une déclaration ou de solliciter une autorisation auprès de la CNIL. </w:t>
+      </w:r>
+    </w:p>
+    <w:p>
+      <w:pPr>
+        <w:pStyle w:val="Paragraphedeliste"/>
+        <w:numPr>
+          <w:ilvl w:val="1"/>
+          <w:numId w:val="24"/>
+        </w:numPr>
+        <w:spacing w:after="0" w:line="240" w:lineRule="auto"/>
+        <w:rPr>
+          <w:rFonts w:ascii="Times New Roman" w:eastAsia="Times New Roman" w:hAnsi="Times New Roman" w:cs="Times New Roman"/>
+          <w:kern w:val="0"/>
+          <w:lang w:eastAsia="fr-FR"/>
+          <w14:ligatures w14:val="none"/>
+        </w:rPr>
+      </w:pPr>
+      <w:r>
+        <w:rPr>
+          <w:rFonts w:ascii="Times New Roman" w:eastAsia="Times New Roman" w:hAnsi="Times New Roman" w:cs="Times New Roman"/>
+          <w:b/>
+          <w:bCs/>
+          <w:kern w:val="0"/>
+          <w:lang w:eastAsia="fr-FR"/>
+          <w14:ligatures w14:val="none"/>
+        </w:rPr>
+        <w:t>Audits et Contrôles</w:t>
+      </w:r>
+      <w:r>
+        <w:rPr>
+          <w:rFonts w:ascii="Times New Roman" w:eastAsia="Times New Roman" w:hAnsi="Times New Roman" w:cs="Times New Roman"/>
+          <w:kern w:val="0"/>
+          <w:lang w:eastAsia="fr-FR"/>
+          <w14:ligatures w14:val="none"/>
+        </w:rPr>
+        <w:t xml:space="preserve"> : Mettre en place des audits internes et, si besoin, des audits en collaboration avec la CNIL pour vérifier le respect des obligations légales et la mise en œuvre effective des mesures de protection. </w:t>
+      </w:r>
+    </w:p>
+    <w:p>
+      <w:pPr>
+        <w:pStyle w:val="Titre1"/>
+      </w:pPr>
+      <w:bookmarkStart w:id="15" w:name="_Toc193450474"/>
+      <w:r>
+        <w:t>3.</w:t>
+      </w:r>
+      <w:r>
+        <w:t>4</w:t>
+      </w:r>
+      <w:r>
+        <w:t xml:space="preserve"> </w:t>
+      </w:r>
+      <w:r>
+        <w:t>Point sur la sécurité</w:t>
+      </w:r>
+      <w:bookmarkEnd w:id="15"/>
+      <w:r>
+        <w:t xml:space="preserve"> </w:t>
+      </w:r>
+    </w:p>
+    <w:p>
+      <w:pPr>
+        <w:pStyle w:val="Titre3"/>
+      </w:pPr>
+      <w:bookmarkStart w:id="16" w:name="_Toc193450475"/>
+      <w:r>
+        <w:t>Utilisation de chiffrement :</w:t>
+      </w:r>
+      <w:bookmarkEnd w:id="16"/>
+    </w:p>
+    <w:p>
+      <w:pPr>
+        <w:jc w:val="both"/>
+      </w:pPr>
+      <w:r>
+        <w:t xml:space="preserve"> </w:t>
+      </w:r>
+      <w:r>
+        <w:tab/>
+      </w:r>
+      <w:r>
+        <w:t xml:space="preserve">L'utilisation de HTTPS est cruciale car elle permet de chiffrer les données échangées entre l'utilisateur et le serveur, assurant ainsi que les informations sensibles restent confidentielles et protégées contre les interceptions malveillantes. Contrairement à HTTP, qui transmet les données en clair, HTTPS intègre des protocoles de sécurité qui garantissent l'intégrité et l'authenticité des communications, réduisant considérablement le risque d'attaques de type man-in-the-middle. Adopter HTTPS est donc indispensable pour instaurer un climat de confiance auprès des utilisateurs et </w:t>
+      </w:r>
+      <w:r>
+        <w:lastRenderedPageBreak/>
+        <w:t>sécuriser les échanges de données dans un environnement numérique de plus en plus vulnérable aux cybermenaces.</w:t>
+      </w:r>
+      <w:r>
+        <w:t xml:space="preserve"> </w:t>
+      </w:r>
+    </w:p>
+    <w:p>
+      <w:pPr>
+        <w:pStyle w:val="Titre3"/>
+      </w:pPr>
+      <w:bookmarkStart w:id="17" w:name="_Toc193450476"/>
+      <w:r>
+        <w:t xml:space="preserve">L’importance d’utiliser un </w:t>
+      </w:r>
+      <w:proofErr w:type="spellStart"/>
+      <w:r>
+        <w:t>orchestrator</w:t>
+      </w:r>
+      <w:proofErr w:type="spellEnd"/>
+      <w:r>
+        <w:t xml:space="preserve"> en termes de résilience et d’observabilité pour une architecture </w:t>
+      </w:r>
+      <w:proofErr w:type="gramStart"/>
+      <w:r>
+        <w:t>micro service</w:t>
+      </w:r>
+      <w:bookmarkEnd w:id="17"/>
+      <w:proofErr w:type="gramEnd"/>
+    </w:p>
+    <w:p>
+      <w:pPr>
+        <w:jc w:val="both"/>
+      </w:pPr>
+      <w:r>
+        <w:t xml:space="preserve">Dans une architecture </w:t>
+      </w:r>
+      <w:proofErr w:type="spellStart"/>
+      <w:r>
+        <w:t>microservices</w:t>
+      </w:r>
+      <w:proofErr w:type="spellEnd"/>
+      <w:r>
+        <w:t xml:space="preserve">, un orchestrateur joue un rôle crucial pour assurer la gestion et la coordination efficace de l'ensemble des composants. Par exemple, avec des outils comme </w:t>
+      </w:r>
+      <w:proofErr w:type="spellStart"/>
+      <w:r>
+        <w:t>Kubernetes</w:t>
+      </w:r>
+      <w:proofErr w:type="spellEnd"/>
+      <w:r>
+        <w:t xml:space="preserve"> ou Docker </w:t>
+      </w:r>
+      <w:proofErr w:type="spellStart"/>
+      <w:r>
+        <w:t>Swarm</w:t>
+      </w:r>
+      <w:proofErr w:type="spellEnd"/>
+      <w:r>
+        <w:t>, l'orchestrateur permet de :</w:t>
+      </w:r>
+    </w:p>
+    <w:p>
+      <w:pPr>
+        <w:numPr>
+          <w:ilvl w:val="0"/>
+          <w:numId w:val="35"/>
+        </w:numPr>
+        <w:jc w:val="both"/>
+      </w:pPr>
+      <w:r>
+        <w:rPr>
+          <w:b/>
+          <w:bCs/>
+        </w:rPr>
+        <w:t>Automatiser le déploiement et la mise à l'échelle</w:t>
+      </w:r>
+      <w:r>
+        <w:t xml:space="preserve"> : Il gère le déploiement des conteneurs, assure le </w:t>
+      </w:r>
+      <w:proofErr w:type="spellStart"/>
+      <w:r>
+        <w:t>scaling</w:t>
+      </w:r>
+      <w:proofErr w:type="spellEnd"/>
+      <w:r>
+        <w:t xml:space="preserve"> horizontal des services en fonction de la charge et peut déployer des mises à jour de manière progressive (</w:t>
+      </w:r>
+      <w:proofErr w:type="spellStart"/>
+      <w:r>
+        <w:t>rolling</w:t>
+      </w:r>
+      <w:proofErr w:type="spellEnd"/>
+      <w:r>
+        <w:t xml:space="preserve"> updates) sans interruption de service.</w:t>
+      </w:r>
+    </w:p>
+    <w:p>
+      <w:pPr>
+        <w:numPr>
+          <w:ilvl w:val="0"/>
+          <w:numId w:val="35"/>
+        </w:numPr>
+        <w:jc w:val="both"/>
+      </w:pPr>
+      <w:r>
+        <w:rPr>
+          <w:b/>
+          <w:bCs/>
+        </w:rPr>
+        <w:t>Assurer la résilience et la haute disponibilité</w:t>
+      </w:r>
+      <w:r>
+        <w:t xml:space="preserve"> : En surveillant en continu l'état des conteneurs, l'orchestrateur redémarre automatiquement ceux qui échouent et répartit la charge pour éviter les surcharges sur un seul nœud.</w:t>
+      </w:r>
+    </w:p>
+    <w:p>
+      <w:pPr>
+        <w:numPr>
+          <w:ilvl w:val="0"/>
+          <w:numId w:val="35"/>
+        </w:numPr>
+        <w:jc w:val="both"/>
+      </w:pPr>
+      <w:r>
+        <w:rPr>
+          <w:b/>
+          <w:bCs/>
+        </w:rPr>
+        <w:t>Faciliter la gestion du réseau et la découverte des services</w:t>
+      </w:r>
+      <w:r>
+        <w:t xml:space="preserve"> : Il configure automatiquement la communication entre les différents </w:t>
+      </w:r>
+      <w:proofErr w:type="spellStart"/>
+      <w:r>
+        <w:t>microservices</w:t>
+      </w:r>
+      <w:proofErr w:type="spellEnd"/>
+      <w:r>
+        <w:t>, simplifiant ainsi l'interopérabilité et le routage des requêtes.</w:t>
+      </w:r>
+    </w:p>
+    <w:p>
+      <w:pPr>
+        <w:jc w:val="both"/>
+      </w:pPr>
+    </w:p>
+    <w:p>
+      <w:pPr>
+        <w:jc w:val="both"/>
+      </w:pPr>
+    </w:p>
+    <w:p>
+      <w:pPr>
+        <w:pStyle w:val="Titre3"/>
+      </w:pPr>
+      <w:bookmarkStart w:id="18" w:name="_Toc193450477"/>
+      <w:r>
+        <w:t>Possibilité pour réaliser des tests :</w:t>
+      </w:r>
+      <w:bookmarkEnd w:id="18"/>
+    </w:p>
+    <w:p>
+      <w:pPr>
+        <w:ind w:firstLine="708"/>
+        <w:jc w:val="both"/>
+      </w:pPr>
+      <w:r>
+        <w:t xml:space="preserve"> </w:t>
+      </w:r>
+      <w:proofErr w:type="spellStart"/>
+      <w:r>
+        <w:t>ParrotOS</w:t>
+      </w:r>
+      <w:proofErr w:type="spellEnd"/>
+      <w:r>
+        <w:t xml:space="preserve">, une distribution Linux spécialement conçue pour la sécurité et le test de pénétration, offre un environnement optimal pour simuler des attaques et identifier les vulnérabilités d'une application. Qu'il s'agisse d'une application en phase de preuve de concept (POC) ou d'une application finale, utiliser </w:t>
+      </w:r>
+      <w:proofErr w:type="spellStart"/>
+      <w:r>
+        <w:t>ParrotOS</w:t>
+      </w:r>
+      <w:proofErr w:type="spellEnd"/>
+      <w:r>
+        <w:t xml:space="preserve"> permet d'exploiter une large gamme d'outils de </w:t>
+      </w:r>
+      <w:proofErr w:type="gramStart"/>
+      <w:r>
+        <w:t>sécurité</w:t>
+      </w:r>
+      <w:r>
+        <w:t>(</w:t>
+      </w:r>
+      <w:proofErr w:type="spellStart"/>
+      <w:proofErr w:type="gramEnd"/>
+      <w:r>
+        <w:t>database</w:t>
+      </w:r>
+      <w:proofErr w:type="spellEnd"/>
+      <w:r>
+        <w:t xml:space="preserve"> exploit par exemple)</w:t>
+      </w:r>
+      <w:r>
+        <w:t xml:space="preserve"> pour détecter et corriger les failles avant qu'elles ne soient exploitées par des acteurs malveillants. Ce processus de test de pénétration est crucial pour renforcer la sécurité globale du système, assurer la protection des données sensibles et instaurer un climat de confiance auprès des utilisateurs, tout en se conformant aux exigences réglementaires en matière de protection des données.</w:t>
+      </w:r>
+      <w:r>
+        <w:t xml:space="preserve"> </w:t>
+      </w:r>
+    </w:p>
+    <w:p>
+      <w:pPr>
+        <w:ind w:firstLine="708"/>
+        <w:jc w:val="both"/>
+      </w:pPr>
+    </w:p>
+    <w:p>
+      <w:pPr>
+        <w:pStyle w:val="Titre3"/>
+      </w:pPr>
+      <w:bookmarkStart w:id="19" w:name="_Toc193450478"/>
+      <w:r>
+        <w:t>Rôles :</w:t>
+      </w:r>
+      <w:bookmarkEnd w:id="19"/>
+      <w:r>
+        <w:t xml:space="preserve"> </w:t>
+      </w:r>
+    </w:p>
+    <w:p>
+      <w:pPr>
+        <w:ind w:firstLine="708"/>
+        <w:jc w:val="both"/>
+      </w:pPr>
+      <w:r>
+        <w:t xml:space="preserve">Nous avons pensé à l’attribution des rôles suivant pour l’application finale : </w:t>
+      </w:r>
+      <w:r>
+        <w:t xml:space="preserve">Dans notre application, le rôle d'admin représente le super administrateur, chargé de la gestion complète des comptes utilisateurs et de l'administration globale de la plateforme. Ce </w:t>
+      </w:r>
+      <w:r>
+        <w:lastRenderedPageBreak/>
+        <w:t>compte lui permet de créer, modifier et supprimer des comptes, garantissant ainsi le bon fonctionnement et la sécurité de l'environnement numérique. Par ailleurs, le rôle "user" est attribué aux responsables des hôpitaux, leur offrant un accès spécifique aux fonctionnalités dédiées à la gestion administrative des établissements de santé. Pour répondre aux besoins opérationnels, nous introduisons également un nouveau rôle, "ambulance", qui permettra aux services d'urgence d'utiliser l'application pour rechercher rapidement des hôpitaux selon des critères précis, améliorant ainsi la coordination et l'efficacité dans la prise en charge des situations critiques.</w:t>
+      </w:r>
+    </w:p>
+    <w:p>
+      <w:pPr>
+        <w:pStyle w:val="Titre2"/>
+      </w:pPr>
+    </w:p>
+    <w:p>
+      <w:pPr>
+        <w:pStyle w:val="Titre2"/>
+      </w:pPr>
+      <w:bookmarkStart w:id="20" w:name="_Toc193450479"/>
+      <w:r>
+        <w:t>Recommandations générales</w:t>
+      </w:r>
+      <w:bookmarkEnd w:id="20"/>
+    </w:p>
+    <w:p>
+      <w:r>
+        <w:t>Pour mener à bien ce projet nous faisons les recommandations suivante</w:t>
+      </w:r>
+      <w:r>
+        <w:t>s</w:t>
+      </w:r>
+      <w:r>
+        <w:t xml:space="preserve"> : </w:t>
+      </w:r>
+    </w:p>
+    <w:p>
+      <w:pPr>
+        <w:pStyle w:val="Fossus"/>
+        <w:numPr>
+          <w:ilvl w:val="0"/>
+          <w:numId w:val="30"/>
+        </w:numPr>
+        <w:jc w:val="both"/>
+        <w:rPr>
+          <w:rFonts w:asciiTheme="minorHAnsi" w:hAnsiTheme="minorHAnsi" w:cstheme="minorHAnsi"/>
+        </w:rPr>
+      </w:pPr>
+      <w:r>
+        <w:rPr>
+          <w:rStyle w:val="Titre4Car"/>
+        </w:rPr>
+        <w:t xml:space="preserve">Event </w:t>
+      </w:r>
+      <w:proofErr w:type="spellStart"/>
+      <w:r>
+        <w:rPr>
+          <w:rStyle w:val="Titre4Car"/>
+        </w:rPr>
+        <w:t>storming</w:t>
+      </w:r>
+      <w:proofErr w:type="spellEnd"/>
+      <w:r>
+        <w:rPr>
+          <w:rFonts w:asciiTheme="minorHAnsi" w:hAnsiTheme="minorHAnsi" w:cstheme="minorHAnsi"/>
+          <w:color w:val="156082" w:themeColor="accent1"/>
+        </w:rPr>
+        <w:t> </w:t>
+      </w:r>
+      <w:r>
+        <w:rPr>
+          <w:rFonts w:asciiTheme="minorHAnsi" w:hAnsiTheme="minorHAnsi" w:cstheme="minorHAnsi"/>
+        </w:rPr>
+        <w:t xml:space="preserve">: il s’agit d’une méthode de modélisation collaborative et visuelle pour concevoir un système informatique. </w:t>
+      </w:r>
+    </w:p>
+    <w:p>
+      <w:pPr>
+        <w:pStyle w:val="Fossus"/>
+        <w:numPr>
+          <w:ilvl w:val="1"/>
+          <w:numId w:val="30"/>
+        </w:numPr>
+        <w:jc w:val="both"/>
+        <w:rPr>
+          <w:rFonts w:asciiTheme="minorHAnsi" w:hAnsiTheme="minorHAnsi" w:cstheme="minorHAnsi"/>
+        </w:rPr>
+      </w:pPr>
+      <w:r>
+        <w:rPr>
+          <w:rFonts w:asciiTheme="minorHAnsi" w:hAnsiTheme="minorHAnsi" w:cstheme="minorHAnsi"/>
+        </w:rPr>
+        <w:t xml:space="preserve">Cette méthode permet à l’équipe de comprendre les processus du métier qui sont impliqués dans un système d’information en modélisant les événements qui se produisent dans le système. On va pouvoir visualiser, comprendre le flux de travail et découvrir les domaines de complexité et identifier les éléments clés du système. </w:t>
+      </w:r>
+    </w:p>
+    <w:p>
+      <w:pPr>
+        <w:pStyle w:val="Fossus"/>
+        <w:numPr>
+          <w:ilvl w:val="1"/>
+          <w:numId w:val="30"/>
+        </w:numPr>
+        <w:jc w:val="both"/>
+        <w:rPr>
+          <w:rFonts w:asciiTheme="minorHAnsi" w:hAnsiTheme="minorHAnsi" w:cstheme="minorHAnsi"/>
+        </w:rPr>
+      </w:pPr>
+      <w:r>
+        <w:rPr>
+          <w:rFonts w:asciiTheme="minorHAnsi" w:hAnsiTheme="minorHAnsi" w:cstheme="minorHAnsi"/>
+        </w:rPr>
+        <w:t xml:space="preserve">La méthode Event </w:t>
+      </w:r>
+      <w:proofErr w:type="spellStart"/>
+      <w:r>
+        <w:rPr>
+          <w:rFonts w:asciiTheme="minorHAnsi" w:hAnsiTheme="minorHAnsi" w:cstheme="minorHAnsi"/>
+        </w:rPr>
+        <w:t>Storming</w:t>
+      </w:r>
+      <w:proofErr w:type="spellEnd"/>
+      <w:r>
+        <w:rPr>
+          <w:rFonts w:asciiTheme="minorHAnsi" w:hAnsiTheme="minorHAnsi" w:cstheme="minorHAnsi"/>
+        </w:rPr>
+        <w:t xml:space="preserve"> implique une collaboration étroite entre toutes les parties prenantes du système : développeurs, chefs de projet, utilisateurs finaux, experts métier. L’ensemble de ces personnes va créer une carte des événements qui se produisent dans le système en utilisant des post-it et des marqueurs pour représenter les différents événements et les relations entre eux.</w:t>
+      </w:r>
+    </w:p>
+    <w:p>
+      <w:pPr>
+        <w:pStyle w:val="Fossus"/>
+        <w:numPr>
+          <w:ilvl w:val="1"/>
+          <w:numId w:val="30"/>
+        </w:numPr>
+        <w:jc w:val="both"/>
+        <w:rPr>
+          <w:rFonts w:asciiTheme="minorHAnsi" w:hAnsiTheme="minorHAnsi" w:cstheme="minorHAnsi"/>
+        </w:rPr>
+      </w:pPr>
+      <w:r>
+        <w:rPr>
+          <w:rFonts w:asciiTheme="minorHAnsi" w:hAnsiTheme="minorHAnsi" w:cstheme="minorHAnsi"/>
+        </w:rPr>
+        <w:t xml:space="preserve">La méthode Event </w:t>
+      </w:r>
+      <w:proofErr w:type="spellStart"/>
+      <w:r>
+        <w:rPr>
+          <w:rFonts w:asciiTheme="minorHAnsi" w:hAnsiTheme="minorHAnsi" w:cstheme="minorHAnsi"/>
+        </w:rPr>
+        <w:t>Storming</w:t>
+      </w:r>
+      <w:proofErr w:type="spellEnd"/>
+      <w:r>
+        <w:rPr>
+          <w:rFonts w:asciiTheme="minorHAnsi" w:hAnsiTheme="minorHAnsi" w:cstheme="minorHAnsi"/>
+        </w:rPr>
+        <w:t xml:space="preserve"> est une méthode itérative et flexible qui est adaptable pour répondre aux besoins spécifiques d’un projet. Elle est donc très populaire au sein de la communauté agile et </w:t>
+      </w:r>
+      <w:proofErr w:type="spellStart"/>
+      <w:r>
+        <w:rPr>
+          <w:rFonts w:asciiTheme="minorHAnsi" w:hAnsiTheme="minorHAnsi" w:cstheme="minorHAnsi"/>
+        </w:rPr>
+        <w:t>devops</w:t>
+      </w:r>
+      <w:proofErr w:type="spellEnd"/>
+      <w:r>
+        <w:rPr>
+          <w:rFonts w:asciiTheme="minorHAnsi" w:hAnsiTheme="minorHAnsi" w:cstheme="minorHAnsi"/>
+        </w:rPr>
+        <w:t xml:space="preserve"> car elle va favoriser la compréhension commune et partages l’ensemble des processus métier et va permettre une collaboration efficace entre les parties prenantes.</w:t>
+      </w:r>
+    </w:p>
+    <w:p>
+      <w:pPr>
+        <w:pStyle w:val="Fossus"/>
+        <w:ind w:left="1080"/>
+        <w:jc w:val="both"/>
+        <w:rPr>
+          <w:rFonts w:asciiTheme="minorHAnsi" w:hAnsiTheme="minorHAnsi" w:cstheme="minorHAnsi"/>
+        </w:rPr>
+      </w:pPr>
+    </w:p>
+    <w:p>
+      <w:pPr>
+        <w:pStyle w:val="Fossus"/>
+        <w:ind w:left="1080"/>
+        <w:jc w:val="both"/>
+        <w:rPr>
+          <w:rFonts w:asciiTheme="minorHAnsi" w:hAnsiTheme="minorHAnsi" w:cstheme="minorHAnsi"/>
+        </w:rPr>
+      </w:pPr>
+      <w:r>
+        <w:rPr>
+          <w:rFonts w:asciiTheme="minorHAnsi" w:hAnsiTheme="minorHAnsi" w:cstheme="minorHAnsi"/>
+        </w:rPr>
+        <w:t xml:space="preserve">Pour finir l’Event </w:t>
+      </w:r>
+      <w:proofErr w:type="spellStart"/>
+      <w:r>
+        <w:rPr>
+          <w:rFonts w:asciiTheme="minorHAnsi" w:hAnsiTheme="minorHAnsi" w:cstheme="minorHAnsi"/>
+        </w:rPr>
+        <w:t>Storming</w:t>
+      </w:r>
+      <w:proofErr w:type="spellEnd"/>
+      <w:r>
+        <w:rPr>
+          <w:rFonts w:asciiTheme="minorHAnsi" w:hAnsiTheme="minorHAnsi" w:cstheme="minorHAnsi"/>
+        </w:rPr>
+        <w:t xml:space="preserve"> permet de comprendre le </w:t>
+      </w:r>
+      <w:proofErr w:type="spellStart"/>
+      <w:r>
+        <w:rPr>
+          <w:rFonts w:asciiTheme="minorHAnsi" w:hAnsiTheme="minorHAnsi" w:cstheme="minorHAnsi"/>
+        </w:rPr>
+        <w:t>legacy</w:t>
+      </w:r>
+      <w:proofErr w:type="spellEnd"/>
+      <w:r>
+        <w:rPr>
+          <w:rFonts w:asciiTheme="minorHAnsi" w:hAnsiTheme="minorHAnsi" w:cstheme="minorHAnsi"/>
+        </w:rPr>
+        <w:t xml:space="preserve"> pour mieux le faire évoluer. </w:t>
+      </w:r>
+    </w:p>
+    <w:p>
+      <w:pPr>
+        <w:pStyle w:val="Fossus"/>
+        <w:ind w:left="1080"/>
+        <w:jc w:val="both"/>
+        <w:rPr>
+          <w:rFonts w:asciiTheme="minorHAnsi" w:hAnsiTheme="minorHAnsi" w:cstheme="minorHAnsi"/>
+        </w:rPr>
+      </w:pPr>
+    </w:p>
+    <w:p>
+      <w:pPr>
+        <w:pStyle w:val="Fossus"/>
+        <w:numPr>
+          <w:ilvl w:val="0"/>
+          <w:numId w:val="31"/>
+        </w:numPr>
+        <w:jc w:val="both"/>
+        <w:rPr>
+          <w:rFonts w:asciiTheme="minorHAnsi" w:hAnsiTheme="minorHAnsi" w:cstheme="minorHAnsi"/>
+        </w:rPr>
+      </w:pPr>
+      <w:r>
+        <w:rPr>
+          <w:rStyle w:val="Titre4Car"/>
+        </w:rPr>
+        <w:t xml:space="preserve">DDD Domain </w:t>
+      </w:r>
+      <w:proofErr w:type="spellStart"/>
+      <w:r>
+        <w:rPr>
+          <w:rStyle w:val="Titre4Car"/>
+        </w:rPr>
+        <w:t>driven</w:t>
+      </w:r>
+      <w:proofErr w:type="spellEnd"/>
+      <w:r>
+        <w:rPr>
+          <w:rStyle w:val="Titre4Car"/>
+        </w:rPr>
+        <w:t xml:space="preserve"> </w:t>
+      </w:r>
+      <w:r>
+        <w:rPr>
+          <w:rStyle w:val="Titre4Car"/>
+        </w:rPr>
+        <w:t>design</w:t>
+      </w:r>
+      <w:r>
+        <w:rPr>
+          <w:rFonts w:asciiTheme="minorHAnsi" w:hAnsiTheme="minorHAnsi" w:cstheme="minorHAnsi"/>
+          <w:color w:val="156082" w:themeColor="accent1"/>
+        </w:rPr>
+        <w:t> </w:t>
+      </w:r>
+      <w:r>
+        <w:rPr>
+          <w:rFonts w:asciiTheme="minorHAnsi" w:hAnsiTheme="minorHAnsi" w:cstheme="minorHAnsi"/>
+        </w:rPr>
+        <w:t xml:space="preserve">: est une méthode de conception de logiciels qui place la modélisation du domaine métier au cœur du processus de développement. </w:t>
+      </w:r>
+      <w:r>
+        <w:rPr>
+          <w:rFonts w:asciiTheme="minorHAnsi" w:hAnsiTheme="minorHAnsi" w:cstheme="minorHAnsi"/>
+        </w:rPr>
+        <w:lastRenderedPageBreak/>
+        <w:t>Cette approche peut aider à créer des systèmes logiciels plus flexibles, évolutifs et pertinents pour les utilisateurs finaux.</w:t>
+      </w:r>
+    </w:p>
+    <w:p>
+      <w:pPr>
+        <w:pStyle w:val="Fossus"/>
+        <w:numPr>
+          <w:ilvl w:val="0"/>
+          <w:numId w:val="32"/>
+        </w:numPr>
+        <w:jc w:val="both"/>
+        <w:rPr>
+          <w:rFonts w:asciiTheme="minorHAnsi" w:hAnsiTheme="minorHAnsi" w:cstheme="minorHAnsi"/>
+        </w:rPr>
+      </w:pPr>
+      <w:r>
+        <w:rPr>
+          <w:rFonts w:asciiTheme="minorHAnsi" w:hAnsiTheme="minorHAnsi" w:cstheme="minorHAnsi"/>
+        </w:rPr>
+        <w:t>L'objectif de DDD est de créer une représentation de la connaissance du domaine métier au sein du logiciel lui-même. Cela signifie qu'au lieu de simplement coder des fonctionnalités, les développeurs doivent comprendre et modéliser les concepts métiers sous-jacents, tels que les règles de l'entreprise, les processus et les entités clés.</w:t>
+      </w:r>
+    </w:p>
+    <w:p>
+      <w:pPr>
+        <w:pStyle w:val="Fossus"/>
+        <w:numPr>
+          <w:ilvl w:val="0"/>
+          <w:numId w:val="32"/>
+        </w:numPr>
+        <w:jc w:val="both"/>
+        <w:rPr>
+          <w:rFonts w:asciiTheme="minorHAnsi" w:hAnsiTheme="minorHAnsi" w:cstheme="minorHAnsi"/>
+        </w:rPr>
+      </w:pPr>
+      <w:r>
+        <w:rPr>
+          <w:rFonts w:asciiTheme="minorHAnsi" w:hAnsiTheme="minorHAnsi" w:cstheme="minorHAnsi"/>
+        </w:rPr>
+        <w:t>La méthode DDD encourage également une communication étroite entre les experts métier et les développeurs, afin de s'assurer que le modèle de domaine est précis et pertinent pour les utilisateurs finaux. Le résultat final est un système logiciel qui reflète de manière précise les règles métier, les processus et les exigences, et qui peut être facilement mis à jour et maintenu au fil du temps.</w:t>
+      </w:r>
+    </w:p>
+    <w:p>
+      <w:pPr>
+        <w:pStyle w:val="Fossus"/>
+        <w:jc w:val="both"/>
+        <w:rPr>
+          <w:rFonts w:asciiTheme="minorHAnsi" w:hAnsiTheme="minorHAnsi" w:cstheme="minorHAnsi"/>
+        </w:rPr>
+      </w:pPr>
+    </w:p>
+    <w:p>
+      <w:pPr>
+        <w:pStyle w:val="Fossus"/>
+        <w:numPr>
+          <w:ilvl w:val="0"/>
+          <w:numId w:val="33"/>
+        </w:numPr>
+        <w:jc w:val="both"/>
+        <w:rPr>
+          <w:rFonts w:asciiTheme="minorHAnsi" w:hAnsiTheme="minorHAnsi" w:cstheme="minorHAnsi"/>
+        </w:rPr>
+      </w:pPr>
+      <w:r>
+        <w:rPr>
+          <w:rStyle w:val="Titre4Car"/>
+        </w:rPr>
+        <w:t>Clean Code :</w:t>
+      </w:r>
+      <w:r>
+        <w:rPr>
+          <w:rFonts w:asciiTheme="minorHAnsi" w:hAnsiTheme="minorHAnsi" w:cstheme="minorHAnsi"/>
+        </w:rPr>
+        <w:t xml:space="preserve"> une approche de développement logiciel qui va mettre l’accent sur la lisibilité, maintenabilité du code. </w:t>
+      </w:r>
+    </w:p>
+    <w:p>
+      <w:pPr>
+        <w:pStyle w:val="Fossus"/>
+        <w:numPr>
+          <w:ilvl w:val="0"/>
+          <w:numId w:val="34"/>
+        </w:numPr>
+        <w:jc w:val="both"/>
+        <w:rPr>
+          <w:rFonts w:asciiTheme="minorHAnsi" w:hAnsiTheme="minorHAnsi" w:cstheme="minorHAnsi"/>
+        </w:rPr>
+      </w:pPr>
+      <w:r>
+        <w:rPr>
+          <w:rFonts w:asciiTheme="minorHAnsi" w:hAnsiTheme="minorHAnsi" w:cstheme="minorHAnsi"/>
+        </w:rPr>
+        <w:t>Nommage significatif : le nom des variables, fonctions, classes doivent être explicites et évocateur pour faciliter la compréhension</w:t>
+      </w:r>
+    </w:p>
+    <w:p>
+      <w:pPr>
+        <w:pStyle w:val="Fossus"/>
+        <w:numPr>
+          <w:ilvl w:val="0"/>
+          <w:numId w:val="34"/>
+        </w:numPr>
+        <w:jc w:val="both"/>
+        <w:rPr>
+          <w:rFonts w:asciiTheme="minorHAnsi" w:hAnsiTheme="minorHAnsi" w:cstheme="minorHAnsi"/>
+        </w:rPr>
+      </w:pPr>
+      <w:r>
+        <w:rPr>
+          <w:rFonts w:asciiTheme="minorHAnsi" w:hAnsiTheme="minorHAnsi" w:cstheme="minorHAnsi"/>
+        </w:rPr>
+        <w:t xml:space="preserve">Ecriture de fonction courte et ciblée :  les fonctions doivent être réduites, cohérentes et se concentrer sur une seule tâche. Leurs noms doivent décrire le fonctionnement. </w:t>
+      </w:r>
+    </w:p>
+    <w:p>
+      <w:pPr>
+        <w:pStyle w:val="Fossus"/>
+        <w:numPr>
+          <w:ilvl w:val="0"/>
+          <w:numId w:val="34"/>
+        </w:numPr>
+        <w:jc w:val="both"/>
+        <w:rPr>
+          <w:rFonts w:asciiTheme="minorHAnsi" w:hAnsiTheme="minorHAnsi" w:cstheme="minorHAnsi"/>
+        </w:rPr>
+      </w:pPr>
+      <w:r>
+        <w:rPr>
+          <w:rFonts w:asciiTheme="minorHAnsi" w:hAnsiTheme="minorHAnsi" w:cstheme="minorHAnsi"/>
+        </w:rPr>
+        <w:t>Eviter la duplication du code : un code qui se répète doit être regroupé dans une fonction ou une classe ou un module</w:t>
+      </w:r>
+    </w:p>
+    <w:p>
+      <w:pPr>
+        <w:pStyle w:val="Fossus"/>
+        <w:numPr>
+          <w:ilvl w:val="0"/>
+          <w:numId w:val="34"/>
+        </w:numPr>
+        <w:jc w:val="both"/>
+        <w:rPr>
+          <w:rFonts w:asciiTheme="minorHAnsi" w:hAnsiTheme="minorHAnsi" w:cstheme="minorHAnsi"/>
+        </w:rPr>
+      </w:pPr>
+      <w:r>
+        <w:rPr>
+          <w:rFonts w:asciiTheme="minorHAnsi" w:hAnsiTheme="minorHAnsi" w:cstheme="minorHAnsi"/>
+        </w:rPr>
+        <w:t>Utiliser les commentaires intelligemment : le but est d’expliquer pourquoi plutôt que le quoi et le code doit être suffisamment lisible pour ne pas nécessiter de commentaire superflu</w:t>
+      </w:r>
+    </w:p>
+    <w:p>
+      <w:pPr>
+        <w:pStyle w:val="Fossus"/>
+        <w:numPr>
+          <w:ilvl w:val="0"/>
+          <w:numId w:val="34"/>
+        </w:numPr>
+        <w:jc w:val="both"/>
+        <w:rPr>
+          <w:rFonts w:asciiTheme="minorHAnsi" w:hAnsiTheme="minorHAnsi" w:cstheme="minorHAnsi"/>
+        </w:rPr>
+      </w:pPr>
+      <w:r>
+        <w:rPr>
+          <w:rFonts w:asciiTheme="minorHAnsi" w:hAnsiTheme="minorHAnsi" w:cstheme="minorHAnsi"/>
+        </w:rPr>
+        <w:t xml:space="preserve">Utiliser des tests pour valider le code : chaque fonction et module doit être testé pour s’assurer qu’il fonctionnement correctement. </w:t>
+      </w:r>
+    </w:p>
+    <w:p>
+      <w:pPr>
+        <w:pStyle w:val="Fossus"/>
+        <w:numPr>
+          <w:ilvl w:val="0"/>
+          <w:numId w:val="34"/>
+        </w:numPr>
+        <w:jc w:val="both"/>
+        <w:rPr>
+          <w:rFonts w:asciiTheme="minorHAnsi" w:hAnsiTheme="minorHAnsi" w:cstheme="minorHAnsi"/>
+        </w:rPr>
+      </w:pPr>
+      <w:r>
+        <w:rPr>
+          <w:rFonts w:asciiTheme="minorHAnsi" w:hAnsiTheme="minorHAnsi" w:cstheme="minorHAnsi"/>
+        </w:rPr>
+        <w:t xml:space="preserve">Respecter les conventions de codage : le code doit être écrit en respectant les conventions de codage standard général et propre à un langage (convention Camel case et convention Microsoft pour C# par exemple) pour assurer la cohérence et faciliter la lecture du code par les autres développeurs. </w:t>
+      </w:r>
+    </w:p>
+    <w:p>
+      <w:pPr>
+        <w:pStyle w:val="Fossus"/>
+        <w:jc w:val="both"/>
+        <w:rPr>
+          <w:rFonts w:asciiTheme="minorHAnsi" w:hAnsiTheme="minorHAnsi" w:cstheme="minorHAnsi"/>
+        </w:rPr>
+      </w:pPr>
+    </w:p>
+    <w:p>
+      <w:pPr>
+        <w:pStyle w:val="Fossus"/>
+        <w:numPr>
+          <w:ilvl w:val="0"/>
+          <w:numId w:val="33"/>
+        </w:numPr>
+        <w:jc w:val="both"/>
+        <w:rPr>
+          <w:rFonts w:asciiTheme="minorHAnsi" w:hAnsiTheme="minorHAnsi" w:cstheme="minorHAnsi"/>
+        </w:rPr>
+      </w:pPr>
+      <w:r>
+        <w:rPr>
+          <w:rStyle w:val="Titre4Car"/>
+        </w:rPr>
+        <w:t>Clean Architecture</w:t>
+      </w:r>
+      <w:r>
+        <w:rPr>
+          <w:rFonts w:asciiTheme="minorHAnsi" w:hAnsiTheme="minorHAnsi" w:cstheme="minorHAnsi"/>
+          <w:color w:val="156082" w:themeColor="accent1"/>
+        </w:rPr>
+        <w:t> </w:t>
+      </w:r>
+      <w:r>
+        <w:rPr>
+          <w:rFonts w:asciiTheme="minorHAnsi" w:hAnsiTheme="minorHAnsi" w:cstheme="minorHAnsi"/>
+        </w:rPr>
+        <w:t xml:space="preserve">: une approche de développement logiciel qui va mettre en avant la séparation des préoccupations et l’indépendance des composants logiciels.  On essaie de créer un système modulaire et évolutif en séparant le code en couche fonctionnelles et définies. Chacun a son propre rôle et sa </w:t>
+      </w:r>
+      <w:r>
+        <w:rPr>
+          <w:rFonts w:asciiTheme="minorHAnsi" w:hAnsiTheme="minorHAnsi" w:cstheme="minorHAnsi"/>
+        </w:rPr>
+        <w:lastRenderedPageBreak/>
+        <w:t>responsabilité. Cela facilite la modification, maintenance et évolution du système sans compromettre la stabilité et la fiabilité du code</w:t>
+      </w:r>
+    </w:p>
+    <w:p>
+      <w:pPr>
+        <w:pStyle w:val="Fossus"/>
+        <w:numPr>
+          <w:ilvl w:val="0"/>
+          <w:numId w:val="34"/>
+        </w:numPr>
+        <w:jc w:val="both"/>
+        <w:rPr>
+          <w:rFonts w:asciiTheme="minorHAnsi" w:hAnsiTheme="minorHAnsi" w:cstheme="minorHAnsi"/>
+        </w:rPr>
+      </w:pPr>
+      <w:r>
+        <w:rPr>
+          <w:rFonts w:asciiTheme="minorHAnsi" w:hAnsiTheme="minorHAnsi" w:cstheme="minorHAnsi"/>
+        </w:rPr>
+        <w:t xml:space="preserve">Indépendance des </w:t>
+      </w:r>
+      <w:proofErr w:type="spellStart"/>
+      <w:r>
+        <w:rPr>
+          <w:rFonts w:asciiTheme="minorHAnsi" w:hAnsiTheme="minorHAnsi" w:cstheme="minorHAnsi"/>
+        </w:rPr>
+        <w:t>framework</w:t>
+      </w:r>
+      <w:proofErr w:type="spellEnd"/>
+      <w:r>
+        <w:rPr>
+          <w:rFonts w:asciiTheme="minorHAnsi" w:hAnsiTheme="minorHAnsi" w:cstheme="minorHAnsi"/>
+        </w:rPr>
+        <w:t xml:space="preserve"> : le code ne doit pas dépendre d’un </w:t>
+      </w:r>
+      <w:proofErr w:type="spellStart"/>
+      <w:r>
+        <w:rPr>
+          <w:rFonts w:asciiTheme="minorHAnsi" w:hAnsiTheme="minorHAnsi" w:cstheme="minorHAnsi"/>
+        </w:rPr>
+        <w:t>framework</w:t>
+      </w:r>
+      <w:proofErr w:type="spellEnd"/>
+      <w:r>
+        <w:rPr>
+          <w:rFonts w:asciiTheme="minorHAnsi" w:hAnsiTheme="minorHAnsi" w:cstheme="minorHAnsi"/>
+        </w:rPr>
+        <w:t xml:space="preserve"> spécifique ou d’une bibliothèque cela facilite la migration vers de nouveaux </w:t>
+      </w:r>
+      <w:proofErr w:type="spellStart"/>
+      <w:r>
+        <w:rPr>
+          <w:rFonts w:asciiTheme="minorHAnsi" w:hAnsiTheme="minorHAnsi" w:cstheme="minorHAnsi"/>
+        </w:rPr>
+        <w:t>framework</w:t>
+      </w:r>
+      <w:proofErr w:type="spellEnd"/>
+      <w:r>
+        <w:rPr>
+          <w:rFonts w:asciiTheme="minorHAnsi" w:hAnsiTheme="minorHAnsi" w:cstheme="minorHAnsi"/>
+        </w:rPr>
+        <w:t xml:space="preserve"> ou technologie.</w:t>
+      </w:r>
+    </w:p>
+    <w:p>
+      <w:pPr>
+        <w:pStyle w:val="Fossus"/>
+        <w:numPr>
+          <w:ilvl w:val="0"/>
+          <w:numId w:val="34"/>
+        </w:numPr>
+        <w:jc w:val="both"/>
+        <w:rPr>
+          <w:rFonts w:asciiTheme="minorHAnsi" w:hAnsiTheme="minorHAnsi" w:cstheme="minorHAnsi"/>
+        </w:rPr>
+      </w:pPr>
+      <w:r>
+        <w:rPr>
+          <w:rFonts w:asciiTheme="minorHAnsi" w:hAnsiTheme="minorHAnsi" w:cstheme="minorHAnsi"/>
+        </w:rPr>
+        <w:t xml:space="preserve">Séparer les préoccupations : on sépare en couche les responsabilités du système pour qu’elles soient indépendantes. </w:t>
+      </w:r>
+    </w:p>
+    <w:p>
+      <w:pPr>
+        <w:pStyle w:val="Fossus"/>
+        <w:numPr>
+          <w:ilvl w:val="0"/>
+          <w:numId w:val="34"/>
+        </w:numPr>
+        <w:jc w:val="both"/>
+        <w:rPr>
+          <w:rFonts w:asciiTheme="minorHAnsi" w:hAnsiTheme="minorHAnsi" w:cstheme="minorHAnsi"/>
+        </w:rPr>
+      </w:pPr>
+      <w:r>
+        <w:rPr>
+          <w:rFonts w:asciiTheme="minorHAnsi" w:hAnsiTheme="minorHAnsi" w:cstheme="minorHAnsi"/>
+        </w:rPr>
+        <w:t xml:space="preserve">Indépendance des tests : les tests doivent être indépendants des </w:t>
+      </w:r>
+      <w:proofErr w:type="spellStart"/>
+      <w:r>
+        <w:rPr>
+          <w:rFonts w:asciiTheme="minorHAnsi" w:hAnsiTheme="minorHAnsi" w:cstheme="minorHAnsi"/>
+        </w:rPr>
+        <w:t>frameworks</w:t>
+      </w:r>
+      <w:proofErr w:type="spellEnd"/>
+      <w:r>
+        <w:rPr>
+          <w:rFonts w:asciiTheme="minorHAnsi" w:hAnsiTheme="minorHAnsi" w:cstheme="minorHAnsi"/>
+        </w:rPr>
+        <w:t xml:space="preserve"> et bibliothèques pour faciliter leur mise à jour et maintenance </w:t>
+      </w:r>
+    </w:p>
+    <w:p>
+      <w:pPr>
+        <w:pStyle w:val="Fossus"/>
+        <w:numPr>
+          <w:ilvl w:val="0"/>
+          <w:numId w:val="34"/>
+        </w:numPr>
+        <w:jc w:val="both"/>
+        <w:rPr>
+          <w:rFonts w:asciiTheme="minorHAnsi" w:hAnsiTheme="minorHAnsi" w:cstheme="minorHAnsi"/>
+        </w:rPr>
+      </w:pPr>
+      <w:r>
+        <w:rPr>
+          <w:rFonts w:asciiTheme="minorHAnsi" w:hAnsiTheme="minorHAnsi" w:cstheme="minorHAnsi"/>
+        </w:rPr>
+        <w:t>Indépendance des bases de données : pas de dépendance entre les couches inférieures et supérieures ce qui permet de faciliter le changement de base de données sans impacter le système.</w:t>
+      </w:r>
+    </w:p>
+    <w:p>
+      <w:pPr>
+        <w:pStyle w:val="Fossus"/>
+        <w:numPr>
+          <w:ilvl w:val="0"/>
+          <w:numId w:val="34"/>
+        </w:numPr>
+        <w:jc w:val="both"/>
+        <w:rPr>
+          <w:rFonts w:asciiTheme="minorHAnsi" w:hAnsiTheme="minorHAnsi" w:cstheme="minorHAnsi"/>
+        </w:rPr>
+      </w:pPr>
+      <w:r>
+        <w:rPr>
+          <w:rFonts w:asciiTheme="minorHAnsi" w:hAnsiTheme="minorHAnsi" w:cstheme="minorHAnsi"/>
+        </w:rPr>
+        <w:t xml:space="preserve">Limite explicite : les limites entre les couches et composants doivent être explicitées pour faciliter la compréhension et modélisation du système. </w:t>
+      </w:r>
+      <w:r>
+        <w:rPr>
+          <w:rFonts w:asciiTheme="minorHAnsi" w:hAnsiTheme="minorHAnsi" w:cstheme="minorHAnsi"/>
+        </w:rPr>
+        <w:t xml:space="preserve"> </w:t>
+      </w:r>
+    </w:p>
+    <w:p>
+      <w:pPr>
+        <w:pStyle w:val="Titre4"/>
+      </w:pPr>
+      <w:r>
+        <w:t xml:space="preserve">Bonnes pratiques générales d’une architecture </w:t>
+      </w:r>
+      <w:proofErr w:type="gramStart"/>
+      <w:r>
+        <w:t>micro service</w:t>
+      </w:r>
+      <w:proofErr w:type="gramEnd"/>
+      <w:r>
+        <w:t xml:space="preserve"> : </w:t>
+      </w:r>
+    </w:p>
+    <w:p>
+      <w:pPr>
+        <w:pStyle w:val="Paragraphedeliste"/>
+        <w:numPr>
+          <w:ilvl w:val="0"/>
+          <w:numId w:val="36"/>
+        </w:numPr>
+      </w:pPr>
+      <w:r>
+        <w:rPr>
+          <w:b/>
+          <w:bCs/>
+        </w:rPr>
+        <w:t>Découpage et alignement sur le domaine métier</w:t>
+      </w:r>
+      <w:r>
+        <w:t xml:space="preserve"> :</w:t>
+      </w:r>
+      <w:r>
+        <w:br/>
+      </w:r>
+      <w:r>
+        <w:t xml:space="preserve">Il faut s’assurer que l’on a bien </w:t>
+      </w:r>
+      <w:r>
+        <w:t xml:space="preserve">segmenter </w:t>
+      </w:r>
+      <w:r>
+        <w:t>l’</w:t>
+      </w:r>
+      <w:r>
+        <w:t>application en services indépendants, chacun correspondant à une fonctionnalité ou à un domaine métier spécifique. Ce découpage favorise une forte cohésion au sein des services et une faible dépendance entre eux, facilitant ainsi les évolutions et la maintenance.</w:t>
+      </w:r>
+    </w:p>
+    <w:p>
+      <w:pPr>
+        <w:pStyle w:val="Paragraphedeliste"/>
+        <w:numPr>
+          <w:ilvl w:val="0"/>
+          <w:numId w:val="36"/>
+        </w:numPr>
+      </w:pPr>
+      <w:r>
+        <w:rPr>
+          <w:b/>
+          <w:bCs/>
+        </w:rPr>
+        <w:t>Conception d’API robuste et versionnée</w:t>
+      </w:r>
+      <w:r>
+        <w:t xml:space="preserve"> :</w:t>
+      </w:r>
+      <w:r>
+        <w:br/>
+        <w:t xml:space="preserve">Chaque </w:t>
+      </w:r>
+      <w:proofErr w:type="spellStart"/>
+      <w:r>
+        <w:t>microservice</w:t>
+      </w:r>
+      <w:proofErr w:type="spellEnd"/>
+      <w:r>
+        <w:t xml:space="preserve"> doit exposer des API bien définies et documentées (par exemple, en utilisant </w:t>
+      </w:r>
+      <w:proofErr w:type="spellStart"/>
+      <w:r>
+        <w:t>OpenAPI</w:t>
+      </w:r>
+      <w:proofErr w:type="spellEnd"/>
+      <w:r>
+        <w:t>/</w:t>
+      </w:r>
+      <w:proofErr w:type="spellStart"/>
+      <w:r>
+        <w:t>Swagger</w:t>
+      </w:r>
+      <w:proofErr w:type="spellEnd"/>
+      <w:r>
+        <w:t>). La gestion de la version des API permet de garantir la compatibilité entre les services lors des mises à jour ou des évolutions.</w:t>
+      </w:r>
+    </w:p>
+    <w:p>
+      <w:pPr>
+        <w:pStyle w:val="Paragraphedeliste"/>
+        <w:numPr>
+          <w:ilvl w:val="0"/>
+          <w:numId w:val="36"/>
+        </w:numPr>
+      </w:pPr>
+      <w:r>
+        <w:rPr>
+          <w:b/>
+          <w:bCs/>
+        </w:rPr>
+        <w:t>Gestion des données</w:t>
+      </w:r>
+      <w:r>
+        <w:t xml:space="preserve"> :</w:t>
+      </w:r>
+      <w:r>
+        <w:br/>
+        <w:t xml:space="preserve">Il est recommandé que chaque </w:t>
+      </w:r>
+      <w:proofErr w:type="spellStart"/>
+      <w:r>
+        <w:t>microservice</w:t>
+      </w:r>
+      <w:proofErr w:type="spellEnd"/>
+      <w:r>
+        <w:t xml:space="preserve"> possède sa propre base de données pour éviter les dépendances directes entre services</w:t>
+      </w:r>
+    </w:p>
+    <w:p>
+      <w:pPr>
+        <w:pStyle w:val="Paragraphedeliste"/>
+        <w:numPr>
+          <w:ilvl w:val="0"/>
+          <w:numId w:val="36"/>
+        </w:numPr>
+      </w:pPr>
+      <w:r>
+        <w:rPr>
+          <w:b/>
+          <w:bCs/>
+        </w:rPr>
+        <w:t>Observabilité et monitoring</w:t>
+      </w:r>
+      <w:r>
+        <w:t xml:space="preserve"> :</w:t>
+      </w:r>
+      <w:r>
+        <w:br/>
+        <w:t>M</w:t>
+      </w:r>
+      <w:r>
+        <w:t>ise</w:t>
+      </w:r>
+      <w:r>
+        <w:t xml:space="preserve"> en place des outils de monitoring, de logs centralisés et de métriques (via </w:t>
+      </w:r>
+      <w:proofErr w:type="spellStart"/>
+      <w:r>
+        <w:t>Prometheus</w:t>
+      </w:r>
+      <w:proofErr w:type="spellEnd"/>
+      <w:r>
+        <w:t xml:space="preserve">, </w:t>
+      </w:r>
+      <w:proofErr w:type="spellStart"/>
+      <w:r>
+        <w:t>Grafana</w:t>
+      </w:r>
+      <w:proofErr w:type="spellEnd"/>
+      <w:r>
+        <w:t xml:space="preserve">) pour obtenir une visibilité complète sur le comportement de </w:t>
+      </w:r>
+      <w:r>
+        <w:t>des micro</w:t>
+      </w:r>
+      <w:r>
+        <w:t xml:space="preserve"> services. Cela facilite le diagnostic et la résolution des incidents</w:t>
+      </w:r>
+      <w:r>
+        <w:t>.</w:t>
+      </w:r>
+    </w:p>
+    <w:p>
+      <w:pPr>
+        <w:pStyle w:val="Paragraphedeliste"/>
+        <w:numPr>
+          <w:ilvl w:val="0"/>
+          <w:numId w:val="36"/>
+        </w:numPr>
+      </w:pPr>
+      <w:r>
+        <w:rPr>
+          <w:b/>
+          <w:bCs/>
+        </w:rPr>
+        <w:t>Sécurité et authentification</w:t>
+      </w:r>
+      <w:r>
+        <w:t xml:space="preserve"> :</w:t>
+      </w:r>
+      <w:r>
+        <w:br/>
+      </w:r>
+      <w:r>
+        <w:t>Il faut également s’assurer</w:t>
+      </w:r>
+      <w:r>
+        <w:t xml:space="preserve"> que la communication entre les </w:t>
+      </w:r>
+      <w:proofErr w:type="spellStart"/>
+      <w:r>
+        <w:t>microservices</w:t>
+      </w:r>
+      <w:proofErr w:type="spellEnd"/>
+      <w:r>
+        <w:t xml:space="preserve"> est sécurisée (par exemple, en utilisant HTTPS) et que les accès sont bien contrôlés via des mécanismes d’authentification et d’autorisation robustes (comme OAuth2 ou JWT). La gestion centralisée des politiques de sécurité via un API Gateway peut aussi s’avérer très efficace.</w:t>
+      </w:r>
+    </w:p>
+    <w:p>
+      <w:pPr>
+        <w:pStyle w:val="Paragraphedeliste"/>
+        <w:numPr>
+          <w:ilvl w:val="0"/>
+          <w:numId w:val="36"/>
+        </w:numPr>
+      </w:pPr>
+      <w:r>
+        <w:rPr>
+          <w:b/>
+          <w:bCs/>
+        </w:rPr>
+        <w:lastRenderedPageBreak/>
+        <w:t>Déploiement et orchestration</w:t>
+      </w:r>
+      <w:r>
+        <w:t xml:space="preserve"> :</w:t>
+      </w:r>
+      <w:r>
+        <w:br/>
+        <w:t>L'utilisation de conteneurs (Docker) associée à un orchestrateur (</w:t>
+      </w:r>
+      <w:proofErr w:type="spellStart"/>
+      <w:r>
+        <w:t>Kubernetes</w:t>
+      </w:r>
+      <w:proofErr w:type="spellEnd"/>
+      <w:r>
+        <w:t xml:space="preserve">, Docker </w:t>
+      </w:r>
+      <w:proofErr w:type="spellStart"/>
+      <w:r>
+        <w:t>Swarm</w:t>
+      </w:r>
+      <w:proofErr w:type="spellEnd"/>
+      <w:r>
+        <w:t>) permet d'automatiser le déploiement, la mise à l'échelle et la gestion des services. Cela garantit une haute disponibilité et une meilleure réactivité face aux variations de charge.</w:t>
+      </w:r>
+    </w:p>
+    <w:p>
+      <w:pPr>
+        <w:pStyle w:val="Paragraphedeliste"/>
+        <w:numPr>
+          <w:ilvl w:val="0"/>
+          <w:numId w:val="36"/>
+        </w:numPr>
+      </w:pPr>
+      <w:r>
+        <w:rPr>
+          <w:b/>
+          <w:bCs/>
+        </w:rPr>
+        <w:t>Automatisation des tests et des déploiements</w:t>
+      </w:r>
+      <w:r>
+        <w:t xml:space="preserve"> :</w:t>
+      </w:r>
+      <w:r>
+        <w:br/>
+        <w:t xml:space="preserve">Adoptez une approche CI/CD pour automatiser la validation, le déploiement et le monitoring des </w:t>
+      </w:r>
+      <w:proofErr w:type="spellStart"/>
+      <w:r>
+        <w:t>microservices</w:t>
+      </w:r>
+      <w:proofErr w:type="spellEnd"/>
+      <w:r>
+        <w:t>. Les tests unitaires, d'intégration et de bout en bout sont essentiels pour garantir la qualité et la stabilité du système dans son ensemble.</w:t>
+      </w:r>
+    </w:p>
+    <w:p>
+      <w:pPr>
+        <w:pStyle w:val="Titre4"/>
+      </w:pPr>
+      <w:r>
+        <w:t xml:space="preserve">Utilisation de </w:t>
+      </w:r>
+      <w:proofErr w:type="spellStart"/>
+      <w:r>
+        <w:t>OpenAPI</w:t>
+      </w:r>
+      <w:proofErr w:type="spellEnd"/>
+      <w:r>
+        <w:t xml:space="preserve"> : </w:t>
+      </w:r>
+    </w:p>
+    <w:p>
+      <w:pPr>
+        <w:pStyle w:val="Fossus"/>
+        <w:ind w:firstLine="708"/>
+        <w:jc w:val="both"/>
+        <w:rPr>
+          <w:rFonts w:asciiTheme="minorHAnsi" w:hAnsiTheme="minorHAnsi" w:cstheme="minorHAnsi"/>
+        </w:rPr>
+      </w:pPr>
+      <w:r>
+        <w:rPr>
+          <w:rFonts w:asciiTheme="minorHAnsi" w:hAnsiTheme="minorHAnsi" w:cstheme="minorHAnsi"/>
+        </w:rPr>
+        <w:t xml:space="preserve">Utiliser </w:t>
+      </w:r>
+      <w:proofErr w:type="spellStart"/>
+      <w:r>
+        <w:rPr>
+          <w:rFonts w:asciiTheme="minorHAnsi" w:hAnsiTheme="minorHAnsi" w:cstheme="minorHAnsi"/>
+        </w:rPr>
+        <w:t>OpenAPI</w:t>
+      </w:r>
+      <w:proofErr w:type="spellEnd"/>
+      <w:r>
+        <w:rPr>
+          <w:rFonts w:asciiTheme="minorHAnsi" w:hAnsiTheme="minorHAnsi" w:cstheme="minorHAnsi"/>
+        </w:rPr>
+        <w:t xml:space="preserve"> dans ce type d'application offre plusieurs avantages significatifs. Tout d'abord, </w:t>
+      </w:r>
+      <w:proofErr w:type="spellStart"/>
+      <w:r>
+        <w:rPr>
+          <w:rFonts w:asciiTheme="minorHAnsi" w:hAnsiTheme="minorHAnsi" w:cstheme="minorHAnsi"/>
+        </w:rPr>
+        <w:t>OpenAPI</w:t>
+      </w:r>
+      <w:proofErr w:type="spellEnd"/>
+      <w:r>
+        <w:rPr>
+          <w:rFonts w:asciiTheme="minorHAnsi" w:hAnsiTheme="minorHAnsi" w:cstheme="minorHAnsi"/>
+        </w:rPr>
+        <w:t xml:space="preserve"> permet de standardiser et de formaliser la description de l'API, ce qui facilite grandement la compréhension et la consommation de l’interface par les équipes de développement et les partenaires externes. Dans un contexte Java Spring Boot, l’intégration avec des outils comme </w:t>
+      </w:r>
+      <w:proofErr w:type="spellStart"/>
+      <w:r>
+        <w:rPr>
+          <w:rFonts w:asciiTheme="minorHAnsi" w:hAnsiTheme="minorHAnsi" w:cstheme="minorHAnsi"/>
+        </w:rPr>
+        <w:t>Springdoc-OpenAPI</w:t>
+      </w:r>
+      <w:proofErr w:type="spellEnd"/>
+      <w:r>
+        <w:rPr>
+          <w:rFonts w:asciiTheme="minorHAnsi" w:hAnsiTheme="minorHAnsi" w:cstheme="minorHAnsi"/>
+        </w:rPr>
+        <w:t xml:space="preserve"> permet de générer automatiquement une documentation interactive (via </w:t>
+      </w:r>
+      <w:proofErr w:type="spellStart"/>
+      <w:r>
+        <w:rPr>
+          <w:rFonts w:asciiTheme="minorHAnsi" w:hAnsiTheme="minorHAnsi" w:cstheme="minorHAnsi"/>
+        </w:rPr>
+        <w:t>Swagger</w:t>
+      </w:r>
+      <w:proofErr w:type="spellEnd"/>
+      <w:r>
+        <w:rPr>
+          <w:rFonts w:asciiTheme="minorHAnsi" w:hAnsiTheme="minorHAnsi" w:cstheme="minorHAnsi"/>
+        </w:rPr>
+        <w:t xml:space="preserve"> UI), à partir des annotations et du code existant. Cela simplifie non seulement les tests et le débogage des </w:t>
+      </w:r>
+      <w:proofErr w:type="spellStart"/>
+      <w:r>
+        <w:rPr>
+          <w:rFonts w:asciiTheme="minorHAnsi" w:hAnsiTheme="minorHAnsi" w:cstheme="minorHAnsi"/>
+        </w:rPr>
+        <w:t>endpoints</w:t>
+      </w:r>
+      <w:proofErr w:type="spellEnd"/>
+      <w:r>
+        <w:rPr>
+          <w:rFonts w:asciiTheme="minorHAnsi" w:hAnsiTheme="minorHAnsi" w:cstheme="minorHAnsi"/>
+        </w:rPr>
+        <w:t xml:space="preserve">, mais accélère également le développement en générant des clients ou des stubs automatiquement. Par ailleurs, cette standardisation favorise une meilleure collaboration entre les équipes backend et frontend en clarifiant les attentes et les spécifications des échanges de données, ce qui est particulièrement important dans une architecture </w:t>
+      </w:r>
+      <w:proofErr w:type="spellStart"/>
+      <w:r>
+        <w:rPr>
+          <w:rFonts w:asciiTheme="minorHAnsi" w:hAnsiTheme="minorHAnsi" w:cstheme="minorHAnsi"/>
+        </w:rPr>
+        <w:t>microservices</w:t>
+      </w:r>
+      <w:proofErr w:type="spellEnd"/>
+      <w:r>
+        <w:rPr>
+          <w:rFonts w:asciiTheme="minorHAnsi" w:hAnsiTheme="minorHAnsi" w:cstheme="minorHAnsi"/>
+        </w:rPr>
+        <w:t xml:space="preserve"> où l'interopérabilité est clé. En résumé, </w:t>
+      </w:r>
+      <w:proofErr w:type="spellStart"/>
+      <w:r>
+        <w:rPr>
+          <w:rFonts w:asciiTheme="minorHAnsi" w:hAnsiTheme="minorHAnsi" w:cstheme="minorHAnsi"/>
+        </w:rPr>
+        <w:t>OpenAPI</w:t>
+      </w:r>
+      <w:proofErr w:type="spellEnd"/>
+      <w:r>
+        <w:rPr>
+          <w:rFonts w:asciiTheme="minorHAnsi" w:hAnsiTheme="minorHAnsi" w:cstheme="minorHAnsi"/>
+        </w:rPr>
+        <w:t xml:space="preserve"> contribue à améliorer la transparence, l'efficacité et la maintenabilité de l’API, tout en réduisant les risques d'erreurs de communication entre les différents services.</w:t>
+      </w:r>
+    </w:p>
+    <w:p/>
+    <w:p>
+      <w:pPr>
+        <w:pStyle w:val="Titre1"/>
+      </w:pPr>
+      <w:bookmarkStart w:id="21" w:name="_Toc193450480"/>
       <w:r>
         <w:t>Prochaines étapes :</w:t>
       </w:r>
-      <w:bookmarkEnd w:id="13"/>
+      <w:bookmarkEnd w:id="21"/>
     </w:p>
     <w:p>
       <w:pPr>
@@ -2768,6 +5392,7 @@
         </w:numPr>
       </w:pPr>
       <w:r>
+        <w:lastRenderedPageBreak/>
         <w:t xml:space="preserve">Observabilité et résilience : outiller l’infrastructure (monitoring, logs centralisés, </w:t>
       </w:r>
       <w:proofErr w:type="spellStart"/>
@@ -2797,7 +5422,229 @@
       <w:r>
         <w:t>Sécurité renforcée : finaliser la gestion fine des rôles et autorisations, mettre en place des tests de sécurité (principe B5).</w:t>
       </w:r>
-    </w:p>
+      <w:r>
+        <w:t xml:space="preserve"> </w:t>
+      </w:r>
+    </w:p>
+    <w:p/>
+    <w:p>
+      <w:pPr>
+        <w:pStyle w:val="Titre3"/>
+      </w:pPr>
+      <w:bookmarkStart w:id="22" w:name="_Toc193450481"/>
+      <w:r>
+        <w:t>Détail sur l’</w:t>
+      </w:r>
+      <w:proofErr w:type="spellStart"/>
+      <w:r>
+        <w:t>observalité</w:t>
+      </w:r>
+      <w:proofErr w:type="spellEnd"/>
+      <w:r>
+        <w:t xml:space="preserve"> et la résilience :</w:t>
+      </w:r>
+      <w:bookmarkEnd w:id="22"/>
+      <w:r>
+        <w:t xml:space="preserve"> </w:t>
+      </w:r>
+    </w:p>
+    <w:p>
+      <w:pPr>
+        <w:ind w:firstLine="708"/>
+        <w:jc w:val="both"/>
+      </w:pPr>
+      <w:r>
+        <w:t xml:space="preserve">Dans une application Java Spring Boot, il est possible de garantir une observabilité et une résilience optimales en s'appuyant sur des outils intégrés et des bibliothèques dédiées. Par exemple, Spring Boot </w:t>
+      </w:r>
+      <w:proofErr w:type="spellStart"/>
+      <w:r>
+        <w:t>Actuator</w:t>
+      </w:r>
+      <w:proofErr w:type="spellEnd"/>
+      <w:r>
+        <w:t xml:space="preserve"> fournit des </w:t>
+      </w:r>
+      <w:proofErr w:type="spellStart"/>
+      <w:r>
+        <w:t>endpoints</w:t>
+      </w:r>
+      <w:proofErr w:type="spellEnd"/>
+      <w:r>
+        <w:t xml:space="preserve"> tels que /</w:t>
+      </w:r>
+      <w:proofErr w:type="spellStart"/>
+      <w:r>
+        <w:t>health</w:t>
+      </w:r>
+      <w:proofErr w:type="spellEnd"/>
+      <w:r>
+        <w:t xml:space="preserve"> et /</w:t>
+      </w:r>
+      <w:proofErr w:type="spellStart"/>
+      <w:r>
+        <w:t>metrics</w:t>
+      </w:r>
+      <w:proofErr w:type="spellEnd"/>
+      <w:r>
+        <w:t xml:space="preserve"> qui offrent une visibilité immédiate sur l'état et la performance de l'application. En combinant </w:t>
+      </w:r>
+      <w:proofErr w:type="spellStart"/>
+      <w:r>
+        <w:t>Actuator</w:t>
+      </w:r>
+      <w:proofErr w:type="spellEnd"/>
+      <w:r>
+        <w:t xml:space="preserve"> avec </w:t>
+      </w:r>
+      <w:proofErr w:type="spellStart"/>
+      <w:r>
+        <w:t>Micrometer</w:t>
+      </w:r>
+      <w:proofErr w:type="spellEnd"/>
+      <w:r>
+        <w:t xml:space="preserve">, vous pouvez exporter ces métriques vers des solutions de monitoring comme </w:t>
+      </w:r>
+      <w:proofErr w:type="spellStart"/>
+      <w:r>
+        <w:t>Prometheus</w:t>
+      </w:r>
+      <w:proofErr w:type="spellEnd"/>
+      <w:r>
+        <w:t xml:space="preserve">, puis les visualiser en temps réel avec </w:t>
+      </w:r>
+      <w:proofErr w:type="spellStart"/>
+      <w:r>
+        <w:t>Grafana</w:t>
+      </w:r>
+      <w:proofErr w:type="spellEnd"/>
+      <w:r>
+        <w:t xml:space="preserve">. Pour la centralisation des logs, le </w:t>
+      </w:r>
+      <w:proofErr w:type="spellStart"/>
+      <w:r>
+        <w:t>framework</w:t>
+      </w:r>
+      <w:proofErr w:type="spellEnd"/>
+      <w:r>
+        <w:t xml:space="preserve"> de </w:t>
+      </w:r>
+      <w:proofErr w:type="spellStart"/>
+      <w:r>
+        <w:t>logging</w:t>
+      </w:r>
+      <w:proofErr w:type="spellEnd"/>
+      <w:r>
+        <w:t xml:space="preserve"> par défaut de Spring Boot (</w:t>
+      </w:r>
+      <w:proofErr w:type="spellStart"/>
+      <w:r>
+        <w:t>Logback</w:t>
+      </w:r>
+      <w:proofErr w:type="spellEnd"/>
+      <w:r>
+        <w:t>) peut être configuré afin d'envoyer les logs vers une plateforme centralisée comme la stack ELK (</w:t>
+      </w:r>
+      <w:proofErr w:type="spellStart"/>
+      <w:r>
+        <w:t>Elasticsearch</w:t>
+      </w:r>
+      <w:proofErr w:type="spellEnd"/>
+      <w:r>
+        <w:t xml:space="preserve">, </w:t>
+      </w:r>
+      <w:proofErr w:type="spellStart"/>
+      <w:r>
+        <w:t>Logstash</w:t>
+      </w:r>
+      <w:proofErr w:type="spellEnd"/>
+      <w:r>
+        <w:t xml:space="preserve">, </w:t>
+      </w:r>
+      <w:proofErr w:type="spellStart"/>
+      <w:r>
+        <w:t>Kibana</w:t>
+      </w:r>
+      <w:proofErr w:type="spellEnd"/>
+      <w:r>
+        <w:t xml:space="preserve">) ou </w:t>
+      </w:r>
+      <w:proofErr w:type="spellStart"/>
+      <w:r>
+        <w:t>Graylog</w:t>
+      </w:r>
+      <w:proofErr w:type="spellEnd"/>
+      <w:r>
+        <w:t xml:space="preserve">, facilitant ainsi l'analyse des incidents et la traçabilité des événements à travers vos </w:t>
+      </w:r>
+      <w:proofErr w:type="spellStart"/>
+      <w:r>
+        <w:t>microservices</w:t>
+      </w:r>
+      <w:proofErr w:type="spellEnd"/>
+      <w:r>
+        <w:t>.</w:t>
+      </w:r>
+    </w:p>
+    <w:p>
+      <w:pPr>
+        <w:ind w:firstLine="708"/>
+        <w:jc w:val="both"/>
+      </w:pPr>
+      <w:r>
+        <w:t xml:space="preserve">Du côté de la résilience, l'intégration de bibliothèques telles que </w:t>
+      </w:r>
+      <w:r>
+        <w:rPr>
+          <w:b/>
+          <w:bCs/>
+        </w:rPr>
+        <w:t>Resilience4j</w:t>
+      </w:r>
+      <w:r>
+        <w:t xml:space="preserve"> permet d'implémenter des mécanismes de circuit breaker, de </w:t>
+      </w:r>
+      <w:proofErr w:type="spellStart"/>
+      <w:r>
+        <w:t>retry</w:t>
+      </w:r>
+      <w:proofErr w:type="spellEnd"/>
+      <w:r>
+        <w:t xml:space="preserve"> et de </w:t>
+      </w:r>
+      <w:proofErr w:type="spellStart"/>
+      <w:r>
+        <w:t>fallback</w:t>
+      </w:r>
+      <w:proofErr w:type="spellEnd"/>
+      <w:r>
+        <w:t>. Concrètement, si un service en aval rencontre une défaillance répétée, le circuit breaker peut interrompre les appels vers ce service et déclencher une méthode de secours (</w:t>
+      </w:r>
+      <w:proofErr w:type="spellStart"/>
+      <w:r>
+        <w:t>fallback</w:t>
+      </w:r>
+      <w:proofErr w:type="spellEnd"/>
+      <w:r>
+        <w:t xml:space="preserve">) pour maintenir la réactivité de l'application. Cette approche évite la propagation de l'erreur dans l'ensemble du système et garantit une continuité de service, même en cas de défaillance partielle. En résumé, en combinant les capacités d'observabilité de Spring Boot </w:t>
+      </w:r>
+      <w:proofErr w:type="spellStart"/>
+      <w:r>
+        <w:t>Actuator</w:t>
+      </w:r>
+      <w:proofErr w:type="spellEnd"/>
+      <w:r>
+        <w:t xml:space="preserve"> et </w:t>
+      </w:r>
+      <w:proofErr w:type="spellStart"/>
+      <w:r>
+        <w:t>Micrometer</w:t>
+      </w:r>
+      <w:proofErr w:type="spellEnd"/>
+      <w:r>
+        <w:t xml:space="preserve"> avec les stratégies de résilience offertes par Resilience4j, vous créez un environnement robuste capable de détecter rapidement les anomalies et de réagir efficacement aux incidents, assurant ainsi la stabilité et la performance globale de l'application.</w:t>
+      </w:r>
+    </w:p>
+    <w:p/>
     <w:p>
       <w:r>
         <w:t xml:space="preserve">Cette </w:t>
@@ -2830,19 +5677,22 @@
       <w:pPr>
         <w:pStyle w:val="Titre1"/>
       </w:pPr>
-      <w:bookmarkStart w:id="14" w:name="_Toc191991037"/>
+      <w:bookmarkStart w:id="23" w:name="_Toc193450482"/>
+      <w:r>
+        <w:t>Conclusion et utilité de ce document :</w:t>
+      </w:r>
+      <w:bookmarkEnd w:id="23"/>
+      <w:r>
+        <w:t xml:space="preserve"> </w:t>
+      </w:r>
+    </w:p>
+    <w:p>
+      <w:r>
+        <w:t xml:space="preserve">Le présent document peut être remis en complément aux PDF existants ou intégré dans un nouveau livrable Word pour consolider toute la documentation. Il contient l’essentiel </w:t>
+      </w:r>
       <w:r>
         <w:lastRenderedPageBreak/>
-        <w:t>Conclusion et utilité de ce document :</w:t>
-      </w:r>
-      <w:bookmarkEnd w:id="14"/>
-      <w:r>
-        <w:t xml:space="preserve"> </w:t>
-      </w:r>
-    </w:p>
-    <w:p>
-      <w:r>
-        <w:t xml:space="preserve">Le présent document peut être remis en complément aux PDF existants ou intégré dans un nouveau livrable Word pour consolider toute la documentation. Il contient l’essentiel de ce qui a été réalisé dans le cadre du </w:t>
+        <w:t xml:space="preserve">de ce qui a été réalisé dans le cadre du </w:t>
       </w:r>
       <w:proofErr w:type="spellStart"/>
       <w:r>
@@ -3908,6 +6758,345 @@
     </w:lvl>
   </w:abstractNum>
   <w:abstractNum w:abstractNumId="7" w15:restartNumberingAfterBreak="0">
+    <w:nsid w:val="1C1506E9"/>
+    <w:multiLevelType w:val="multilevel"/>
+    <w:tmpl w:val="532642F2"/>
+    <w:lvl w:ilvl="0">
+      <w:start w:val="1"/>
+      <w:numFmt w:val="decimal"/>
+      <w:lvlText w:val="%1."/>
+      <w:lvlJc w:val="left"/>
+      <w:pPr>
+        <w:tabs>
+          <w:tab w:val="num" w:pos="1068"/>
+        </w:tabs>
+        <w:ind w:left="1068" w:hanging="360"/>
+      </w:pPr>
+    </w:lvl>
+    <w:lvl w:ilvl="1" w:tentative="1">
+      <w:start w:val="1"/>
+      <w:numFmt w:val="decimal"/>
+      <w:lvlText w:val="%2."/>
+      <w:lvlJc w:val="left"/>
+      <w:pPr>
+        <w:tabs>
+          <w:tab w:val="num" w:pos="1788"/>
+        </w:tabs>
+        <w:ind w:left="1788" w:hanging="360"/>
+      </w:pPr>
+    </w:lvl>
+    <w:lvl w:ilvl="2" w:tentative="1">
+      <w:start w:val="1"/>
+      <w:numFmt w:val="decimal"/>
+      <w:lvlText w:val="%3."/>
+      <w:lvlJc w:val="left"/>
+      <w:pPr>
+        <w:tabs>
+          <w:tab w:val="num" w:pos="2508"/>
+        </w:tabs>
+        <w:ind w:left="2508" w:hanging="360"/>
+      </w:pPr>
+    </w:lvl>
+    <w:lvl w:ilvl="3" w:tentative="1">
+      <w:start w:val="1"/>
+      <w:numFmt w:val="decimal"/>
+      <w:lvlText w:val="%4."/>
+      <w:lvlJc w:val="left"/>
+      <w:pPr>
+        <w:tabs>
+          <w:tab w:val="num" w:pos="3228"/>
+        </w:tabs>
+        <w:ind w:left="3228" w:hanging="360"/>
+      </w:pPr>
+    </w:lvl>
+    <w:lvl w:ilvl="4" w:tentative="1">
+      <w:start w:val="1"/>
+      <w:numFmt w:val="decimal"/>
+      <w:lvlText w:val="%5."/>
+      <w:lvlJc w:val="left"/>
+      <w:pPr>
+        <w:tabs>
+          <w:tab w:val="num" w:pos="3948"/>
+        </w:tabs>
+        <w:ind w:left="3948" w:hanging="360"/>
+      </w:pPr>
+    </w:lvl>
+    <w:lvl w:ilvl="5" w:tentative="1">
+      <w:start w:val="1"/>
+      <w:numFmt w:val="decimal"/>
+      <w:lvlText w:val="%6."/>
+      <w:lvlJc w:val="left"/>
+      <w:pPr>
+        <w:tabs>
+          <w:tab w:val="num" w:pos="4668"/>
+        </w:tabs>
+        <w:ind w:left="4668" w:hanging="360"/>
+      </w:pPr>
+    </w:lvl>
+    <w:lvl w:ilvl="6" w:tentative="1">
+      <w:start w:val="1"/>
+      <w:numFmt w:val="decimal"/>
+      <w:lvlText w:val="%7."/>
+      <w:lvlJc w:val="left"/>
+      <w:pPr>
+        <w:tabs>
+          <w:tab w:val="num" w:pos="5388"/>
+        </w:tabs>
+        <w:ind w:left="5388" w:hanging="360"/>
+      </w:pPr>
+    </w:lvl>
+    <w:lvl w:ilvl="7" w:tentative="1">
+      <w:start w:val="1"/>
+      <w:numFmt w:val="decimal"/>
+      <w:lvlText w:val="%8."/>
+      <w:lvlJc w:val="left"/>
+      <w:pPr>
+        <w:tabs>
+          <w:tab w:val="num" w:pos="6108"/>
+        </w:tabs>
+        <w:ind w:left="6108" w:hanging="360"/>
+      </w:pPr>
+    </w:lvl>
+    <w:lvl w:ilvl="8" w:tentative="1">
+      <w:start w:val="1"/>
+      <w:numFmt w:val="decimal"/>
+      <w:lvlText w:val="%9."/>
+      <w:lvlJc w:val="left"/>
+      <w:pPr>
+        <w:tabs>
+          <w:tab w:val="num" w:pos="6828"/>
+        </w:tabs>
+        <w:ind w:left="6828" w:hanging="360"/>
+      </w:pPr>
+    </w:lvl>
+  </w:abstractNum>
+  <w:abstractNum w:abstractNumId="8" w15:restartNumberingAfterBreak="0">
+    <w:nsid w:val="1E1261AF"/>
+    <w:multiLevelType w:val="hybridMultilevel"/>
+    <w:tmpl w:val="B9EAB5E0"/>
+    <w:lvl w:ilvl="0" w:tplc="040C0001">
+      <w:start w:val="1"/>
+      <w:numFmt w:val="bullet"/>
+      <w:lvlText w:val=""/>
+      <w:lvlJc w:val="left"/>
+      <w:pPr>
+        <w:ind w:left="720" w:hanging="360"/>
+      </w:pPr>
+      <w:rPr>
+        <w:rFonts w:ascii="Symbol" w:hAnsi="Symbol" w:hint="default"/>
+      </w:rPr>
+    </w:lvl>
+    <w:lvl w:ilvl="1" w:tplc="FFFFFFFF">
+      <w:start w:val="1"/>
+      <w:numFmt w:val="bullet"/>
+      <w:lvlText w:val="o"/>
+      <w:lvlJc w:val="left"/>
+      <w:pPr>
+        <w:ind w:left="1440" w:hanging="360"/>
+      </w:pPr>
+      <w:rPr>
+        <w:rFonts w:ascii="Courier New" w:hAnsi="Courier New" w:cs="Courier New" w:hint="default"/>
+      </w:rPr>
+    </w:lvl>
+    <w:lvl w:ilvl="2" w:tplc="FFFFFFFF">
+      <w:start w:val="1"/>
+      <w:numFmt w:val="bullet"/>
+      <w:lvlText w:val=""/>
+      <w:lvlJc w:val="left"/>
+      <w:pPr>
+        <w:ind w:left="2160" w:hanging="360"/>
+      </w:pPr>
+      <w:rPr>
+        <w:rFonts w:ascii="Wingdings" w:hAnsi="Wingdings" w:hint="default"/>
+      </w:rPr>
+    </w:lvl>
+    <w:lvl w:ilvl="3" w:tplc="FFFFFFFF">
+      <w:start w:val="1"/>
+      <w:numFmt w:val="bullet"/>
+      <w:lvlText w:val=""/>
+      <w:lvlJc w:val="left"/>
+      <w:pPr>
+        <w:ind w:left="2880" w:hanging="360"/>
+      </w:pPr>
+      <w:rPr>
+        <w:rFonts w:ascii="Symbol" w:hAnsi="Symbol" w:hint="default"/>
+      </w:rPr>
+    </w:lvl>
+    <w:lvl w:ilvl="4" w:tplc="FFFFFFFF">
+      <w:start w:val="1"/>
+      <w:numFmt w:val="bullet"/>
+      <w:lvlText w:val="o"/>
+      <w:lvlJc w:val="left"/>
+      <w:pPr>
+        <w:ind w:left="3600" w:hanging="360"/>
+      </w:pPr>
+      <w:rPr>
+        <w:rFonts w:ascii="Courier New" w:hAnsi="Courier New" w:cs="Courier New" w:hint="default"/>
+      </w:rPr>
+    </w:lvl>
+    <w:lvl w:ilvl="5" w:tplc="FFFFFFFF">
+      <w:start w:val="1"/>
+      <w:numFmt w:val="bullet"/>
+      <w:lvlText w:val=""/>
+      <w:lvlJc w:val="left"/>
+      <w:pPr>
+        <w:ind w:left="4320" w:hanging="360"/>
+      </w:pPr>
+      <w:rPr>
+        <w:rFonts w:ascii="Wingdings" w:hAnsi="Wingdings" w:hint="default"/>
+      </w:rPr>
+    </w:lvl>
+    <w:lvl w:ilvl="6" w:tplc="FFFFFFFF">
+      <w:start w:val="1"/>
+      <w:numFmt w:val="bullet"/>
+      <w:lvlText w:val=""/>
+      <w:lvlJc w:val="left"/>
+      <w:pPr>
+        <w:ind w:left="5040" w:hanging="360"/>
+      </w:pPr>
+      <w:rPr>
+        <w:rFonts w:ascii="Symbol" w:hAnsi="Symbol" w:hint="default"/>
+      </w:rPr>
+    </w:lvl>
+    <w:lvl w:ilvl="7" w:tplc="FFFFFFFF">
+      <w:start w:val="1"/>
+      <w:numFmt w:val="bullet"/>
+      <w:lvlText w:val="o"/>
+      <w:lvlJc w:val="left"/>
+      <w:pPr>
+        <w:ind w:left="5760" w:hanging="360"/>
+      </w:pPr>
+      <w:rPr>
+        <w:rFonts w:ascii="Courier New" w:hAnsi="Courier New" w:cs="Courier New" w:hint="default"/>
+      </w:rPr>
+    </w:lvl>
+    <w:lvl w:ilvl="8" w:tplc="FFFFFFFF">
+      <w:start w:val="1"/>
+      <w:numFmt w:val="bullet"/>
+      <w:lvlText w:val=""/>
+      <w:lvlJc w:val="left"/>
+      <w:pPr>
+        <w:ind w:left="6480" w:hanging="360"/>
+      </w:pPr>
+      <w:rPr>
+        <w:rFonts w:ascii="Wingdings" w:hAnsi="Wingdings" w:hint="default"/>
+      </w:rPr>
+    </w:lvl>
+  </w:abstractNum>
+  <w:abstractNum w:abstractNumId="9" w15:restartNumberingAfterBreak="0">
+    <w:nsid w:val="1FEF3AD6"/>
+    <w:multiLevelType w:val="hybridMultilevel"/>
+    <w:tmpl w:val="B2003B18"/>
+    <w:lvl w:ilvl="0" w:tplc="040C0001">
+      <w:start w:val="1"/>
+      <w:numFmt w:val="bullet"/>
+      <w:lvlText w:val=""/>
+      <w:lvlJc w:val="left"/>
+      <w:pPr>
+        <w:ind w:left="720" w:hanging="360"/>
+      </w:pPr>
+      <w:rPr>
+        <w:rFonts w:ascii="Symbol" w:hAnsi="Symbol" w:hint="default"/>
+      </w:rPr>
+    </w:lvl>
+    <w:lvl w:ilvl="1" w:tplc="040C0003" w:tentative="1">
+      <w:start w:val="1"/>
+      <w:numFmt w:val="bullet"/>
+      <w:lvlText w:val="o"/>
+      <w:lvlJc w:val="left"/>
+      <w:pPr>
+        <w:ind w:left="1440" w:hanging="360"/>
+      </w:pPr>
+      <w:rPr>
+        <w:rFonts w:ascii="Courier New" w:hAnsi="Courier New" w:cs="Courier New" w:hint="default"/>
+      </w:rPr>
+    </w:lvl>
+    <w:lvl w:ilvl="2" w:tplc="040C0005" w:tentative="1">
+      <w:start w:val="1"/>
+      <w:numFmt w:val="bullet"/>
+      <w:lvlText w:val=""/>
+      <w:lvlJc w:val="left"/>
+      <w:pPr>
+        <w:ind w:left="2160" w:hanging="360"/>
+      </w:pPr>
+      <w:rPr>
+        <w:rFonts w:ascii="Wingdings" w:hAnsi="Wingdings" w:hint="default"/>
+      </w:rPr>
+    </w:lvl>
+    <w:lvl w:ilvl="3" w:tplc="040C0001" w:tentative="1">
+      <w:start w:val="1"/>
+      <w:numFmt w:val="bullet"/>
+      <w:lvlText w:val=""/>
+      <w:lvlJc w:val="left"/>
+      <w:pPr>
+        <w:ind w:left="2880" w:hanging="360"/>
+      </w:pPr>
+      <w:rPr>
+        <w:rFonts w:ascii="Symbol" w:hAnsi="Symbol" w:hint="default"/>
+      </w:rPr>
+    </w:lvl>
+    <w:lvl w:ilvl="4" w:tplc="040C0003" w:tentative="1">
+      <w:start w:val="1"/>
+      <w:numFmt w:val="bullet"/>
+      <w:lvlText w:val="o"/>
+      <w:lvlJc w:val="left"/>
+      <w:pPr>
+        <w:ind w:left="3600" w:hanging="360"/>
+      </w:pPr>
+      <w:rPr>
+        <w:rFonts w:ascii="Courier New" w:hAnsi="Courier New" w:cs="Courier New" w:hint="default"/>
+      </w:rPr>
+    </w:lvl>
+    <w:lvl w:ilvl="5" w:tplc="040C0005" w:tentative="1">
+      <w:start w:val="1"/>
+      <w:numFmt w:val="bullet"/>
+      <w:lvlText w:val=""/>
+      <w:lvlJc w:val="left"/>
+      <w:pPr>
+        <w:ind w:left="4320" w:hanging="360"/>
+      </w:pPr>
+      <w:rPr>
+        <w:rFonts w:ascii="Wingdings" w:hAnsi="Wingdings" w:hint="default"/>
+      </w:rPr>
+    </w:lvl>
+    <w:lvl w:ilvl="6" w:tplc="040C0001" w:tentative="1">
+      <w:start w:val="1"/>
+      <w:numFmt w:val="bullet"/>
+      <w:lvlText w:val=""/>
+      <w:lvlJc w:val="left"/>
+      <w:pPr>
+        <w:ind w:left="5040" w:hanging="360"/>
+      </w:pPr>
+      <w:rPr>
+        <w:rFonts w:ascii="Symbol" w:hAnsi="Symbol" w:hint="default"/>
+      </w:rPr>
+    </w:lvl>
+    <w:lvl w:ilvl="7" w:tplc="040C0003" w:tentative="1">
+      <w:start w:val="1"/>
+      <w:numFmt w:val="bullet"/>
+      <w:lvlText w:val="o"/>
+      <w:lvlJc w:val="left"/>
+      <w:pPr>
+        <w:ind w:left="5760" w:hanging="360"/>
+      </w:pPr>
+      <w:rPr>
+        <w:rFonts w:ascii="Courier New" w:hAnsi="Courier New" w:cs="Courier New" w:hint="default"/>
+      </w:rPr>
+    </w:lvl>
+    <w:lvl w:ilvl="8" w:tplc="040C0005" w:tentative="1">
+      <w:start w:val="1"/>
+      <w:numFmt w:val="bullet"/>
+      <w:lvlText w:val=""/>
+      <w:lvlJc w:val="left"/>
+      <w:pPr>
+        <w:ind w:left="6480" w:hanging="360"/>
+      </w:pPr>
+      <w:rPr>
+        <w:rFonts w:ascii="Wingdings" w:hAnsi="Wingdings" w:hint="default"/>
+      </w:rPr>
+    </w:lvl>
+  </w:abstractNum>
+  <w:abstractNum w:abstractNumId="10" w15:restartNumberingAfterBreak="0">
     <w:nsid w:val="20355AAB"/>
     <w:multiLevelType w:val="multilevel"/>
     <w:tmpl w:val="557E4F7E"/>
@@ -4056,7 +7245,7 @@
       </w:rPr>
     </w:lvl>
   </w:abstractNum>
-  <w:abstractNum w:abstractNumId="8" w15:restartNumberingAfterBreak="0">
+  <w:abstractNum w:abstractNumId="11" w15:restartNumberingAfterBreak="0">
     <w:nsid w:val="27BF0930"/>
     <w:multiLevelType w:val="multilevel"/>
     <w:tmpl w:val="4642B8CA"/>
@@ -4205,7 +7394,7 @@
       </w:rPr>
     </w:lvl>
   </w:abstractNum>
-  <w:abstractNum w:abstractNumId="9" w15:restartNumberingAfterBreak="0">
+  <w:abstractNum w:abstractNumId="12" w15:restartNumberingAfterBreak="0">
     <w:nsid w:val="286A2776"/>
     <w:multiLevelType w:val="multilevel"/>
     <w:tmpl w:val="3FF0379C"/>
@@ -4354,7 +7543,99 @@
       </w:rPr>
     </w:lvl>
   </w:abstractNum>
-  <w:abstractNum w:abstractNumId="10" w15:restartNumberingAfterBreak="0">
+  <w:abstractNum w:abstractNumId="13" w15:restartNumberingAfterBreak="0">
+    <w:nsid w:val="287A145E"/>
+    <w:multiLevelType w:val="hybridMultilevel"/>
+    <w:tmpl w:val="6C14995C"/>
+    <w:lvl w:ilvl="0" w:tplc="040C0001">
+      <w:start w:val="1"/>
+      <w:numFmt w:val="bullet"/>
+      <w:lvlText w:val=""/>
+      <w:lvlJc w:val="left"/>
+      <w:pPr>
+        <w:ind w:left="720" w:hanging="360"/>
+      </w:pPr>
+      <w:rPr>
+        <w:rFonts w:ascii="Symbol" w:hAnsi="Symbol" w:hint="default"/>
+      </w:rPr>
+    </w:lvl>
+    <w:lvl w:ilvl="1" w:tplc="040C0003">
+      <w:start w:val="1"/>
+      <w:numFmt w:val="bullet"/>
+      <w:lvlText w:val="o"/>
+      <w:lvlJc w:val="left"/>
+      <w:pPr>
+        <w:ind w:left="1494" w:hanging="360"/>
+      </w:pPr>
+      <w:rPr>
+        <w:rFonts w:ascii="Courier New" w:hAnsi="Courier New" w:cs="Courier New" w:hint="default"/>
+      </w:rPr>
+    </w:lvl>
+    <w:lvl w:ilvl="2" w:tplc="FFFFFFFF">
+      <w:start w:val="1"/>
+      <w:numFmt w:val="lowerRoman"/>
+      <w:lvlText w:val="%3."/>
+      <w:lvlJc w:val="right"/>
+      <w:pPr>
+        <w:ind w:left="2160" w:hanging="180"/>
+      </w:pPr>
+    </w:lvl>
+    <w:lvl w:ilvl="3" w:tplc="FFFFFFFF">
+      <w:start w:val="1"/>
+      <w:numFmt w:val="decimal"/>
+      <w:lvlText w:val="%4."/>
+      <w:lvlJc w:val="left"/>
+      <w:pPr>
+        <w:ind w:left="2880" w:hanging="360"/>
+      </w:pPr>
+    </w:lvl>
+    <w:lvl w:ilvl="4" w:tplc="FFFFFFFF">
+      <w:start w:val="1"/>
+      <w:numFmt w:val="lowerLetter"/>
+      <w:lvlText w:val="%5."/>
+      <w:lvlJc w:val="left"/>
+      <w:pPr>
+        <w:ind w:left="3600" w:hanging="360"/>
+      </w:pPr>
+    </w:lvl>
+    <w:lvl w:ilvl="5" w:tplc="FFFFFFFF">
+      <w:start w:val="1"/>
+      <w:numFmt w:val="lowerRoman"/>
+      <w:lvlText w:val="%6."/>
+      <w:lvlJc w:val="right"/>
+      <w:pPr>
+        <w:ind w:left="4320" w:hanging="180"/>
+      </w:pPr>
+    </w:lvl>
+    <w:lvl w:ilvl="6" w:tplc="FFFFFFFF">
+      <w:start w:val="1"/>
+      <w:numFmt w:val="decimal"/>
+      <w:lvlText w:val="%7."/>
+      <w:lvlJc w:val="left"/>
+      <w:pPr>
+        <w:ind w:left="5040" w:hanging="360"/>
+      </w:pPr>
+    </w:lvl>
+    <w:lvl w:ilvl="7" w:tplc="FFFFFFFF">
+      <w:start w:val="1"/>
+      <w:numFmt w:val="lowerLetter"/>
+      <w:lvlText w:val="%8."/>
+      <w:lvlJc w:val="left"/>
+      <w:pPr>
+        <w:ind w:left="5760" w:hanging="360"/>
+      </w:pPr>
+    </w:lvl>
+    <w:lvl w:ilvl="8" w:tplc="FFFFFFFF">
+      <w:start w:val="1"/>
+      <w:numFmt w:val="lowerRoman"/>
+      <w:lvlText w:val="%9."/>
+      <w:lvlJc w:val="right"/>
+      <w:pPr>
+        <w:ind w:left="6480" w:hanging="180"/>
+      </w:pPr>
+    </w:lvl>
+  </w:abstractNum>
+  <w:abstractNum w:abstractNumId="14" w15:restartNumberingAfterBreak="0">
     <w:nsid w:val="29473390"/>
     <w:multiLevelType w:val="multilevel"/>
     <w:tmpl w:val="A5F637E0"/>
@@ -4467,7 +7748,7 @@
       </w:pPr>
     </w:lvl>
   </w:abstractNum>
-  <w:abstractNum w:abstractNumId="11" w15:restartNumberingAfterBreak="0">
+  <w:abstractNum w:abstractNumId="15" w15:restartNumberingAfterBreak="0">
     <w:nsid w:val="2E467CA5"/>
     <w:multiLevelType w:val="multilevel"/>
     <w:tmpl w:val="16AE8BF6"/>
@@ -4616,7 +7897,233 @@
       </w:rPr>
     </w:lvl>
   </w:abstractNum>
-  <w:abstractNum w:abstractNumId="12" w15:restartNumberingAfterBreak="0">
+  <w:abstractNum w:abstractNumId="16" w15:restartNumberingAfterBreak="0">
+    <w:nsid w:val="393E38DD"/>
+    <w:multiLevelType w:val="hybridMultilevel"/>
+    <w:tmpl w:val="87707B32"/>
+    <w:lvl w:ilvl="0" w:tplc="040C0003">
+      <w:start w:val="1"/>
+      <w:numFmt w:val="bullet"/>
+      <w:lvlText w:val="o"/>
+      <w:lvlJc w:val="left"/>
+      <w:pPr>
+        <w:ind w:left="1068" w:hanging="360"/>
+      </w:pPr>
+      <w:rPr>
+        <w:rFonts w:ascii="Courier New" w:hAnsi="Courier New" w:cs="Courier New" w:hint="default"/>
+      </w:rPr>
+    </w:lvl>
+    <w:lvl w:ilvl="1" w:tplc="040C0003">
+      <w:start w:val="1"/>
+      <w:numFmt w:val="bullet"/>
+      <w:lvlText w:val="o"/>
+      <w:lvlJc w:val="left"/>
+      <w:pPr>
+        <w:ind w:left="1788" w:hanging="360"/>
+      </w:pPr>
+      <w:rPr>
+        <w:rFonts w:ascii="Courier New" w:hAnsi="Courier New" w:cs="Courier New" w:hint="default"/>
+      </w:rPr>
+    </w:lvl>
+    <w:lvl w:ilvl="2" w:tplc="040C0005">
+      <w:start w:val="1"/>
+      <w:numFmt w:val="bullet"/>
+      <w:lvlText w:val=""/>
+      <w:lvlJc w:val="left"/>
+      <w:pPr>
+        <w:ind w:left="2508" w:hanging="360"/>
+      </w:pPr>
+      <w:rPr>
+        <w:rFonts w:ascii="Wingdings" w:hAnsi="Wingdings" w:hint="default"/>
+      </w:rPr>
+    </w:lvl>
+    <w:lvl w:ilvl="3" w:tplc="040C0001">
+      <w:start w:val="1"/>
+      <w:numFmt w:val="bullet"/>
+      <w:lvlText w:val=""/>
+      <w:lvlJc w:val="left"/>
+      <w:pPr>
+        <w:ind w:left="3228" w:hanging="360"/>
+      </w:pPr>
+      <w:rPr>
+        <w:rFonts w:ascii="Symbol" w:hAnsi="Symbol" w:hint="default"/>
+      </w:rPr>
+    </w:lvl>
+    <w:lvl w:ilvl="4" w:tplc="040C0003">
+      <w:start w:val="1"/>
+      <w:numFmt w:val="bullet"/>
+      <w:lvlText w:val="o"/>
+      <w:lvlJc w:val="left"/>
+      <w:pPr>
+        <w:ind w:left="3948" w:hanging="360"/>
+      </w:pPr>
+      <w:rPr>
+        <w:rFonts w:ascii="Courier New" w:hAnsi="Courier New" w:cs="Courier New" w:hint="default"/>
+      </w:rPr>
+    </w:lvl>
+    <w:lvl w:ilvl="5" w:tplc="040C0005">
+      <w:start w:val="1"/>
+      <w:numFmt w:val="bullet"/>
+      <w:lvlText w:val=""/>
+      <w:lvlJc w:val="left"/>
+      <w:pPr>
+        <w:ind w:left="4668" w:hanging="360"/>
+      </w:pPr>
+      <w:rPr>
+        <w:rFonts w:ascii="Wingdings" w:hAnsi="Wingdings" w:hint="default"/>
+      </w:rPr>
+    </w:lvl>
+    <w:lvl w:ilvl="6" w:tplc="040C0001">
+      <w:start w:val="1"/>
+      <w:numFmt w:val="bullet"/>
+      <w:lvlText w:val=""/>
+      <w:lvlJc w:val="left"/>
+      <w:pPr>
+        <w:ind w:left="5388" w:hanging="360"/>
+      </w:pPr>
+      <w:rPr>
+        <w:rFonts w:ascii="Symbol" w:hAnsi="Symbol" w:hint="default"/>
+      </w:rPr>
+    </w:lvl>
+    <w:lvl w:ilvl="7" w:tplc="040C0003">
+      <w:start w:val="1"/>
+      <w:numFmt w:val="bullet"/>
+      <w:lvlText w:val="o"/>
+      <w:lvlJc w:val="left"/>
+      <w:pPr>
+        <w:ind w:left="6108" w:hanging="360"/>
+      </w:pPr>
+      <w:rPr>
+        <w:rFonts w:ascii="Courier New" w:hAnsi="Courier New" w:cs="Courier New" w:hint="default"/>
+      </w:rPr>
+    </w:lvl>
+    <w:lvl w:ilvl="8" w:tplc="040C0005">
+      <w:start w:val="1"/>
+      <w:numFmt w:val="bullet"/>
+      <w:lvlText w:val=""/>
+      <w:lvlJc w:val="left"/>
+      <w:pPr>
+        <w:ind w:left="6828" w:hanging="360"/>
+      </w:pPr>
+      <w:rPr>
+        <w:rFonts w:ascii="Wingdings" w:hAnsi="Wingdings" w:hint="default"/>
+      </w:rPr>
+    </w:lvl>
+  </w:abstractNum>
+  <w:abstractNum w:abstractNumId="17" w15:restartNumberingAfterBreak="0">
+    <w:nsid w:val="4431557E"/>
+    <w:multiLevelType w:val="hybridMultilevel"/>
+    <w:tmpl w:val="6018100C"/>
+    <w:lvl w:ilvl="0" w:tplc="040C0003">
+      <w:start w:val="1"/>
+      <w:numFmt w:val="bullet"/>
+      <w:lvlText w:val="o"/>
+      <w:lvlJc w:val="left"/>
+      <w:pPr>
+        <w:ind w:left="816" w:hanging="360"/>
+      </w:pPr>
+      <w:rPr>
+        <w:rFonts w:ascii="Courier New" w:hAnsi="Courier New" w:cs="Courier New" w:hint="default"/>
+      </w:rPr>
+    </w:lvl>
+    <w:lvl w:ilvl="1" w:tplc="040C0003">
+      <w:start w:val="1"/>
+      <w:numFmt w:val="bullet"/>
+      <w:lvlText w:val="o"/>
+      <w:lvlJc w:val="left"/>
+      <w:pPr>
+        <w:ind w:left="1536" w:hanging="360"/>
+      </w:pPr>
+      <w:rPr>
+        <w:rFonts w:ascii="Courier New" w:hAnsi="Courier New" w:cs="Courier New" w:hint="default"/>
+      </w:rPr>
+    </w:lvl>
+    <w:lvl w:ilvl="2" w:tplc="040C0005" w:tentative="1">
+      <w:start w:val="1"/>
+      <w:numFmt w:val="bullet"/>
+      <w:lvlText w:val=""/>
+      <w:lvlJc w:val="left"/>
+      <w:pPr>
+        <w:ind w:left="2256" w:hanging="360"/>
+      </w:pPr>
+      <w:rPr>
+        <w:rFonts w:ascii="Wingdings" w:hAnsi="Wingdings" w:hint="default"/>
+      </w:rPr>
+    </w:lvl>
+    <w:lvl w:ilvl="3" w:tplc="040C0001" w:tentative="1">
+      <w:start w:val="1"/>
+      <w:numFmt w:val="bullet"/>
+      <w:lvlText w:val=""/>
+      <w:lvlJc w:val="left"/>
+      <w:pPr>
+        <w:ind w:left="2976" w:hanging="360"/>
+      </w:pPr>
+      <w:rPr>
+        <w:rFonts w:ascii="Symbol" w:hAnsi="Symbol" w:hint="default"/>
+      </w:rPr>
+    </w:lvl>
+    <w:lvl w:ilvl="4" w:tplc="040C0003" w:tentative="1">
+      <w:start w:val="1"/>
+      <w:numFmt w:val="bullet"/>
+      <w:lvlText w:val="o"/>
+      <w:lvlJc w:val="left"/>
+      <w:pPr>
+        <w:ind w:left="3696" w:hanging="360"/>
+      </w:pPr>
+      <w:rPr>
+        <w:rFonts w:ascii="Courier New" w:hAnsi="Courier New" w:cs="Courier New" w:hint="default"/>
+      </w:rPr>
+    </w:lvl>
+    <w:lvl w:ilvl="5" w:tplc="040C0005" w:tentative="1">
+      <w:start w:val="1"/>
+      <w:numFmt w:val="bullet"/>
+      <w:lvlText w:val=""/>
+      <w:lvlJc w:val="left"/>
+      <w:pPr>
+        <w:ind w:left="4416" w:hanging="360"/>
+      </w:pPr>
+      <w:rPr>
+        <w:rFonts w:ascii="Wingdings" w:hAnsi="Wingdings" w:hint="default"/>
+      </w:rPr>
+    </w:lvl>
+    <w:lvl w:ilvl="6" w:tplc="040C0001" w:tentative="1">
+      <w:start w:val="1"/>
+      <w:numFmt w:val="bullet"/>
+      <w:lvlText w:val=""/>
+      <w:lvlJc w:val="left"/>
+      <w:pPr>
+        <w:ind w:left="5136" w:hanging="360"/>
+      </w:pPr>
+      <w:rPr>
+        <w:rFonts w:ascii="Symbol" w:hAnsi="Symbol" w:hint="default"/>
+      </w:rPr>
+    </w:lvl>
+    <w:lvl w:ilvl="7" w:tplc="040C0003" w:tentative="1">
+      <w:start w:val="1"/>
+      <w:numFmt w:val="bullet"/>
+      <w:lvlText w:val="o"/>
+      <w:lvlJc w:val="left"/>
+      <w:pPr>
+        <w:ind w:left="5856" w:hanging="360"/>
+      </w:pPr>
+      <w:rPr>
+        <w:rFonts w:ascii="Courier New" w:hAnsi="Courier New" w:cs="Courier New" w:hint="default"/>
+      </w:rPr>
+    </w:lvl>
+    <w:lvl w:ilvl="8" w:tplc="040C0005" w:tentative="1">
+      <w:start w:val="1"/>
+      <w:numFmt w:val="bullet"/>
+      <w:lvlText w:val=""/>
+      <w:lvlJc w:val="left"/>
+      <w:pPr>
+        <w:ind w:left="6576" w:hanging="360"/>
+      </w:pPr>
+      <w:rPr>
+        <w:rFonts w:ascii="Wingdings" w:hAnsi="Wingdings" w:hint="default"/>
+      </w:rPr>
+    </w:lvl>
+  </w:abstractNum>
+  <w:abstractNum w:abstractNumId="18" w15:restartNumberingAfterBreak="0">
     <w:nsid w:val="46D0544B"/>
     <w:multiLevelType w:val="multilevel"/>
     <w:tmpl w:val="35B23EBC"/>
@@ -4765,7 +8272,120 @@
       </w:rPr>
     </w:lvl>
   </w:abstractNum>
-  <w:abstractNum w:abstractNumId="13" w15:restartNumberingAfterBreak="0">
+  <w:abstractNum w:abstractNumId="19" w15:restartNumberingAfterBreak="0">
+    <w:nsid w:val="46FC7F2F"/>
+    <w:multiLevelType w:val="hybridMultilevel"/>
+    <w:tmpl w:val="426A3F7A"/>
+    <w:lvl w:ilvl="0" w:tplc="040C0003">
+      <w:start w:val="1"/>
+      <w:numFmt w:val="bullet"/>
+      <w:lvlText w:val="o"/>
+      <w:lvlJc w:val="left"/>
+      <w:pPr>
+        <w:ind w:left="1068" w:hanging="360"/>
+      </w:pPr>
+      <w:rPr>
+        <w:rFonts w:ascii="Courier New" w:hAnsi="Courier New" w:cs="Courier New" w:hint="default"/>
+      </w:rPr>
+    </w:lvl>
+    <w:lvl w:ilvl="1" w:tplc="040C0003">
+      <w:start w:val="1"/>
+      <w:numFmt w:val="bullet"/>
+      <w:lvlText w:val="o"/>
+      <w:lvlJc w:val="left"/>
+      <w:pPr>
+        <w:ind w:left="1788" w:hanging="360"/>
+      </w:pPr>
+      <w:rPr>
+        <w:rFonts w:ascii="Courier New" w:hAnsi="Courier New" w:cs="Courier New" w:hint="default"/>
+      </w:rPr>
+    </w:lvl>
+    <w:lvl w:ilvl="2" w:tplc="040C0005">
+      <w:start w:val="1"/>
+      <w:numFmt w:val="bullet"/>
+      <w:lvlText w:val=""/>
+      <w:lvlJc w:val="left"/>
+      <w:pPr>
+        <w:ind w:left="2508" w:hanging="360"/>
+      </w:pPr>
+      <w:rPr>
+        <w:rFonts w:ascii="Wingdings" w:hAnsi="Wingdings" w:hint="default"/>
+      </w:rPr>
+    </w:lvl>
+    <w:lvl w:ilvl="3" w:tplc="040C0001">
+      <w:start w:val="1"/>
+      <w:numFmt w:val="bullet"/>
+      <w:lvlText w:val=""/>
+      <w:lvlJc w:val="left"/>
+      <w:pPr>
+        <w:ind w:left="3228" w:hanging="360"/>
+      </w:pPr>
+      <w:rPr>
+        <w:rFonts w:ascii="Symbol" w:hAnsi="Symbol" w:hint="default"/>
+      </w:rPr>
+    </w:lvl>
+    <w:lvl w:ilvl="4" w:tplc="040C0003">
+      <w:start w:val="1"/>
+      <w:numFmt w:val="bullet"/>
+      <w:lvlText w:val="o"/>
+      <w:lvlJc w:val="left"/>
+      <w:pPr>
+        <w:ind w:left="3948" w:hanging="360"/>
+      </w:pPr>
+      <w:rPr>
+        <w:rFonts w:ascii="Courier New" w:hAnsi="Courier New" w:cs="Courier New" w:hint="default"/>
+      </w:rPr>
+    </w:lvl>
+    <w:lvl w:ilvl="5" w:tplc="040C0005">
+      <w:start w:val="1"/>
+      <w:numFmt w:val="bullet"/>
+      <w:lvlText w:val=""/>
+      <w:lvlJc w:val="left"/>
+      <w:pPr>
+        <w:ind w:left="4668" w:hanging="360"/>
+      </w:pPr>
+      <w:rPr>
+        <w:rFonts w:ascii="Wingdings" w:hAnsi="Wingdings" w:hint="default"/>
+      </w:rPr>
+    </w:lvl>
+    <w:lvl w:ilvl="6" w:tplc="040C0001">
+      <w:start w:val="1"/>
+      <w:numFmt w:val="bullet"/>
+      <w:lvlText w:val=""/>
+      <w:lvlJc w:val="left"/>
+      <w:pPr>
+        <w:ind w:left="5388" w:hanging="360"/>
+      </w:pPr>
+      <w:rPr>
+        <w:rFonts w:ascii="Symbol" w:hAnsi="Symbol" w:hint="default"/>
+      </w:rPr>
+    </w:lvl>
+    <w:lvl w:ilvl="7" w:tplc="040C0003">
+      <w:start w:val="1"/>
+      <w:numFmt w:val="bullet"/>
+      <w:lvlText w:val="o"/>
+      <w:lvlJc w:val="left"/>
+      <w:pPr>
+        <w:ind w:left="6108" w:hanging="360"/>
+      </w:pPr>
+      <w:rPr>
+        <w:rFonts w:ascii="Courier New" w:hAnsi="Courier New" w:cs="Courier New" w:hint="default"/>
+      </w:rPr>
+    </w:lvl>
+    <w:lvl w:ilvl="8" w:tplc="040C0005">
+      <w:start w:val="1"/>
+      <w:numFmt w:val="bullet"/>
+      <w:lvlText w:val=""/>
+      <w:lvlJc w:val="left"/>
+      <w:pPr>
+        <w:ind w:left="6828" w:hanging="360"/>
+      </w:pPr>
+      <w:rPr>
+        <w:rFonts w:ascii="Wingdings" w:hAnsi="Wingdings" w:hint="default"/>
+      </w:rPr>
+    </w:lvl>
+  </w:abstractNum>
+  <w:abstractNum w:abstractNumId="20" w15:restartNumberingAfterBreak="0">
     <w:nsid w:val="4B792A06"/>
     <w:multiLevelType w:val="multilevel"/>
     <w:tmpl w:val="AD7E64B6"/>
@@ -4878,7 +8498,7 @@
       </w:pPr>
     </w:lvl>
   </w:abstractNum>
-  <w:abstractNum w:abstractNumId="14" w15:restartNumberingAfterBreak="0">
+  <w:abstractNum w:abstractNumId="21" w15:restartNumberingAfterBreak="0">
     <w:nsid w:val="5623571C"/>
     <w:multiLevelType w:val="multilevel"/>
     <w:tmpl w:val="09C8B3A8"/>
@@ -5027,7 +8647,7 @@
       </w:rPr>
     </w:lvl>
   </w:abstractNum>
-  <w:abstractNum w:abstractNumId="15" w15:restartNumberingAfterBreak="0">
+  <w:abstractNum w:abstractNumId="22" w15:restartNumberingAfterBreak="0">
     <w:nsid w:val="56DC0023"/>
     <w:multiLevelType w:val="multilevel"/>
     <w:tmpl w:val="D2D4A458"/>
@@ -5176,7 +8796,156 @@
       </w:rPr>
     </w:lvl>
   </w:abstractNum>
-  <w:abstractNum w:abstractNumId="16" w15:restartNumberingAfterBreak="0">
+  <w:abstractNum w:abstractNumId="23" w15:restartNumberingAfterBreak="0">
+    <w:nsid w:val="5AC02E4E"/>
+    <w:multiLevelType w:val="multilevel"/>
+    <w:tmpl w:val="217CDD88"/>
+    <w:lvl w:ilvl="0">
+      <w:start w:val="1"/>
+      <w:numFmt w:val="bullet"/>
+      <w:lvlText w:val=""/>
+      <w:lvlJc w:val="left"/>
+      <w:pPr>
+        <w:tabs>
+          <w:tab w:val="num" w:pos="720"/>
+        </w:tabs>
+        <w:ind w:left="720" w:hanging="360"/>
+      </w:pPr>
+      <w:rPr>
+        <w:rFonts w:ascii="Symbol" w:hAnsi="Symbol" w:hint="default"/>
+        <w:sz w:val="20"/>
+      </w:rPr>
+    </w:lvl>
+    <w:lvl w:ilvl="1" w:tentative="1">
+      <w:start w:val="1"/>
+      <w:numFmt w:val="bullet"/>
+      <w:lvlText w:val="o"/>
+      <w:lvlJc w:val="left"/>
+      <w:pPr>
+        <w:tabs>
+          <w:tab w:val="num" w:pos="1440"/>
+        </w:tabs>
+        <w:ind w:left="1440" w:hanging="360"/>
+      </w:pPr>
+      <w:rPr>
+        <w:rFonts w:ascii="Courier New" w:hAnsi="Courier New" w:hint="default"/>
+        <w:sz w:val="20"/>
+      </w:rPr>
+    </w:lvl>
+    <w:lvl w:ilvl="2" w:tentative="1">
+      <w:start w:val="1"/>
+      <w:numFmt w:val="bullet"/>
+      <w:lvlText w:val=""/>
+      <w:lvlJc w:val="left"/>
+      <w:pPr>
+        <w:tabs>
+          <w:tab w:val="num" w:pos="2160"/>
+        </w:tabs>
+        <w:ind w:left="2160" w:hanging="360"/>
+      </w:pPr>
+      <w:rPr>
+        <w:rFonts w:ascii="Wingdings" w:hAnsi="Wingdings" w:hint="default"/>
+        <w:sz w:val="20"/>
+      </w:rPr>
+    </w:lvl>
+    <w:lvl w:ilvl="3" w:tentative="1">
+      <w:start w:val="1"/>
+      <w:numFmt w:val="bullet"/>
+      <w:lvlText w:val=""/>
+      <w:lvlJc w:val="left"/>
+      <w:pPr>
+        <w:tabs>
+          <w:tab w:val="num" w:pos="2880"/>
+        </w:tabs>
+        <w:ind w:left="2880" w:hanging="360"/>
+      </w:pPr>
+      <w:rPr>
+        <w:rFonts w:ascii="Wingdings" w:hAnsi="Wingdings" w:hint="default"/>
+        <w:sz w:val="20"/>
+      </w:rPr>
+    </w:lvl>
+    <w:lvl w:ilvl="4" w:tentative="1">
+      <w:start w:val="1"/>
+      <w:numFmt w:val="bullet"/>
+      <w:lvlText w:val=""/>
+      <w:lvlJc w:val="left"/>
+      <w:pPr>
+        <w:tabs>
+          <w:tab w:val="num" w:pos="3600"/>
+        </w:tabs>
+        <w:ind w:left="3600" w:hanging="360"/>
+      </w:pPr>
+      <w:rPr>
+        <w:rFonts w:ascii="Wingdings" w:hAnsi="Wingdings" w:hint="default"/>
+        <w:sz w:val="20"/>
+      </w:rPr>
+    </w:lvl>
+    <w:lvl w:ilvl="5" w:tentative="1">
+      <w:start w:val="1"/>
+      <w:numFmt w:val="bullet"/>
+      <w:lvlText w:val=""/>
+      <w:lvlJc w:val="left"/>
+      <w:pPr>
+        <w:tabs>
+          <w:tab w:val="num" w:pos="4320"/>
+        </w:tabs>
+        <w:ind w:left="4320" w:hanging="360"/>
+      </w:pPr>
+      <w:rPr>
+        <w:rFonts w:ascii="Wingdings" w:hAnsi="Wingdings" w:hint="default"/>
+        <w:sz w:val="20"/>
+      </w:rPr>
+    </w:lvl>
+    <w:lvl w:ilvl="6" w:tentative="1">
+      <w:start w:val="1"/>
+      <w:numFmt w:val="bullet"/>
+      <w:lvlText w:val=""/>
+      <w:lvlJc w:val="left"/>
+      <w:pPr>
+        <w:tabs>
+          <w:tab w:val="num" w:pos="5040"/>
+        </w:tabs>
+        <w:ind w:left="5040" w:hanging="360"/>
+      </w:pPr>
+      <w:rPr>
+        <w:rFonts w:ascii="Wingdings" w:hAnsi="Wingdings" w:hint="default"/>
+        <w:sz w:val="20"/>
+      </w:rPr>
+    </w:lvl>
+    <w:lvl w:ilvl="7" w:tentative="1">
+      <w:start w:val="1"/>
+      <w:numFmt w:val="bullet"/>
+      <w:lvlText w:val=""/>
+      <w:lvlJc w:val="left"/>
+      <w:pPr>
+        <w:tabs>
+          <w:tab w:val="num" w:pos="5760"/>
+        </w:tabs>
+        <w:ind w:left="5760" w:hanging="360"/>
+      </w:pPr>
+      <w:rPr>
+        <w:rFonts w:ascii="Wingdings" w:hAnsi="Wingdings" w:hint="default"/>
+        <w:sz w:val="20"/>
+      </w:rPr>
+    </w:lvl>
+    <w:lvl w:ilvl="8" w:tentative="1">
+      <w:start w:val="1"/>
+      <w:numFmt w:val="bullet"/>
+      <w:lvlText w:val=""/>
+      <w:lvlJc w:val="left"/>
+      <w:pPr>
+        <w:tabs>
+          <w:tab w:val="num" w:pos="6480"/>
+        </w:tabs>
+        <w:ind w:left="6480" w:hanging="360"/>
+      </w:pPr>
+      <w:rPr>
+        <w:rFonts w:ascii="Wingdings" w:hAnsi="Wingdings" w:hint="default"/>
+        <w:sz w:val="20"/>
+      </w:rPr>
+    </w:lvl>
+  </w:abstractNum>
+  <w:abstractNum w:abstractNumId="24" w15:restartNumberingAfterBreak="0">
     <w:nsid w:val="5ECA2337"/>
     <w:multiLevelType w:val="multilevel"/>
     <w:tmpl w:val="38127584"/>
@@ -5325,7 +9094,7 @@
       </w:rPr>
     </w:lvl>
   </w:abstractNum>
-  <w:abstractNum w:abstractNumId="17" w15:restartNumberingAfterBreak="0">
+  <w:abstractNum w:abstractNumId="25" w15:restartNumberingAfterBreak="0">
     <w:nsid w:val="5F981EDA"/>
     <w:multiLevelType w:val="multilevel"/>
     <w:tmpl w:val="8166B5F6"/>
@@ -5474,7 +9243,7 @@
       </w:rPr>
     </w:lvl>
   </w:abstractNum>
-  <w:abstractNum w:abstractNumId="18" w15:restartNumberingAfterBreak="0">
+  <w:abstractNum w:abstractNumId="26" w15:restartNumberingAfterBreak="0">
     <w:nsid w:val="647B1341"/>
     <w:multiLevelType w:val="multilevel"/>
     <w:tmpl w:val="A240DE3A"/>
@@ -5587,7 +9356,7 @@
       </w:pPr>
     </w:lvl>
   </w:abstractNum>
-  <w:abstractNum w:abstractNumId="19" w15:restartNumberingAfterBreak="0">
+  <w:abstractNum w:abstractNumId="27" w15:restartNumberingAfterBreak="0">
     <w:nsid w:val="68827E52"/>
     <w:multiLevelType w:val="multilevel"/>
     <w:tmpl w:val="BE02CFE2"/>
@@ -5736,7 +9505,7 @@
       </w:rPr>
     </w:lvl>
   </w:abstractNum>
-  <w:abstractNum w:abstractNumId="20" w15:restartNumberingAfterBreak="0">
+  <w:abstractNum w:abstractNumId="28" w15:restartNumberingAfterBreak="0">
     <w:nsid w:val="693272F8"/>
     <w:multiLevelType w:val="multilevel"/>
     <w:tmpl w:val="C6869E86"/>
@@ -5885,7 +9654,7 @@
       </w:rPr>
     </w:lvl>
   </w:abstractNum>
-  <w:abstractNum w:abstractNumId="21" w15:restartNumberingAfterBreak="0">
+  <w:abstractNum w:abstractNumId="29" w15:restartNumberingAfterBreak="0">
     <w:nsid w:val="6A865475"/>
     <w:multiLevelType w:val="multilevel"/>
     <w:tmpl w:val="AD24CC56"/>
@@ -5905,7 +9674,7 @@
         <w:sz w:val="20"/>
       </w:rPr>
     </w:lvl>
-    <w:lvl w:ilvl="1" w:tentative="1">
+    <w:lvl w:ilvl="1">
       <w:start w:val="1"/>
       <w:numFmt w:val="bullet"/>
       <w:lvlText w:val="o"/>
@@ -6034,7 +9803,7 @@
       </w:rPr>
     </w:lvl>
   </w:abstractNum>
-  <w:abstractNum w:abstractNumId="22" w15:restartNumberingAfterBreak="0">
+  <w:abstractNum w:abstractNumId="30" w15:restartNumberingAfterBreak="0">
     <w:nsid w:val="6F63012C"/>
     <w:multiLevelType w:val="multilevel"/>
     <w:tmpl w:val="501EDFD0"/>
@@ -6183,7 +9952,120 @@
       </w:rPr>
     </w:lvl>
   </w:abstractNum>
-  <w:abstractNum w:abstractNumId="23" w15:restartNumberingAfterBreak="0">
+  <w:abstractNum w:abstractNumId="31" w15:restartNumberingAfterBreak="0">
+    <w:nsid w:val="6FA55114"/>
+    <w:multiLevelType w:val="multilevel"/>
+    <w:tmpl w:val="532642F2"/>
+    <w:lvl w:ilvl="0">
+      <w:start w:val="1"/>
+      <w:numFmt w:val="decimal"/>
+      <w:lvlText w:val="%1."/>
+      <w:lvlJc w:val="left"/>
+      <w:pPr>
+        <w:tabs>
+          <w:tab w:val="num" w:pos="720"/>
+        </w:tabs>
+        <w:ind w:left="720" w:hanging="360"/>
+      </w:pPr>
+    </w:lvl>
+    <w:lvl w:ilvl="1" w:tentative="1">
+      <w:start w:val="1"/>
+      <w:numFmt w:val="decimal"/>
+      <w:lvlText w:val="%2."/>
+      <w:lvlJc w:val="left"/>
+      <w:pPr>
+        <w:tabs>
+          <w:tab w:val="num" w:pos="1440"/>
+        </w:tabs>
+        <w:ind w:left="1440" w:hanging="360"/>
+      </w:pPr>
+    </w:lvl>
+    <w:lvl w:ilvl="2" w:tentative="1">
+      <w:start w:val="1"/>
+      <w:numFmt w:val="decimal"/>
+      <w:lvlText w:val="%3."/>
+      <w:lvlJc w:val="left"/>
+      <w:pPr>
+        <w:tabs>
+          <w:tab w:val="num" w:pos="2160"/>
+        </w:tabs>
+        <w:ind w:left="2160" w:hanging="360"/>
+      </w:pPr>
+    </w:lvl>
+    <w:lvl w:ilvl="3" w:tentative="1">
+      <w:start w:val="1"/>
+      <w:numFmt w:val="decimal"/>
+      <w:lvlText w:val="%4."/>
+      <w:lvlJc w:val="left"/>
+      <w:pPr>
+        <w:tabs>
+          <w:tab w:val="num" w:pos="2880"/>
+        </w:tabs>
+        <w:ind w:left="2880" w:hanging="360"/>
+      </w:pPr>
+    </w:lvl>
+    <w:lvl w:ilvl="4" w:tentative="1">
+      <w:start w:val="1"/>
+      <w:numFmt w:val="decimal"/>
+      <w:lvlText w:val="%5."/>
+      <w:lvlJc w:val="left"/>
+      <w:pPr>
+        <w:tabs>
+          <w:tab w:val="num" w:pos="3600"/>
+        </w:tabs>
+        <w:ind w:left="3600" w:hanging="360"/>
+      </w:pPr>
+    </w:lvl>
+    <w:lvl w:ilvl="5" w:tentative="1">
+      <w:start w:val="1"/>
+      <w:numFmt w:val="decimal"/>
+      <w:lvlText w:val="%6."/>
+      <w:lvlJc w:val="left"/>
+      <w:pPr>
+        <w:tabs>
+          <w:tab w:val="num" w:pos="4320"/>
+        </w:tabs>
+        <w:ind w:left="4320" w:hanging="360"/>
+      </w:pPr>
+    </w:lvl>
+    <w:lvl w:ilvl="6" w:tentative="1">
+      <w:start w:val="1"/>
+      <w:numFmt w:val="decimal"/>
+      <w:lvlText w:val="%7."/>
+      <w:lvlJc w:val="left"/>
+      <w:pPr>
+        <w:tabs>
+          <w:tab w:val="num" w:pos="5040"/>
+        </w:tabs>
+        <w:ind w:left="5040" w:hanging="360"/>
+      </w:pPr>
+    </w:lvl>
+    <w:lvl w:ilvl="7" w:tentative="1">
+      <w:start w:val="1"/>
+      <w:numFmt w:val="decimal"/>
+      <w:lvlText w:val="%8."/>
+      <w:lvlJc w:val="left"/>
+      <w:pPr>
+        <w:tabs>
+          <w:tab w:val="num" w:pos="5760"/>
+        </w:tabs>
+        <w:ind w:left="5760" w:hanging="360"/>
+      </w:pPr>
+    </w:lvl>
+    <w:lvl w:ilvl="8" w:tentative="1">
+      <w:start w:val="1"/>
+      <w:numFmt w:val="decimal"/>
+      <w:lvlText w:val="%9."/>
+      <w:lvlJc w:val="left"/>
+      <w:pPr>
+        <w:tabs>
+          <w:tab w:val="num" w:pos="6480"/>
+        </w:tabs>
+        <w:ind w:left="6480" w:hanging="360"/>
+      </w:pPr>
+    </w:lvl>
+  </w:abstractNum>
+  <w:abstractNum w:abstractNumId="32" w15:restartNumberingAfterBreak="0">
     <w:nsid w:val="707627E7"/>
     <w:multiLevelType w:val="multilevel"/>
     <w:tmpl w:val="1040ECB4"/>
@@ -6332,7 +10214,7 @@
       </w:rPr>
     </w:lvl>
   </w:abstractNum>
-  <w:abstractNum w:abstractNumId="24" w15:restartNumberingAfterBreak="0">
+  <w:abstractNum w:abstractNumId="33" w15:restartNumberingAfterBreak="0">
     <w:nsid w:val="73FF412C"/>
     <w:multiLevelType w:val="multilevel"/>
     <w:tmpl w:val="F58C943A"/>
@@ -6481,7 +10363,7 @@
       </w:rPr>
     </w:lvl>
   </w:abstractNum>
-  <w:abstractNum w:abstractNumId="25" w15:restartNumberingAfterBreak="0">
+  <w:abstractNum w:abstractNumId="34" w15:restartNumberingAfterBreak="0">
     <w:nsid w:val="763349F8"/>
     <w:multiLevelType w:val="multilevel"/>
     <w:tmpl w:val="0900AD16"/>
@@ -6627,6 +10509,118 @@
       <w:rPr>
         <w:rFonts w:ascii="Wingdings" w:hAnsi="Wingdings" w:hint="default"/>
         <w:sz w:val="20"/>
+      </w:rPr>
+    </w:lvl>
+  </w:abstractNum>
+  <w:abstractNum w:abstractNumId="35" w15:restartNumberingAfterBreak="0">
+    <w:nsid w:val="7D074286"/>
+    <w:multiLevelType w:val="hybridMultilevel"/>
+    <w:tmpl w:val="AD20219C"/>
+    <w:lvl w:ilvl="0" w:tplc="70501D90">
+      <w:numFmt w:val="bullet"/>
+      <w:lvlText w:val=""/>
+      <w:lvlJc w:val="left"/>
+      <w:pPr>
+        <w:ind w:left="720" w:hanging="360"/>
+      </w:pPr>
+      <w:rPr>
+        <w:rFonts w:ascii="Symbol" w:eastAsiaTheme="minorEastAsia" w:hAnsi="Symbol" w:cstheme="minorBidi" w:hint="default"/>
+      </w:rPr>
+    </w:lvl>
+    <w:lvl w:ilvl="1" w:tplc="040C0003">
+      <w:start w:val="1"/>
+      <w:numFmt w:val="bullet"/>
+      <w:lvlText w:val="o"/>
+      <w:lvlJc w:val="left"/>
+      <w:pPr>
+        <w:ind w:left="1440" w:hanging="360"/>
+      </w:pPr>
+      <w:rPr>
+        <w:rFonts w:ascii="Courier New" w:hAnsi="Courier New" w:cs="Courier New" w:hint="default"/>
+      </w:rPr>
+    </w:lvl>
+    <w:lvl w:ilvl="2" w:tplc="040C0005">
+      <w:start w:val="1"/>
+      <w:numFmt w:val="bullet"/>
+      <w:lvlText w:val=""/>
+      <w:lvlJc w:val="left"/>
+      <w:pPr>
+        <w:ind w:left="2160" w:hanging="360"/>
+      </w:pPr>
+      <w:rPr>
+        <w:rFonts w:ascii="Wingdings" w:hAnsi="Wingdings" w:hint="default"/>
+      </w:rPr>
+    </w:lvl>
+    <w:lvl w:ilvl="3" w:tplc="040C0001">
+      <w:start w:val="1"/>
+      <w:numFmt w:val="bullet"/>
+      <w:lvlText w:val=""/>
+      <w:lvlJc w:val="left"/>
+      <w:pPr>
+        <w:ind w:left="2880" w:hanging="360"/>
+      </w:pPr>
+      <w:rPr>
+        <w:rFonts w:ascii="Symbol" w:hAnsi="Symbol" w:hint="default"/>
+      </w:rPr>
+    </w:lvl>
+    <w:lvl w:ilvl="4" w:tplc="040C0003">
+      <w:start w:val="1"/>
+      <w:numFmt w:val="bullet"/>
+      <w:lvlText w:val="o"/>
+      <w:lvlJc w:val="left"/>
+      <w:pPr>
+        <w:ind w:left="3600" w:hanging="360"/>
+      </w:pPr>
+      <w:rPr>
+        <w:rFonts w:ascii="Courier New" w:hAnsi="Courier New" w:cs="Courier New" w:hint="default"/>
+      </w:rPr>
+    </w:lvl>
+    <w:lvl w:ilvl="5" w:tplc="040C0005">
+      <w:start w:val="1"/>
+      <w:numFmt w:val="bullet"/>
+      <w:lvlText w:val=""/>
+      <w:lvlJc w:val="left"/>
+      <w:pPr>
+        <w:ind w:left="4320" w:hanging="360"/>
+      </w:pPr>
+      <w:rPr>
+        <w:rFonts w:ascii="Wingdings" w:hAnsi="Wingdings" w:hint="default"/>
+      </w:rPr>
+    </w:lvl>
+    <w:lvl w:ilvl="6" w:tplc="040C0001">
+      <w:start w:val="1"/>
+      <w:numFmt w:val="bullet"/>
+      <w:lvlText w:val=""/>
+      <w:lvlJc w:val="left"/>
+      <w:pPr>
+        <w:ind w:left="5040" w:hanging="360"/>
+      </w:pPr>
+      <w:rPr>
+        <w:rFonts w:ascii="Symbol" w:hAnsi="Symbol" w:hint="default"/>
+      </w:rPr>
+    </w:lvl>
+    <w:lvl w:ilvl="7" w:tplc="040C0003">
+      <w:start w:val="1"/>
+      <w:numFmt w:val="bullet"/>
+      <w:lvlText w:val="o"/>
+      <w:lvlJc w:val="left"/>
+      <w:pPr>
+        <w:ind w:left="5760" w:hanging="360"/>
+      </w:pPr>
+      <w:rPr>
+        <w:rFonts w:ascii="Courier New" w:hAnsi="Courier New" w:cs="Courier New" w:hint="default"/>
+      </w:rPr>
+    </w:lvl>
+    <w:lvl w:ilvl="8" w:tplc="040C0005">
+      <w:start w:val="1"/>
+      <w:numFmt w:val="bullet"/>
+      <w:lvlText w:val=""/>
+      <w:lvlJc w:val="left"/>
+      <w:pPr>
+        <w:ind w:left="6480" w:hanging="360"/>
+      </w:pPr>
+      <w:rPr>
+        <w:rFonts w:ascii="Wingdings" w:hAnsi="Wingdings" w:hint="default"/>
       </w:rPr>
     </w:lvl>
   </w:abstractNum>
@@ -6634,34 +10628,34 @@
     <w:abstractNumId w:val="2"/>
   </w:num>
   <w:num w:numId="2" w16cid:durableId="1454666842">
-    <w:abstractNumId w:val="8"/>
+    <w:abstractNumId w:val="11"/>
   </w:num>
   <w:num w:numId="3" w16cid:durableId="1617787993">
     <w:abstractNumId w:val="0"/>
   </w:num>
   <w:num w:numId="4" w16cid:durableId="1987278911">
-    <w:abstractNumId w:val="11"/>
+    <w:abstractNumId w:val="15"/>
   </w:num>
   <w:num w:numId="5" w16cid:durableId="1515028024">
-    <w:abstractNumId w:val="14"/>
+    <w:abstractNumId w:val="21"/>
   </w:num>
   <w:num w:numId="6" w16cid:durableId="2026594972">
-    <w:abstractNumId w:val="20"/>
+    <w:abstractNumId w:val="28"/>
   </w:num>
   <w:num w:numId="7" w16cid:durableId="37046224">
-    <w:abstractNumId w:val="18"/>
+    <w:abstractNumId w:val="26"/>
   </w:num>
   <w:num w:numId="8" w16cid:durableId="2059741745">
     <w:abstractNumId w:val="5"/>
   </w:num>
   <w:num w:numId="9" w16cid:durableId="137570918">
-    <w:abstractNumId w:val="17"/>
+    <w:abstractNumId w:val="25"/>
   </w:num>
   <w:num w:numId="10" w16cid:durableId="481236424">
-    <w:abstractNumId w:val="23"/>
+    <w:abstractNumId w:val="32"/>
   </w:num>
   <w:num w:numId="11" w16cid:durableId="277875083">
-    <w:abstractNumId w:val="24"/>
+    <w:abstractNumId w:val="33"/>
   </w:num>
   <w:num w:numId="12" w16cid:durableId="1455096358">
     <w:abstractNumId w:val="6"/>
@@ -6670,43 +10664,96 @@
     <w:abstractNumId w:val="3"/>
   </w:num>
   <w:num w:numId="14" w16cid:durableId="249512659">
-    <w:abstractNumId w:val="10"/>
+    <w:abstractNumId w:val="14"/>
   </w:num>
   <w:num w:numId="15" w16cid:durableId="438336829">
-    <w:abstractNumId w:val="15"/>
+    <w:abstractNumId w:val="22"/>
   </w:num>
   <w:num w:numId="16" w16cid:durableId="1898781126">
-    <w:abstractNumId w:val="22"/>
+    <w:abstractNumId w:val="30"/>
   </w:num>
   <w:num w:numId="17" w16cid:durableId="215048014">
     <w:abstractNumId w:val="1"/>
   </w:num>
   <w:num w:numId="18" w16cid:durableId="1307510263">
-    <w:abstractNumId w:val="25"/>
+    <w:abstractNumId w:val="34"/>
   </w:num>
   <w:num w:numId="19" w16cid:durableId="1807701809">
-    <w:abstractNumId w:val="9"/>
+    <w:abstractNumId w:val="12"/>
   </w:num>
   <w:num w:numId="20" w16cid:durableId="2106681234">
-    <w:abstractNumId w:val="13"/>
+    <w:abstractNumId w:val="20"/>
   </w:num>
   <w:num w:numId="21" w16cid:durableId="537665420">
-    <w:abstractNumId w:val="12"/>
+    <w:abstractNumId w:val="18"/>
   </w:num>
   <w:num w:numId="22" w16cid:durableId="230194325">
-    <w:abstractNumId w:val="7"/>
+    <w:abstractNumId w:val="10"/>
   </w:num>
   <w:num w:numId="23" w16cid:durableId="1690330345">
-    <w:abstractNumId w:val="19"/>
+    <w:abstractNumId w:val="27"/>
   </w:num>
   <w:num w:numId="24" w16cid:durableId="1042755163">
-    <w:abstractNumId w:val="21"/>
+    <w:abstractNumId w:val="29"/>
   </w:num>
   <w:num w:numId="25" w16cid:durableId="1000232296">
     <w:abstractNumId w:val="4"/>
   </w:num>
   <w:num w:numId="26" w16cid:durableId="1590116414">
+    <w:abstractNumId w:val="24"/>
+  </w:num>
+  <w:num w:numId="27" w16cid:durableId="1593049221">
+    <w:abstractNumId w:val="31"/>
+  </w:num>
+  <w:num w:numId="28" w16cid:durableId="1545290310">
+    <w:abstractNumId w:val="7"/>
+  </w:num>
+  <w:num w:numId="29" w16cid:durableId="50810365">
+    <w:abstractNumId w:val="9"/>
+  </w:num>
+  <w:num w:numId="30" w16cid:durableId="1463840104">
+    <w:abstractNumId w:val="13"/>
+    <w:lvlOverride w:ilvl="0"/>
+    <w:lvlOverride w:ilvl="1"/>
+    <w:lvlOverride w:ilvl="2">
+      <w:startOverride w:val="1"/>
+    </w:lvlOverride>
+    <w:lvlOverride w:ilvl="3">
+      <w:startOverride w:val="1"/>
+    </w:lvlOverride>
+    <w:lvlOverride w:ilvl="4">
+      <w:startOverride w:val="1"/>
+    </w:lvlOverride>
+    <w:lvlOverride w:ilvl="5">
+      <w:startOverride w:val="1"/>
+    </w:lvlOverride>
+    <w:lvlOverride w:ilvl="6">
+      <w:startOverride w:val="1"/>
+    </w:lvlOverride>
+    <w:lvlOverride w:ilvl="7">
+      <w:startOverride w:val="1"/>
+    </w:lvlOverride>
+    <w:lvlOverride w:ilvl="8">
+      <w:startOverride w:val="1"/>
+    </w:lvlOverride>
+  </w:num>
+  <w:num w:numId="31" w16cid:durableId="100076013">
+    <w:abstractNumId w:val="8"/>
+  </w:num>
+  <w:num w:numId="32" w16cid:durableId="614481386">
+    <w:abstractNumId w:val="19"/>
+  </w:num>
+  <w:num w:numId="33" w16cid:durableId="1001156005">
+    <w:abstractNumId w:val="35"/>
+  </w:num>
+  <w:num w:numId="34" w16cid:durableId="965546856">
     <w:abstractNumId w:val="16"/>
+  </w:num>
+  <w:num w:numId="35" w16cid:durableId="697392055">
+    <w:abstractNumId w:val="23"/>
+  </w:num>
+  <w:num w:numId="36" w16cid:durableId="683827998">
+    <w:abstractNumId w:val="17"/>
   </w:num>
 </w:numbering>
 </file>
@@ -7111,6 +11158,7 @@
   <w:style w:type="paragraph" w:default="1" w:styleId="Normal">
     <w:name w:val="Normal"/>
     <w:qFormat/>
+    <w:rsid w:val="00F2643B"/>
   </w:style>
   <w:style w:type="paragraph" w:styleId="Titre1">
     <w:name w:val="heading 1"/>
@@ -7183,7 +11231,6 @@
     <w:next w:val="Normal"/>
     <w:link w:val="Titre4Car"/>
     <w:uiPriority w:val="9"/>
-    <w:semiHidden/>
     <w:unhideWhenUsed/>
     <w:qFormat/>
     <w:rsid w:val="004F0FB1"/>
@@ -7379,7 +11426,6 @@
     <w:basedOn w:val="Policepardfaut"/>
     <w:link w:val="Titre4"/>
     <w:uiPriority w:val="9"/>
-    <w:semiHidden/>
     <w:rsid w:val="004F0FB1"/>
     <w:rPr>
       <w:rFonts w:eastAsiaTheme="majorEastAsia" w:cstheme="majorBidi"/>
@@ -7723,6 +11769,69 @@
       <w:u w:val="single"/>
     </w:rPr>
   </w:style>
+  <w:style w:type="paragraph" w:styleId="NormalWeb">
+    <w:name w:val="Normal (Web)"/>
+    <w:basedOn w:val="Normal"/>
+    <w:uiPriority w:val="99"/>
+    <w:unhideWhenUsed/>
+    <w:rsid w:val="00F2643B"/>
+    <w:pPr>
+      <w:spacing w:before="100" w:beforeAutospacing="1" w:after="100" w:afterAutospacing="1" w:line="240" w:lineRule="auto"/>
+    </w:pPr>
+    <w:rPr>
+      <w:rFonts w:ascii="Times New Roman" w:eastAsia="Times New Roman" w:hAnsi="Times New Roman" w:cs="Times New Roman"/>
+      <w:kern w:val="0"/>
+      <w:lang w:eastAsia="fr-FR"/>
+      <w14:ligatures w14:val="none"/>
+    </w:rPr>
+  </w:style>
+  <w:style w:type="character" w:styleId="lev">
+    <w:name w:val="Strong"/>
+    <w:basedOn w:val="Policepardfaut"/>
+    <w:uiPriority w:val="22"/>
+    <w:qFormat/>
+    <w:rsid w:val="00F2643B"/>
+    <w:rPr>
+      <w:b/>
+      <w:bCs/>
+    </w:rPr>
+  </w:style>
+  <w:style w:type="character" w:customStyle="1" w:styleId="FossusCar">
+    <w:name w:val="Fossus Car"/>
+    <w:basedOn w:val="Policepardfaut"/>
+    <w:link w:val="Fossus"/>
+    <w:locked/>
+    <w:rsid w:val="00644BCE"/>
+    <w:rPr>
+      <w:rFonts w:ascii="Arial Nova Light" w:hAnsi="Arial Nova Light"/>
+    </w:rPr>
+  </w:style>
+  <w:style w:type="paragraph" w:customStyle="1" w:styleId="Fossus">
+    <w:name w:val="Fossus"/>
+    <w:basedOn w:val="Normal"/>
+    <w:link w:val="FossusCar"/>
+    <w:qFormat/>
+    <w:rsid w:val="00644BCE"/>
+    <w:pPr>
+      <w:spacing w:line="256" w:lineRule="auto"/>
+    </w:pPr>
+    <w:rPr>
+      <w:rFonts w:ascii="Arial Nova Light" w:hAnsi="Arial Nova Light"/>
+    </w:rPr>
+  </w:style>
+  <w:style w:type="paragraph" w:styleId="TM3">
+    <w:name w:val="toc 3"/>
+    <w:basedOn w:val="Normal"/>
+    <w:next w:val="Normal"/>
+    <w:autoRedefine/>
+    <w:uiPriority w:val="39"/>
+    <w:unhideWhenUsed/>
+    <w:rsid w:val="00644BCE"/>
+    <w:pPr>
+      <w:spacing w:after="100"/>
+      <w:ind w:left="480"/>
+    </w:pPr>
+  </w:style>
 </w:styles>
 </file>
 
